--- a/docs/12-final-report/Пояснительная_записка_Алдабаева.docx
+++ b/docs/12-final-report/Пояснительная_записка_Алдабаева.docx
@@ -1413,33 +1413,24 @@
           <w:szCs w:val="28"/>
           <w:lang w:eastAsia="ru-RU"/>
         </w:rPr>
-      </w:pPr>
-      <w:r>
-        <w:rPr>
-          <w:rFonts w:ascii="Times New Roman" w:eastAsia="Times New Roman" w:hAnsi="Times New Roman" w:cs="Times New Roman"/>
-          <w:sz w:val="28"/>
-          <w:szCs w:val="28"/>
-          <w:lang w:eastAsia="ru-RU"/>
-        </w:rPr>
-        <w:t>Ставрополь, 2026 г.</w:t>
-      </w:r>
-    </w:p>
-    <w:p>
-      <w:pPr>
-        <w:spacing w:after="0"/>
-        <w:rPr>
-          <w:rFonts w:ascii="Times New Roman" w:hAnsi="Times New Roman" w:cs="Times New Roman"/>
-          <w:b/>
-          <w:iCs/>
-          <w:sz w:val="24"/>
-          <w:szCs w:val="24"/>
-        </w:rPr>
         <w:sectPr>
+          <w:footerReference w:type="default" r:id="rId7"/>
           <w:pgSz w:w="11906" w:h="16838"/>
           <w:pgMar w:top="1134" w:right="567" w:bottom="1134" w:left="1701" w:header="709" w:footer="709" w:gutter="0"/>
           <w:cols w:space="720"/>
+          <w:titlePg/>
+          <w:docGrid w:linePitch="299"/>
         </w:sectPr>
       </w:pPr>
+      <w:r>
+        <w:rPr>
+          <w:rFonts w:ascii="Times New Roman" w:eastAsia="Times New Roman" w:hAnsi="Times New Roman" w:cs="Times New Roman"/>
+          <w:sz w:val="28"/>
+          <w:szCs w:val="28"/>
+          <w:lang w:eastAsia="ru-RU"/>
+        </w:rPr>
+        <w:t>Ставрополь, 2026 г.</w:t>
+      </w:r>
     </w:p>
     <w:sdt>
       <w:sdtPr>
@@ -1457,6 +1448,12 @@
           <w:docPartUnique/>
         </w:docPartObj>
       </w:sdtPr>
+      <w:sdtEndPr>
+        <w:rPr>
+          <w:sz w:val="16"/>
+          <w:szCs w:val="16"/>
+        </w:rPr>
+      </w:sdtEndPr>
       <w:sdtContent>
         <w:p>
           <w:pPr>
@@ -1485,8 +1482,6 @@
             <w:pStyle w:val="11"/>
             <w:rPr>
               <w:rFonts w:asciiTheme="minorHAnsi" w:eastAsiaTheme="minorEastAsia" w:hAnsiTheme="minorHAnsi" w:cstheme="minorBidi"/>
-              <w:sz w:val="22"/>
-              <w:szCs w:val="22"/>
               <w:lang w:eastAsia="ru-RU"/>
             </w:rPr>
           </w:pPr>
@@ -1554,8 +1549,6 @@
             <w:pStyle w:val="11"/>
             <w:rPr>
               <w:rFonts w:asciiTheme="minorHAnsi" w:eastAsiaTheme="minorEastAsia" w:hAnsiTheme="minorHAnsi" w:cstheme="minorBidi"/>
-              <w:sz w:val="22"/>
-              <w:szCs w:val="22"/>
               <w:lang w:eastAsia="ru-RU"/>
             </w:rPr>
           </w:pPr>
@@ -1615,6 +1608,8 @@
             <w:rPr>
               <w:rFonts w:eastAsiaTheme="minorEastAsia"/>
               <w:noProof/>
+              <w:sz w:val="28"/>
+              <w:szCs w:val="28"/>
               <w:lang w:eastAsia="ru-RU"/>
             </w:rPr>
           </w:pPr>
@@ -1624,6 +1619,8 @@
                 <w:rStyle w:val="a3"/>
                 <w:rFonts w:ascii="Times New Roman" w:hAnsi="Times New Roman" w:cs="Times New Roman"/>
                 <w:noProof/>
+                <w:sz w:val="28"/>
+                <w:szCs w:val="28"/>
               </w:rPr>
               <w:t>1.1. Описание предметной области</w:t>
             </w:r>
@@ -1631,6 +1628,8 @@
               <w:rPr>
                 <w:noProof/>
                 <w:webHidden/>
+                <w:sz w:val="28"/>
+                <w:szCs w:val="28"/>
               </w:rPr>
               <w:tab/>
             </w:r>
@@ -1638,6 +1637,8 @@
               <w:rPr>
                 <w:noProof/>
                 <w:webHidden/>
+                <w:sz w:val="28"/>
+                <w:szCs w:val="28"/>
               </w:rPr>
               <w:fldChar w:fldCharType="begin"/>
             </w:r>
@@ -1645,6 +1646,8 @@
               <w:rPr>
                 <w:noProof/>
                 <w:webHidden/>
+                <w:sz w:val="28"/>
+                <w:szCs w:val="28"/>
               </w:rPr>
               <w:instrText xml:space="preserve"> PAGEREF _Toc231290081 \h </w:instrText>
             </w:r>
@@ -1652,12 +1655,16 @@
               <w:rPr>
                 <w:noProof/>
                 <w:webHidden/>
-              </w:rPr>
-            </w:r>
-            <w:r>
-              <w:rPr>
-                <w:noProof/>
-                <w:webHidden/>
+                <w:sz w:val="28"/>
+                <w:szCs w:val="28"/>
+              </w:rPr>
+            </w:r>
+            <w:r>
+              <w:rPr>
+                <w:noProof/>
+                <w:webHidden/>
+                <w:sz w:val="28"/>
+                <w:szCs w:val="28"/>
               </w:rPr>
               <w:fldChar w:fldCharType="separate"/>
             </w:r>
@@ -1665,6 +1672,8 @@
               <w:rPr>
                 <w:noProof/>
                 <w:webHidden/>
+                <w:sz w:val="28"/>
+                <w:szCs w:val="28"/>
               </w:rPr>
               <w:t>6</w:t>
             </w:r>
@@ -1672,6 +1681,8 @@
               <w:rPr>
                 <w:noProof/>
                 <w:webHidden/>
+                <w:sz w:val="28"/>
+                <w:szCs w:val="28"/>
               </w:rPr>
               <w:fldChar w:fldCharType="end"/>
             </w:r>
@@ -1683,6 +1694,8 @@
             <w:rPr>
               <w:rFonts w:eastAsiaTheme="minorEastAsia"/>
               <w:noProof/>
+              <w:sz w:val="28"/>
+              <w:szCs w:val="28"/>
               <w:lang w:eastAsia="ru-RU"/>
             </w:rPr>
           </w:pPr>
@@ -1692,6 +1705,8 @@
                 <w:rStyle w:val="a3"/>
                 <w:rFonts w:ascii="Times New Roman" w:hAnsi="Times New Roman" w:cs="Times New Roman"/>
                 <w:noProof/>
+                <w:sz w:val="28"/>
+                <w:szCs w:val="28"/>
               </w:rPr>
               <w:t>1.2. Анализ бизнес-процессов (IDEF0)</w:t>
             </w:r>
@@ -1699,6 +1714,8 @@
               <w:rPr>
                 <w:noProof/>
                 <w:webHidden/>
+                <w:sz w:val="28"/>
+                <w:szCs w:val="28"/>
               </w:rPr>
               <w:tab/>
             </w:r>
@@ -1706,6 +1723,8 @@
               <w:rPr>
                 <w:noProof/>
                 <w:webHidden/>
+                <w:sz w:val="28"/>
+                <w:szCs w:val="28"/>
               </w:rPr>
               <w:fldChar w:fldCharType="begin"/>
             </w:r>
@@ -1713,6 +1732,8 @@
               <w:rPr>
                 <w:noProof/>
                 <w:webHidden/>
+                <w:sz w:val="28"/>
+                <w:szCs w:val="28"/>
               </w:rPr>
               <w:instrText xml:space="preserve"> PAGEREF _Toc231290082 \h </w:instrText>
             </w:r>
@@ -1720,12 +1741,16 @@
               <w:rPr>
                 <w:noProof/>
                 <w:webHidden/>
-              </w:rPr>
-            </w:r>
-            <w:r>
-              <w:rPr>
-                <w:noProof/>
-                <w:webHidden/>
+                <w:sz w:val="28"/>
+                <w:szCs w:val="28"/>
+              </w:rPr>
+            </w:r>
+            <w:r>
+              <w:rPr>
+                <w:noProof/>
+                <w:webHidden/>
+                <w:sz w:val="28"/>
+                <w:szCs w:val="28"/>
               </w:rPr>
               <w:fldChar w:fldCharType="separate"/>
             </w:r>
@@ -1733,6 +1758,8 @@
               <w:rPr>
                 <w:noProof/>
                 <w:webHidden/>
+                <w:sz w:val="28"/>
+                <w:szCs w:val="28"/>
               </w:rPr>
               <w:t>6</w:t>
             </w:r>
@@ -1740,6 +1767,8 @@
               <w:rPr>
                 <w:noProof/>
                 <w:webHidden/>
+                <w:sz w:val="28"/>
+                <w:szCs w:val="28"/>
               </w:rPr>
               <w:fldChar w:fldCharType="end"/>
             </w:r>
@@ -1751,6 +1780,8 @@
             <w:rPr>
               <w:rFonts w:eastAsiaTheme="minorEastAsia"/>
               <w:noProof/>
+              <w:sz w:val="28"/>
+              <w:szCs w:val="28"/>
               <w:lang w:eastAsia="ru-RU"/>
             </w:rPr>
           </w:pPr>
@@ -1760,6 +1791,8 @@
                 <w:rStyle w:val="a3"/>
                 <w:rFonts w:ascii="Times New Roman" w:hAnsi="Times New Roman" w:cs="Times New Roman"/>
                 <w:noProof/>
+                <w:sz w:val="28"/>
+                <w:szCs w:val="28"/>
               </w:rPr>
               <w:t>1.3. SWOT-анализ текущего состояния</w:t>
             </w:r>
@@ -1767,6 +1800,8 @@
               <w:rPr>
                 <w:noProof/>
                 <w:webHidden/>
+                <w:sz w:val="28"/>
+                <w:szCs w:val="28"/>
               </w:rPr>
               <w:tab/>
             </w:r>
@@ -1774,6 +1809,8 @@
               <w:rPr>
                 <w:noProof/>
                 <w:webHidden/>
+                <w:sz w:val="28"/>
+                <w:szCs w:val="28"/>
               </w:rPr>
               <w:fldChar w:fldCharType="begin"/>
             </w:r>
@@ -1781,6 +1818,8 @@
               <w:rPr>
                 <w:noProof/>
                 <w:webHidden/>
+                <w:sz w:val="28"/>
+                <w:szCs w:val="28"/>
               </w:rPr>
               <w:instrText xml:space="preserve"> PAGEREF _Toc231290083 \h </w:instrText>
             </w:r>
@@ -1788,12 +1827,16 @@
               <w:rPr>
                 <w:noProof/>
                 <w:webHidden/>
-              </w:rPr>
-            </w:r>
-            <w:r>
-              <w:rPr>
-                <w:noProof/>
-                <w:webHidden/>
+                <w:sz w:val="28"/>
+                <w:szCs w:val="28"/>
+              </w:rPr>
+            </w:r>
+            <w:r>
+              <w:rPr>
+                <w:noProof/>
+                <w:webHidden/>
+                <w:sz w:val="28"/>
+                <w:szCs w:val="28"/>
               </w:rPr>
               <w:fldChar w:fldCharType="separate"/>
             </w:r>
@@ -1801,6 +1844,8 @@
               <w:rPr>
                 <w:noProof/>
                 <w:webHidden/>
+                <w:sz w:val="28"/>
+                <w:szCs w:val="28"/>
               </w:rPr>
               <w:t>7</w:t>
             </w:r>
@@ -1808,6 +1853,8 @@
               <w:rPr>
                 <w:noProof/>
                 <w:webHidden/>
+                <w:sz w:val="28"/>
+                <w:szCs w:val="28"/>
               </w:rPr>
               <w:fldChar w:fldCharType="end"/>
             </w:r>
@@ -1819,6 +1866,8 @@
             <w:rPr>
               <w:rFonts w:eastAsiaTheme="minorEastAsia"/>
               <w:noProof/>
+              <w:sz w:val="28"/>
+              <w:szCs w:val="28"/>
               <w:lang w:eastAsia="ru-RU"/>
             </w:rPr>
           </w:pPr>
@@ -1828,6 +1877,8 @@
                 <w:rStyle w:val="a3"/>
                 <w:rFonts w:ascii="Times New Roman" w:hAnsi="Times New Roman" w:cs="Times New Roman"/>
                 <w:noProof/>
+                <w:sz w:val="28"/>
+                <w:szCs w:val="28"/>
               </w:rPr>
               <w:t>1.4. Анализ аналогов и конкурентов</w:t>
             </w:r>
@@ -1835,6 +1886,8 @@
               <w:rPr>
                 <w:noProof/>
                 <w:webHidden/>
+                <w:sz w:val="28"/>
+                <w:szCs w:val="28"/>
               </w:rPr>
               <w:tab/>
             </w:r>
@@ -1842,6 +1895,8 @@
               <w:rPr>
                 <w:noProof/>
                 <w:webHidden/>
+                <w:sz w:val="28"/>
+                <w:szCs w:val="28"/>
               </w:rPr>
               <w:fldChar w:fldCharType="begin"/>
             </w:r>
@@ -1849,6 +1904,8 @@
               <w:rPr>
                 <w:noProof/>
                 <w:webHidden/>
+                <w:sz w:val="28"/>
+                <w:szCs w:val="28"/>
               </w:rPr>
               <w:instrText xml:space="preserve"> PAGEREF _Toc231290084 \h </w:instrText>
             </w:r>
@@ -1856,12 +1913,16 @@
               <w:rPr>
                 <w:noProof/>
                 <w:webHidden/>
-              </w:rPr>
-            </w:r>
-            <w:r>
-              <w:rPr>
-                <w:noProof/>
-                <w:webHidden/>
+                <w:sz w:val="28"/>
+                <w:szCs w:val="28"/>
+              </w:rPr>
+            </w:r>
+            <w:r>
+              <w:rPr>
+                <w:noProof/>
+                <w:webHidden/>
+                <w:sz w:val="28"/>
+                <w:szCs w:val="28"/>
               </w:rPr>
               <w:fldChar w:fldCharType="separate"/>
             </w:r>
@@ -1869,6 +1930,8 @@
               <w:rPr>
                 <w:noProof/>
                 <w:webHidden/>
+                <w:sz w:val="28"/>
+                <w:szCs w:val="28"/>
               </w:rPr>
               <w:t>7</w:t>
             </w:r>
@@ -1876,6 +1939,8 @@
               <w:rPr>
                 <w:noProof/>
                 <w:webHidden/>
+                <w:sz w:val="28"/>
+                <w:szCs w:val="28"/>
               </w:rPr>
               <w:fldChar w:fldCharType="end"/>
             </w:r>
@@ -1887,6 +1952,8 @@
             <w:rPr>
               <w:rFonts w:eastAsiaTheme="minorEastAsia"/>
               <w:noProof/>
+              <w:sz w:val="28"/>
+              <w:szCs w:val="28"/>
               <w:lang w:eastAsia="ru-RU"/>
             </w:rPr>
           </w:pPr>
@@ -1896,6 +1963,8 @@
                 <w:rStyle w:val="a3"/>
                 <w:rFonts w:ascii="Times New Roman" w:hAnsi="Times New Roman" w:cs="Times New Roman"/>
                 <w:noProof/>
+                <w:sz w:val="28"/>
+                <w:szCs w:val="28"/>
               </w:rPr>
               <w:t>1.5. Обоснование необходимости разработки</w:t>
             </w:r>
@@ -1903,6 +1972,8 @@
               <w:rPr>
                 <w:noProof/>
                 <w:webHidden/>
+                <w:sz w:val="28"/>
+                <w:szCs w:val="28"/>
               </w:rPr>
               <w:tab/>
             </w:r>
@@ -1910,6 +1981,8 @@
               <w:rPr>
                 <w:noProof/>
                 <w:webHidden/>
+                <w:sz w:val="28"/>
+                <w:szCs w:val="28"/>
               </w:rPr>
               <w:fldChar w:fldCharType="begin"/>
             </w:r>
@@ -1917,6 +1990,8 @@
               <w:rPr>
                 <w:noProof/>
                 <w:webHidden/>
+                <w:sz w:val="28"/>
+                <w:szCs w:val="28"/>
               </w:rPr>
               <w:instrText xml:space="preserve"> PAGEREF _Toc231290085 \h </w:instrText>
             </w:r>
@@ -1924,12 +1999,16 @@
               <w:rPr>
                 <w:noProof/>
                 <w:webHidden/>
-              </w:rPr>
-            </w:r>
-            <w:r>
-              <w:rPr>
-                <w:noProof/>
-                <w:webHidden/>
+                <w:sz w:val="28"/>
+                <w:szCs w:val="28"/>
+              </w:rPr>
+            </w:r>
+            <w:r>
+              <w:rPr>
+                <w:noProof/>
+                <w:webHidden/>
+                <w:sz w:val="28"/>
+                <w:szCs w:val="28"/>
               </w:rPr>
               <w:fldChar w:fldCharType="separate"/>
             </w:r>
@@ -1937,6 +2016,8 @@
               <w:rPr>
                 <w:noProof/>
                 <w:webHidden/>
+                <w:sz w:val="28"/>
+                <w:szCs w:val="28"/>
               </w:rPr>
               <w:t>7</w:t>
             </w:r>
@@ -1944,6 +2025,8 @@
               <w:rPr>
                 <w:noProof/>
                 <w:webHidden/>
+                <w:sz w:val="28"/>
+                <w:szCs w:val="28"/>
               </w:rPr>
               <w:fldChar w:fldCharType="end"/>
             </w:r>
@@ -1955,6 +2038,8 @@
             <w:rPr>
               <w:rFonts w:eastAsiaTheme="minorEastAsia"/>
               <w:noProof/>
+              <w:sz w:val="28"/>
+              <w:szCs w:val="28"/>
               <w:lang w:eastAsia="ru-RU"/>
             </w:rPr>
           </w:pPr>
@@ -1964,6 +2049,8 @@
                 <w:rStyle w:val="a3"/>
                 <w:rFonts w:ascii="Times New Roman" w:hAnsi="Times New Roman" w:cs="Times New Roman"/>
                 <w:noProof/>
+                <w:sz w:val="28"/>
+                <w:szCs w:val="28"/>
               </w:rPr>
               <w:t>1.6. Экономическое обоснование (ROI)</w:t>
             </w:r>
@@ -1971,6 +2058,8 @@
               <w:rPr>
                 <w:noProof/>
                 <w:webHidden/>
+                <w:sz w:val="28"/>
+                <w:szCs w:val="28"/>
               </w:rPr>
               <w:tab/>
             </w:r>
@@ -1978,6 +2067,8 @@
               <w:rPr>
                 <w:noProof/>
                 <w:webHidden/>
+                <w:sz w:val="28"/>
+                <w:szCs w:val="28"/>
               </w:rPr>
               <w:fldChar w:fldCharType="begin"/>
             </w:r>
@@ -1985,6 +2076,8 @@
               <w:rPr>
                 <w:noProof/>
                 <w:webHidden/>
+                <w:sz w:val="28"/>
+                <w:szCs w:val="28"/>
               </w:rPr>
               <w:instrText xml:space="preserve"> PAGEREF _Toc231290086 \h </w:instrText>
             </w:r>
@@ -1992,12 +2085,16 @@
               <w:rPr>
                 <w:noProof/>
                 <w:webHidden/>
-              </w:rPr>
-            </w:r>
-            <w:r>
-              <w:rPr>
-                <w:noProof/>
-                <w:webHidden/>
+                <w:sz w:val="28"/>
+                <w:szCs w:val="28"/>
+              </w:rPr>
+            </w:r>
+            <w:r>
+              <w:rPr>
+                <w:noProof/>
+                <w:webHidden/>
+                <w:sz w:val="28"/>
+                <w:szCs w:val="28"/>
               </w:rPr>
               <w:fldChar w:fldCharType="separate"/>
             </w:r>
@@ -2005,6 +2102,8 @@
               <w:rPr>
                 <w:noProof/>
                 <w:webHidden/>
+                <w:sz w:val="28"/>
+                <w:szCs w:val="28"/>
               </w:rPr>
               <w:t>8</w:t>
             </w:r>
@@ -2012,6 +2111,8 @@
               <w:rPr>
                 <w:noProof/>
                 <w:webHidden/>
+                <w:sz w:val="28"/>
+                <w:szCs w:val="28"/>
               </w:rPr>
               <w:fldChar w:fldCharType="end"/>
             </w:r>
@@ -2022,8 +2123,6 @@
             <w:pStyle w:val="11"/>
             <w:rPr>
               <w:rFonts w:asciiTheme="minorHAnsi" w:eastAsiaTheme="minorEastAsia" w:hAnsiTheme="minorHAnsi" w:cstheme="minorBidi"/>
-              <w:sz w:val="22"/>
-              <w:szCs w:val="22"/>
               <w:lang w:eastAsia="ru-RU"/>
             </w:rPr>
           </w:pPr>
@@ -2083,6 +2182,8 @@
             <w:rPr>
               <w:rFonts w:eastAsiaTheme="minorEastAsia"/>
               <w:noProof/>
+              <w:sz w:val="28"/>
+              <w:szCs w:val="28"/>
               <w:lang w:eastAsia="ru-RU"/>
             </w:rPr>
           </w:pPr>
@@ -2092,6 +2193,8 @@
                 <w:rStyle w:val="a3"/>
                 <w:rFonts w:ascii="Times New Roman" w:hAnsi="Times New Roman" w:cs="Times New Roman"/>
                 <w:noProof/>
+                <w:sz w:val="28"/>
+                <w:szCs w:val="28"/>
               </w:rPr>
               <w:t>2.1. Модель требований к ПО</w:t>
             </w:r>
@@ -2099,6 +2202,8 @@
               <w:rPr>
                 <w:noProof/>
                 <w:webHidden/>
+                <w:sz w:val="28"/>
+                <w:szCs w:val="28"/>
               </w:rPr>
               <w:tab/>
             </w:r>
@@ -2106,6 +2211,8 @@
               <w:rPr>
                 <w:noProof/>
                 <w:webHidden/>
+                <w:sz w:val="28"/>
+                <w:szCs w:val="28"/>
               </w:rPr>
               <w:fldChar w:fldCharType="begin"/>
             </w:r>
@@ -2113,6 +2220,8 @@
               <w:rPr>
                 <w:noProof/>
                 <w:webHidden/>
+                <w:sz w:val="28"/>
+                <w:szCs w:val="28"/>
               </w:rPr>
               <w:instrText xml:space="preserve"> PAGEREF _Toc231290088 \h </w:instrText>
             </w:r>
@@ -2120,12 +2229,16 @@
               <w:rPr>
                 <w:noProof/>
                 <w:webHidden/>
-              </w:rPr>
-            </w:r>
-            <w:r>
-              <w:rPr>
-                <w:noProof/>
-                <w:webHidden/>
+                <w:sz w:val="28"/>
+                <w:szCs w:val="28"/>
+              </w:rPr>
+            </w:r>
+            <w:r>
+              <w:rPr>
+                <w:noProof/>
+                <w:webHidden/>
+                <w:sz w:val="28"/>
+                <w:szCs w:val="28"/>
               </w:rPr>
               <w:fldChar w:fldCharType="separate"/>
             </w:r>
@@ -2133,6 +2246,8 @@
               <w:rPr>
                 <w:noProof/>
                 <w:webHidden/>
+                <w:sz w:val="28"/>
+                <w:szCs w:val="28"/>
               </w:rPr>
               <w:t>8</w:t>
             </w:r>
@@ -2140,6 +2255,8 @@
               <w:rPr>
                 <w:noProof/>
                 <w:webHidden/>
+                <w:sz w:val="28"/>
+                <w:szCs w:val="28"/>
               </w:rPr>
               <w:fldChar w:fldCharType="end"/>
             </w:r>
@@ -2154,6 +2271,8 @@
             <w:rPr>
               <w:rFonts w:eastAsiaTheme="minorEastAsia"/>
               <w:noProof/>
+              <w:sz w:val="28"/>
+              <w:szCs w:val="28"/>
               <w:lang w:eastAsia="ru-RU"/>
             </w:rPr>
           </w:pPr>
@@ -2163,6 +2282,8 @@
                 <w:rStyle w:val="a3"/>
                 <w:rFonts w:ascii="Times New Roman" w:hAnsi="Times New Roman" w:cs="Times New Roman"/>
                 <w:noProof/>
+                <w:sz w:val="28"/>
+                <w:szCs w:val="28"/>
               </w:rPr>
               <w:t>2.1.1. Use Case диаграмма</w:t>
             </w:r>
@@ -2170,6 +2291,8 @@
               <w:rPr>
                 <w:noProof/>
                 <w:webHidden/>
+                <w:sz w:val="28"/>
+                <w:szCs w:val="28"/>
               </w:rPr>
               <w:tab/>
             </w:r>
@@ -2177,6 +2300,8 @@
               <w:rPr>
                 <w:noProof/>
                 <w:webHidden/>
+                <w:sz w:val="28"/>
+                <w:szCs w:val="28"/>
               </w:rPr>
               <w:fldChar w:fldCharType="begin"/>
             </w:r>
@@ -2184,6 +2309,8 @@
               <w:rPr>
                 <w:noProof/>
                 <w:webHidden/>
+                <w:sz w:val="28"/>
+                <w:szCs w:val="28"/>
               </w:rPr>
               <w:instrText xml:space="preserve"> PAGEREF _Toc231290089 \h </w:instrText>
             </w:r>
@@ -2191,12 +2318,16 @@
               <w:rPr>
                 <w:noProof/>
                 <w:webHidden/>
-              </w:rPr>
-            </w:r>
-            <w:r>
-              <w:rPr>
-                <w:noProof/>
-                <w:webHidden/>
+                <w:sz w:val="28"/>
+                <w:szCs w:val="28"/>
+              </w:rPr>
+            </w:r>
+            <w:r>
+              <w:rPr>
+                <w:noProof/>
+                <w:webHidden/>
+                <w:sz w:val="28"/>
+                <w:szCs w:val="28"/>
               </w:rPr>
               <w:fldChar w:fldCharType="separate"/>
             </w:r>
@@ -2204,6 +2335,8 @@
               <w:rPr>
                 <w:noProof/>
                 <w:webHidden/>
+                <w:sz w:val="28"/>
+                <w:szCs w:val="28"/>
               </w:rPr>
               <w:t>8</w:t>
             </w:r>
@@ -2211,6 +2344,8 @@
               <w:rPr>
                 <w:noProof/>
                 <w:webHidden/>
+                <w:sz w:val="28"/>
+                <w:szCs w:val="28"/>
               </w:rPr>
               <w:fldChar w:fldCharType="end"/>
             </w:r>
@@ -2225,6 +2360,8 @@
             <w:rPr>
               <w:rFonts w:eastAsiaTheme="minorEastAsia"/>
               <w:noProof/>
+              <w:sz w:val="28"/>
+              <w:szCs w:val="28"/>
               <w:lang w:eastAsia="ru-RU"/>
             </w:rPr>
           </w:pPr>
@@ -2234,6 +2371,8 @@
                 <w:rStyle w:val="a3"/>
                 <w:rFonts w:ascii="Times New Roman" w:hAnsi="Times New Roman" w:cs="Times New Roman"/>
                 <w:noProof/>
+                <w:sz w:val="28"/>
+                <w:szCs w:val="28"/>
                 <w:lang w:val="en-US"/>
               </w:rPr>
               <w:t xml:space="preserve">2.1.2. </w:t>
@@ -2243,6 +2382,8 @@
                 <w:rStyle w:val="a3"/>
                 <w:rFonts w:ascii="Times New Roman" w:hAnsi="Times New Roman" w:cs="Times New Roman"/>
                 <w:noProof/>
+                <w:sz w:val="28"/>
+                <w:szCs w:val="28"/>
               </w:rPr>
               <w:t>Спецификация прецедентов</w:t>
             </w:r>
@@ -2250,6 +2391,8 @@
               <w:rPr>
                 <w:noProof/>
                 <w:webHidden/>
+                <w:sz w:val="28"/>
+                <w:szCs w:val="28"/>
               </w:rPr>
               <w:tab/>
             </w:r>
@@ -2257,6 +2400,8 @@
               <w:rPr>
                 <w:noProof/>
                 <w:webHidden/>
+                <w:sz w:val="28"/>
+                <w:szCs w:val="28"/>
               </w:rPr>
               <w:fldChar w:fldCharType="begin"/>
             </w:r>
@@ -2264,6 +2409,8 @@
               <w:rPr>
                 <w:noProof/>
                 <w:webHidden/>
+                <w:sz w:val="28"/>
+                <w:szCs w:val="28"/>
               </w:rPr>
               <w:instrText xml:space="preserve"> PAGEREF _Toc231290090 \h </w:instrText>
             </w:r>
@@ -2271,12 +2418,16 @@
               <w:rPr>
                 <w:noProof/>
                 <w:webHidden/>
-              </w:rPr>
-            </w:r>
-            <w:r>
-              <w:rPr>
-                <w:noProof/>
-                <w:webHidden/>
+                <w:sz w:val="28"/>
+                <w:szCs w:val="28"/>
+              </w:rPr>
+            </w:r>
+            <w:r>
+              <w:rPr>
+                <w:noProof/>
+                <w:webHidden/>
+                <w:sz w:val="28"/>
+                <w:szCs w:val="28"/>
               </w:rPr>
               <w:fldChar w:fldCharType="separate"/>
             </w:r>
@@ -2284,6 +2435,8 @@
               <w:rPr>
                 <w:noProof/>
                 <w:webHidden/>
+                <w:sz w:val="28"/>
+                <w:szCs w:val="28"/>
               </w:rPr>
               <w:t>9</w:t>
             </w:r>
@@ -2291,6 +2444,8 @@
               <w:rPr>
                 <w:noProof/>
                 <w:webHidden/>
+                <w:sz w:val="28"/>
+                <w:szCs w:val="28"/>
               </w:rPr>
               <w:fldChar w:fldCharType="end"/>
             </w:r>
@@ -2305,6 +2460,8 @@
             <w:rPr>
               <w:rFonts w:eastAsiaTheme="minorEastAsia"/>
               <w:noProof/>
+              <w:sz w:val="28"/>
+              <w:szCs w:val="28"/>
               <w:lang w:eastAsia="ru-RU"/>
             </w:rPr>
           </w:pPr>
@@ -2314,6 +2471,8 @@
                 <w:rStyle w:val="a3"/>
                 <w:rFonts w:ascii="Times New Roman" w:hAnsi="Times New Roman" w:cs="Times New Roman"/>
                 <w:noProof/>
+                <w:sz w:val="28"/>
+                <w:szCs w:val="28"/>
               </w:rPr>
               <w:t>2.1.3. Глоссарий терминов</w:t>
             </w:r>
@@ -2321,6 +2480,8 @@
               <w:rPr>
                 <w:noProof/>
                 <w:webHidden/>
+                <w:sz w:val="28"/>
+                <w:szCs w:val="28"/>
               </w:rPr>
               <w:tab/>
             </w:r>
@@ -2328,6 +2489,8 @@
               <w:rPr>
                 <w:noProof/>
                 <w:webHidden/>
+                <w:sz w:val="28"/>
+                <w:szCs w:val="28"/>
               </w:rPr>
               <w:fldChar w:fldCharType="begin"/>
             </w:r>
@@ -2335,6 +2498,8 @@
               <w:rPr>
                 <w:noProof/>
                 <w:webHidden/>
+                <w:sz w:val="28"/>
+                <w:szCs w:val="28"/>
               </w:rPr>
               <w:instrText xml:space="preserve"> PAGEREF _Toc231290091 \h </w:instrText>
             </w:r>
@@ -2342,12 +2507,16 @@
               <w:rPr>
                 <w:noProof/>
                 <w:webHidden/>
-              </w:rPr>
-            </w:r>
-            <w:r>
-              <w:rPr>
-                <w:noProof/>
-                <w:webHidden/>
+                <w:sz w:val="28"/>
+                <w:szCs w:val="28"/>
+              </w:rPr>
+            </w:r>
+            <w:r>
+              <w:rPr>
+                <w:noProof/>
+                <w:webHidden/>
+                <w:sz w:val="28"/>
+                <w:szCs w:val="28"/>
               </w:rPr>
               <w:fldChar w:fldCharType="separate"/>
             </w:r>
@@ -2355,6 +2524,8 @@
               <w:rPr>
                 <w:noProof/>
                 <w:webHidden/>
+                <w:sz w:val="28"/>
+                <w:szCs w:val="28"/>
               </w:rPr>
               <w:t>11</w:t>
             </w:r>
@@ -2362,6 +2533,8 @@
               <w:rPr>
                 <w:noProof/>
                 <w:webHidden/>
+                <w:sz w:val="28"/>
+                <w:szCs w:val="28"/>
               </w:rPr>
               <w:fldChar w:fldCharType="end"/>
             </w:r>
@@ -2373,6 +2546,8 @@
             <w:rPr>
               <w:rFonts w:eastAsiaTheme="minorEastAsia"/>
               <w:noProof/>
+              <w:sz w:val="28"/>
+              <w:szCs w:val="28"/>
               <w:lang w:eastAsia="ru-RU"/>
             </w:rPr>
           </w:pPr>
@@ -2382,6 +2557,8 @@
                 <w:rStyle w:val="a3"/>
                 <w:rFonts w:ascii="Times New Roman" w:hAnsi="Times New Roman" w:cs="Times New Roman"/>
                 <w:noProof/>
+                <w:sz w:val="28"/>
+                <w:szCs w:val="28"/>
               </w:rPr>
               <w:t>2.2. Модель предметной области</w:t>
             </w:r>
@@ -2389,6 +2566,8 @@
               <w:rPr>
                 <w:noProof/>
                 <w:webHidden/>
+                <w:sz w:val="28"/>
+                <w:szCs w:val="28"/>
               </w:rPr>
               <w:tab/>
             </w:r>
@@ -2396,6 +2575,8 @@
               <w:rPr>
                 <w:noProof/>
                 <w:webHidden/>
+                <w:sz w:val="28"/>
+                <w:szCs w:val="28"/>
               </w:rPr>
               <w:fldChar w:fldCharType="begin"/>
             </w:r>
@@ -2403,6 +2584,8 @@
               <w:rPr>
                 <w:noProof/>
                 <w:webHidden/>
+                <w:sz w:val="28"/>
+                <w:szCs w:val="28"/>
               </w:rPr>
               <w:instrText xml:space="preserve"> PAGEREF _Toc231290092 \h </w:instrText>
             </w:r>
@@ -2410,12 +2593,16 @@
               <w:rPr>
                 <w:noProof/>
                 <w:webHidden/>
-              </w:rPr>
-            </w:r>
-            <w:r>
-              <w:rPr>
-                <w:noProof/>
-                <w:webHidden/>
+                <w:sz w:val="28"/>
+                <w:szCs w:val="28"/>
+              </w:rPr>
+            </w:r>
+            <w:r>
+              <w:rPr>
+                <w:noProof/>
+                <w:webHidden/>
+                <w:sz w:val="28"/>
+                <w:szCs w:val="28"/>
               </w:rPr>
               <w:fldChar w:fldCharType="separate"/>
             </w:r>
@@ -2423,6 +2610,8 @@
               <w:rPr>
                 <w:noProof/>
                 <w:webHidden/>
+                <w:sz w:val="28"/>
+                <w:szCs w:val="28"/>
               </w:rPr>
               <w:t>11</w:t>
             </w:r>
@@ -2430,6 +2619,8 @@
               <w:rPr>
                 <w:noProof/>
                 <w:webHidden/>
+                <w:sz w:val="28"/>
+                <w:szCs w:val="28"/>
               </w:rPr>
               <w:fldChar w:fldCharType="end"/>
             </w:r>
@@ -2444,6 +2635,8 @@
             <w:rPr>
               <w:rFonts w:eastAsiaTheme="minorEastAsia"/>
               <w:noProof/>
+              <w:sz w:val="28"/>
+              <w:szCs w:val="28"/>
               <w:lang w:eastAsia="ru-RU"/>
             </w:rPr>
           </w:pPr>
@@ -2453,6 +2646,8 @@
                 <w:rStyle w:val="a3"/>
                 <w:rFonts w:ascii="Times New Roman" w:hAnsi="Times New Roman" w:cs="Times New Roman"/>
                 <w:noProof/>
+                <w:sz w:val="28"/>
+                <w:szCs w:val="28"/>
               </w:rPr>
               <w:t>2.2.1. Domain Model (диаграмма классов)</w:t>
             </w:r>
@@ -2460,6 +2655,8 @@
               <w:rPr>
                 <w:noProof/>
                 <w:webHidden/>
+                <w:sz w:val="28"/>
+                <w:szCs w:val="28"/>
               </w:rPr>
               <w:tab/>
             </w:r>
@@ -2467,6 +2664,8 @@
               <w:rPr>
                 <w:noProof/>
                 <w:webHidden/>
+                <w:sz w:val="28"/>
+                <w:szCs w:val="28"/>
               </w:rPr>
               <w:fldChar w:fldCharType="begin"/>
             </w:r>
@@ -2474,6 +2673,8 @@
               <w:rPr>
                 <w:noProof/>
                 <w:webHidden/>
+                <w:sz w:val="28"/>
+                <w:szCs w:val="28"/>
               </w:rPr>
               <w:instrText xml:space="preserve"> PAGEREF _Toc231290093 \h </w:instrText>
             </w:r>
@@ -2481,12 +2682,16 @@
               <w:rPr>
                 <w:noProof/>
                 <w:webHidden/>
-              </w:rPr>
-            </w:r>
-            <w:r>
-              <w:rPr>
-                <w:noProof/>
-                <w:webHidden/>
+                <w:sz w:val="28"/>
+                <w:szCs w:val="28"/>
+              </w:rPr>
+            </w:r>
+            <w:r>
+              <w:rPr>
+                <w:noProof/>
+                <w:webHidden/>
+                <w:sz w:val="28"/>
+                <w:szCs w:val="28"/>
               </w:rPr>
               <w:fldChar w:fldCharType="separate"/>
             </w:r>
@@ -2494,6 +2699,8 @@
               <w:rPr>
                 <w:noProof/>
                 <w:webHidden/>
+                <w:sz w:val="28"/>
+                <w:szCs w:val="28"/>
               </w:rPr>
               <w:t>11</w:t>
             </w:r>
@@ -2501,6 +2708,8 @@
               <w:rPr>
                 <w:noProof/>
                 <w:webHidden/>
+                <w:sz w:val="28"/>
+                <w:szCs w:val="28"/>
               </w:rPr>
               <w:fldChar w:fldCharType="end"/>
             </w:r>
@@ -2515,6 +2724,8 @@
             <w:rPr>
               <w:rFonts w:eastAsiaTheme="minorEastAsia"/>
               <w:noProof/>
+              <w:sz w:val="28"/>
+              <w:szCs w:val="28"/>
               <w:lang w:eastAsia="ru-RU"/>
             </w:rPr>
           </w:pPr>
@@ -2524,6 +2735,8 @@
                 <w:rStyle w:val="a3"/>
                 <w:rFonts w:ascii="Times New Roman" w:hAnsi="Times New Roman" w:cs="Times New Roman"/>
                 <w:noProof/>
+                <w:sz w:val="28"/>
+                <w:szCs w:val="28"/>
                 <w:lang w:val="en-US"/>
               </w:rPr>
               <w:t xml:space="preserve">2.2.2. </w:t>
@@ -2533,6 +2746,8 @@
                 <w:rStyle w:val="a3"/>
                 <w:rFonts w:ascii="Times New Roman" w:hAnsi="Times New Roman" w:cs="Times New Roman"/>
                 <w:noProof/>
+                <w:sz w:val="28"/>
+                <w:szCs w:val="28"/>
               </w:rPr>
               <w:t>Описание сущностей и атрибутов</w:t>
             </w:r>
@@ -2540,6 +2755,8 @@
               <w:rPr>
                 <w:noProof/>
                 <w:webHidden/>
+                <w:sz w:val="28"/>
+                <w:szCs w:val="28"/>
               </w:rPr>
               <w:tab/>
             </w:r>
@@ -2547,6 +2764,8 @@
               <w:rPr>
                 <w:noProof/>
                 <w:webHidden/>
+                <w:sz w:val="28"/>
+                <w:szCs w:val="28"/>
               </w:rPr>
               <w:fldChar w:fldCharType="begin"/>
             </w:r>
@@ -2554,6 +2773,8 @@
               <w:rPr>
                 <w:noProof/>
                 <w:webHidden/>
+                <w:sz w:val="28"/>
+                <w:szCs w:val="28"/>
               </w:rPr>
               <w:instrText xml:space="preserve"> PAGEREF _Toc231290094 \h </w:instrText>
             </w:r>
@@ -2561,12 +2782,16 @@
               <w:rPr>
                 <w:noProof/>
                 <w:webHidden/>
-              </w:rPr>
-            </w:r>
-            <w:r>
-              <w:rPr>
-                <w:noProof/>
-                <w:webHidden/>
+                <w:sz w:val="28"/>
+                <w:szCs w:val="28"/>
+              </w:rPr>
+            </w:r>
+            <w:r>
+              <w:rPr>
+                <w:noProof/>
+                <w:webHidden/>
+                <w:sz w:val="28"/>
+                <w:szCs w:val="28"/>
               </w:rPr>
               <w:fldChar w:fldCharType="separate"/>
             </w:r>
@@ -2574,6 +2799,8 @@
               <w:rPr>
                 <w:noProof/>
                 <w:webHidden/>
+                <w:sz w:val="28"/>
+                <w:szCs w:val="28"/>
               </w:rPr>
               <w:t>12</w:t>
             </w:r>
@@ -2581,6 +2808,8 @@
               <w:rPr>
                 <w:noProof/>
                 <w:webHidden/>
+                <w:sz w:val="28"/>
+                <w:szCs w:val="28"/>
               </w:rPr>
               <w:fldChar w:fldCharType="end"/>
             </w:r>
@@ -2595,6 +2824,8 @@
             <w:rPr>
               <w:rFonts w:eastAsiaTheme="minorEastAsia"/>
               <w:noProof/>
+              <w:sz w:val="28"/>
+              <w:szCs w:val="28"/>
               <w:lang w:eastAsia="ru-RU"/>
             </w:rPr>
           </w:pPr>
@@ -2604,6 +2835,8 @@
                 <w:rStyle w:val="a3"/>
                 <w:rFonts w:ascii="Times New Roman" w:hAnsi="Times New Roman" w:cs="Times New Roman"/>
                 <w:noProof/>
+                <w:sz w:val="28"/>
+                <w:szCs w:val="28"/>
               </w:rPr>
               <w:t>2.2.3. Бизнес-правила</w:t>
             </w:r>
@@ -2611,6 +2844,8 @@
               <w:rPr>
                 <w:noProof/>
                 <w:webHidden/>
+                <w:sz w:val="28"/>
+                <w:szCs w:val="28"/>
               </w:rPr>
               <w:tab/>
             </w:r>
@@ -2618,6 +2853,8 @@
               <w:rPr>
                 <w:noProof/>
                 <w:webHidden/>
+                <w:sz w:val="28"/>
+                <w:szCs w:val="28"/>
               </w:rPr>
               <w:fldChar w:fldCharType="begin"/>
             </w:r>
@@ -2625,6 +2862,8 @@
               <w:rPr>
                 <w:noProof/>
                 <w:webHidden/>
+                <w:sz w:val="28"/>
+                <w:szCs w:val="28"/>
               </w:rPr>
               <w:instrText xml:space="preserve"> PAGEREF _Toc231290095 \h </w:instrText>
             </w:r>
@@ -2632,12 +2871,16 @@
               <w:rPr>
                 <w:noProof/>
                 <w:webHidden/>
-              </w:rPr>
-            </w:r>
-            <w:r>
-              <w:rPr>
-                <w:noProof/>
-                <w:webHidden/>
+                <w:sz w:val="28"/>
+                <w:szCs w:val="28"/>
+              </w:rPr>
+            </w:r>
+            <w:r>
+              <w:rPr>
+                <w:noProof/>
+                <w:webHidden/>
+                <w:sz w:val="28"/>
+                <w:szCs w:val="28"/>
               </w:rPr>
               <w:fldChar w:fldCharType="separate"/>
             </w:r>
@@ -2645,6 +2888,8 @@
               <w:rPr>
                 <w:noProof/>
                 <w:webHidden/>
+                <w:sz w:val="28"/>
+                <w:szCs w:val="28"/>
               </w:rPr>
               <w:t>13</w:t>
             </w:r>
@@ -2652,6 +2897,8 @@
               <w:rPr>
                 <w:noProof/>
                 <w:webHidden/>
+                <w:sz w:val="28"/>
+                <w:szCs w:val="28"/>
               </w:rPr>
               <w:fldChar w:fldCharType="end"/>
             </w:r>
@@ -2663,6 +2910,8 @@
             <w:rPr>
               <w:rFonts w:eastAsiaTheme="minorEastAsia"/>
               <w:noProof/>
+              <w:sz w:val="28"/>
+              <w:szCs w:val="28"/>
               <w:lang w:eastAsia="ru-RU"/>
             </w:rPr>
           </w:pPr>
@@ -2672,6 +2921,8 @@
                 <w:rStyle w:val="a3"/>
                 <w:rFonts w:ascii="Times New Roman" w:hAnsi="Times New Roman" w:cs="Times New Roman"/>
                 <w:noProof/>
+                <w:sz w:val="28"/>
+                <w:szCs w:val="28"/>
               </w:rPr>
               <w:t>2.3. Архитектурное проектирование</w:t>
             </w:r>
@@ -2679,6 +2930,8 @@
               <w:rPr>
                 <w:noProof/>
                 <w:webHidden/>
+                <w:sz w:val="28"/>
+                <w:szCs w:val="28"/>
               </w:rPr>
               <w:tab/>
             </w:r>
@@ -2686,6 +2939,8 @@
               <w:rPr>
                 <w:noProof/>
                 <w:webHidden/>
+                <w:sz w:val="28"/>
+                <w:szCs w:val="28"/>
               </w:rPr>
               <w:fldChar w:fldCharType="begin"/>
             </w:r>
@@ -2693,6 +2948,8 @@
               <w:rPr>
                 <w:noProof/>
                 <w:webHidden/>
+                <w:sz w:val="28"/>
+                <w:szCs w:val="28"/>
               </w:rPr>
               <w:instrText xml:space="preserve"> PAGEREF _Toc231290096 \h </w:instrText>
             </w:r>
@@ -2700,12 +2957,16 @@
               <w:rPr>
                 <w:noProof/>
                 <w:webHidden/>
-              </w:rPr>
-            </w:r>
-            <w:r>
-              <w:rPr>
-                <w:noProof/>
-                <w:webHidden/>
+                <w:sz w:val="28"/>
+                <w:szCs w:val="28"/>
+              </w:rPr>
+            </w:r>
+            <w:r>
+              <w:rPr>
+                <w:noProof/>
+                <w:webHidden/>
+                <w:sz w:val="28"/>
+                <w:szCs w:val="28"/>
               </w:rPr>
               <w:fldChar w:fldCharType="separate"/>
             </w:r>
@@ -2713,6 +2974,8 @@
               <w:rPr>
                 <w:noProof/>
                 <w:webHidden/>
+                <w:sz w:val="28"/>
+                <w:szCs w:val="28"/>
               </w:rPr>
               <w:t>13</w:t>
             </w:r>
@@ -2720,6 +2983,8 @@
               <w:rPr>
                 <w:noProof/>
                 <w:webHidden/>
+                <w:sz w:val="28"/>
+                <w:szCs w:val="28"/>
               </w:rPr>
               <w:fldChar w:fldCharType="end"/>
             </w:r>
@@ -2734,6 +2999,8 @@
             <w:rPr>
               <w:rFonts w:eastAsiaTheme="minorEastAsia"/>
               <w:noProof/>
+              <w:sz w:val="28"/>
+              <w:szCs w:val="28"/>
               <w:lang w:eastAsia="ru-RU"/>
             </w:rPr>
           </w:pPr>
@@ -2743,6 +3010,8 @@
                 <w:rStyle w:val="a3"/>
                 <w:rFonts w:ascii="Times New Roman" w:hAnsi="Times New Roman" w:cs="Times New Roman"/>
                 <w:noProof/>
+                <w:sz w:val="28"/>
+                <w:szCs w:val="28"/>
               </w:rPr>
               <w:t>2.3.1. Выбор архитектурного стиля</w:t>
             </w:r>
@@ -2750,6 +3019,8 @@
               <w:rPr>
                 <w:noProof/>
                 <w:webHidden/>
+                <w:sz w:val="28"/>
+                <w:szCs w:val="28"/>
               </w:rPr>
               <w:tab/>
             </w:r>
@@ -2757,6 +3028,8 @@
               <w:rPr>
                 <w:noProof/>
                 <w:webHidden/>
+                <w:sz w:val="28"/>
+                <w:szCs w:val="28"/>
               </w:rPr>
               <w:fldChar w:fldCharType="begin"/>
             </w:r>
@@ -2764,6 +3037,8 @@
               <w:rPr>
                 <w:noProof/>
                 <w:webHidden/>
+                <w:sz w:val="28"/>
+                <w:szCs w:val="28"/>
               </w:rPr>
               <w:instrText xml:space="preserve"> PAGEREF _Toc231290097 \h </w:instrText>
             </w:r>
@@ -2771,12 +3046,16 @@
               <w:rPr>
                 <w:noProof/>
                 <w:webHidden/>
-              </w:rPr>
-            </w:r>
-            <w:r>
-              <w:rPr>
-                <w:noProof/>
-                <w:webHidden/>
+                <w:sz w:val="28"/>
+                <w:szCs w:val="28"/>
+              </w:rPr>
+            </w:r>
+            <w:r>
+              <w:rPr>
+                <w:noProof/>
+                <w:webHidden/>
+                <w:sz w:val="28"/>
+                <w:szCs w:val="28"/>
               </w:rPr>
               <w:fldChar w:fldCharType="separate"/>
             </w:r>
@@ -2784,6 +3063,8 @@
               <w:rPr>
                 <w:noProof/>
                 <w:webHidden/>
+                <w:sz w:val="28"/>
+                <w:szCs w:val="28"/>
               </w:rPr>
               <w:t>13</w:t>
             </w:r>
@@ -2791,6 +3072,8 @@
               <w:rPr>
                 <w:noProof/>
                 <w:webHidden/>
+                <w:sz w:val="28"/>
+                <w:szCs w:val="28"/>
               </w:rPr>
               <w:fldChar w:fldCharType="end"/>
             </w:r>
@@ -2805,6 +3088,8 @@
             <w:rPr>
               <w:rFonts w:eastAsiaTheme="minorEastAsia"/>
               <w:noProof/>
+              <w:sz w:val="28"/>
+              <w:szCs w:val="28"/>
               <w:lang w:eastAsia="ru-RU"/>
             </w:rPr>
           </w:pPr>
@@ -2814,6 +3099,8 @@
                 <w:rStyle w:val="a3"/>
                 <w:rFonts w:ascii="Times New Roman" w:hAnsi="Times New Roman" w:cs="Times New Roman"/>
                 <w:noProof/>
+                <w:sz w:val="28"/>
+                <w:szCs w:val="28"/>
               </w:rPr>
               <w:t>2.3.2. Диаграмма пакетов (PCMEF)</w:t>
             </w:r>
@@ -2821,6 +3108,8 @@
               <w:rPr>
                 <w:noProof/>
                 <w:webHidden/>
+                <w:sz w:val="28"/>
+                <w:szCs w:val="28"/>
               </w:rPr>
               <w:tab/>
             </w:r>
@@ -2828,6 +3117,8 @@
               <w:rPr>
                 <w:noProof/>
                 <w:webHidden/>
+                <w:sz w:val="28"/>
+                <w:szCs w:val="28"/>
               </w:rPr>
               <w:fldChar w:fldCharType="begin"/>
             </w:r>
@@ -2835,6 +3126,8 @@
               <w:rPr>
                 <w:noProof/>
                 <w:webHidden/>
+                <w:sz w:val="28"/>
+                <w:szCs w:val="28"/>
               </w:rPr>
               <w:instrText xml:space="preserve"> PAGEREF _Toc231290098 \h </w:instrText>
             </w:r>
@@ -2842,12 +3135,16 @@
               <w:rPr>
                 <w:noProof/>
                 <w:webHidden/>
-              </w:rPr>
-            </w:r>
-            <w:r>
-              <w:rPr>
-                <w:noProof/>
-                <w:webHidden/>
+                <w:sz w:val="28"/>
+                <w:szCs w:val="28"/>
+              </w:rPr>
+            </w:r>
+            <w:r>
+              <w:rPr>
+                <w:noProof/>
+                <w:webHidden/>
+                <w:sz w:val="28"/>
+                <w:szCs w:val="28"/>
               </w:rPr>
               <w:fldChar w:fldCharType="separate"/>
             </w:r>
@@ -2855,6 +3152,8 @@
               <w:rPr>
                 <w:noProof/>
                 <w:webHidden/>
+                <w:sz w:val="28"/>
+                <w:szCs w:val="28"/>
               </w:rPr>
               <w:t>13</w:t>
             </w:r>
@@ -2862,6 +3161,8 @@
               <w:rPr>
                 <w:noProof/>
                 <w:webHidden/>
+                <w:sz w:val="28"/>
+                <w:szCs w:val="28"/>
               </w:rPr>
               <w:fldChar w:fldCharType="end"/>
             </w:r>
@@ -2876,6 +3177,8 @@
             <w:rPr>
               <w:rFonts w:eastAsiaTheme="minorEastAsia"/>
               <w:noProof/>
+              <w:sz w:val="28"/>
+              <w:szCs w:val="28"/>
               <w:lang w:eastAsia="ru-RU"/>
             </w:rPr>
           </w:pPr>
@@ -2885,6 +3188,8 @@
                 <w:rStyle w:val="a3"/>
                 <w:rFonts w:ascii="Times New Roman" w:hAnsi="Times New Roman" w:cs="Times New Roman"/>
                 <w:noProof/>
+                <w:sz w:val="28"/>
+                <w:szCs w:val="28"/>
               </w:rPr>
               <w:t>2.3.3. Описание слоёв и их ответственности</w:t>
             </w:r>
@@ -2892,6 +3197,8 @@
               <w:rPr>
                 <w:noProof/>
                 <w:webHidden/>
+                <w:sz w:val="28"/>
+                <w:szCs w:val="28"/>
               </w:rPr>
               <w:tab/>
             </w:r>
@@ -2899,6 +3206,8 @@
               <w:rPr>
                 <w:noProof/>
                 <w:webHidden/>
+                <w:sz w:val="28"/>
+                <w:szCs w:val="28"/>
               </w:rPr>
               <w:fldChar w:fldCharType="begin"/>
             </w:r>
@@ -2906,6 +3215,8 @@
               <w:rPr>
                 <w:noProof/>
                 <w:webHidden/>
+                <w:sz w:val="28"/>
+                <w:szCs w:val="28"/>
               </w:rPr>
               <w:instrText xml:space="preserve"> PAGEREF _Toc231290099 \h </w:instrText>
             </w:r>
@@ -2913,12 +3224,16 @@
               <w:rPr>
                 <w:noProof/>
                 <w:webHidden/>
-              </w:rPr>
-            </w:r>
-            <w:r>
-              <w:rPr>
-                <w:noProof/>
-                <w:webHidden/>
+                <w:sz w:val="28"/>
+                <w:szCs w:val="28"/>
+              </w:rPr>
+            </w:r>
+            <w:r>
+              <w:rPr>
+                <w:noProof/>
+                <w:webHidden/>
+                <w:sz w:val="28"/>
+                <w:szCs w:val="28"/>
               </w:rPr>
               <w:fldChar w:fldCharType="separate"/>
             </w:r>
@@ -2926,6 +3241,8 @@
               <w:rPr>
                 <w:noProof/>
                 <w:webHidden/>
+                <w:sz w:val="28"/>
+                <w:szCs w:val="28"/>
               </w:rPr>
               <w:t>14</w:t>
             </w:r>
@@ -2933,6 +3250,8 @@
               <w:rPr>
                 <w:noProof/>
                 <w:webHidden/>
+                <w:sz w:val="28"/>
+                <w:szCs w:val="28"/>
               </w:rPr>
               <w:fldChar w:fldCharType="end"/>
             </w:r>
@@ -2947,6 +3266,8 @@
             <w:rPr>
               <w:rFonts w:eastAsiaTheme="minorEastAsia"/>
               <w:noProof/>
+              <w:sz w:val="28"/>
+              <w:szCs w:val="28"/>
               <w:lang w:eastAsia="ru-RU"/>
             </w:rPr>
           </w:pPr>
@@ -2956,6 +3277,8 @@
                 <w:rStyle w:val="a3"/>
                 <w:rFonts w:ascii="Times New Roman" w:hAnsi="Times New Roman" w:cs="Times New Roman"/>
                 <w:noProof/>
+                <w:sz w:val="28"/>
+                <w:szCs w:val="28"/>
               </w:rPr>
               <w:t>2.3.4. Архитектурные решения (ADR)</w:t>
             </w:r>
@@ -2963,6 +3286,8 @@
               <w:rPr>
                 <w:noProof/>
                 <w:webHidden/>
+                <w:sz w:val="28"/>
+                <w:szCs w:val="28"/>
               </w:rPr>
               <w:tab/>
             </w:r>
@@ -2970,6 +3295,8 @@
               <w:rPr>
                 <w:noProof/>
                 <w:webHidden/>
+                <w:sz w:val="28"/>
+                <w:szCs w:val="28"/>
               </w:rPr>
               <w:fldChar w:fldCharType="begin"/>
             </w:r>
@@ -2977,6 +3304,8 @@
               <w:rPr>
                 <w:noProof/>
                 <w:webHidden/>
+                <w:sz w:val="28"/>
+                <w:szCs w:val="28"/>
               </w:rPr>
               <w:instrText xml:space="preserve"> PAGEREF _Toc231290100 \h </w:instrText>
             </w:r>
@@ -2984,12 +3313,16 @@
               <w:rPr>
                 <w:noProof/>
                 <w:webHidden/>
-              </w:rPr>
-            </w:r>
-            <w:r>
-              <w:rPr>
-                <w:noProof/>
-                <w:webHidden/>
+                <w:sz w:val="28"/>
+                <w:szCs w:val="28"/>
+              </w:rPr>
+            </w:r>
+            <w:r>
+              <w:rPr>
+                <w:noProof/>
+                <w:webHidden/>
+                <w:sz w:val="28"/>
+                <w:szCs w:val="28"/>
               </w:rPr>
               <w:fldChar w:fldCharType="separate"/>
             </w:r>
@@ -2997,6 +3330,8 @@
               <w:rPr>
                 <w:noProof/>
                 <w:webHidden/>
+                <w:sz w:val="28"/>
+                <w:szCs w:val="28"/>
               </w:rPr>
               <w:t>15</w:t>
             </w:r>
@@ -3004,6 +3339,8 @@
               <w:rPr>
                 <w:noProof/>
                 <w:webHidden/>
+                <w:sz w:val="28"/>
+                <w:szCs w:val="28"/>
               </w:rPr>
               <w:fldChar w:fldCharType="end"/>
             </w:r>
@@ -3015,6 +3352,8 @@
             <w:rPr>
               <w:rFonts w:eastAsiaTheme="minorEastAsia"/>
               <w:noProof/>
+              <w:sz w:val="28"/>
+              <w:szCs w:val="28"/>
               <w:lang w:eastAsia="ru-RU"/>
             </w:rPr>
           </w:pPr>
@@ -3024,6 +3363,8 @@
                 <w:rStyle w:val="a3"/>
                 <w:rFonts w:ascii="Times New Roman" w:hAnsi="Times New Roman" w:cs="Times New Roman"/>
                 <w:noProof/>
+                <w:sz w:val="28"/>
+                <w:szCs w:val="28"/>
               </w:rPr>
               <w:t>2.4. Проектирование базы данных</w:t>
             </w:r>
@@ -3031,6 +3372,8 @@
               <w:rPr>
                 <w:noProof/>
                 <w:webHidden/>
+                <w:sz w:val="28"/>
+                <w:szCs w:val="28"/>
               </w:rPr>
               <w:tab/>
             </w:r>
@@ -3038,6 +3381,8 @@
               <w:rPr>
                 <w:noProof/>
                 <w:webHidden/>
+                <w:sz w:val="28"/>
+                <w:szCs w:val="28"/>
               </w:rPr>
               <w:fldChar w:fldCharType="begin"/>
             </w:r>
@@ -3045,6 +3390,8 @@
               <w:rPr>
                 <w:noProof/>
                 <w:webHidden/>
+                <w:sz w:val="28"/>
+                <w:szCs w:val="28"/>
               </w:rPr>
               <w:instrText xml:space="preserve"> PAGEREF _Toc231290101 \h </w:instrText>
             </w:r>
@@ -3052,12 +3399,16 @@
               <w:rPr>
                 <w:noProof/>
                 <w:webHidden/>
-              </w:rPr>
-            </w:r>
-            <w:r>
-              <w:rPr>
-                <w:noProof/>
-                <w:webHidden/>
+                <w:sz w:val="28"/>
+                <w:szCs w:val="28"/>
+              </w:rPr>
+            </w:r>
+            <w:r>
+              <w:rPr>
+                <w:noProof/>
+                <w:webHidden/>
+                <w:sz w:val="28"/>
+                <w:szCs w:val="28"/>
               </w:rPr>
               <w:fldChar w:fldCharType="separate"/>
             </w:r>
@@ -3065,6 +3416,8 @@
               <w:rPr>
                 <w:noProof/>
                 <w:webHidden/>
+                <w:sz w:val="28"/>
+                <w:szCs w:val="28"/>
               </w:rPr>
               <w:t>16</w:t>
             </w:r>
@@ -3072,6 +3425,8 @@
               <w:rPr>
                 <w:noProof/>
                 <w:webHidden/>
+                <w:sz w:val="28"/>
+                <w:szCs w:val="28"/>
               </w:rPr>
               <w:fldChar w:fldCharType="end"/>
             </w:r>
@@ -3086,6 +3441,8 @@
             <w:rPr>
               <w:rFonts w:eastAsiaTheme="minorEastAsia"/>
               <w:noProof/>
+              <w:sz w:val="28"/>
+              <w:szCs w:val="28"/>
               <w:lang w:eastAsia="ru-RU"/>
             </w:rPr>
           </w:pPr>
@@ -3095,6 +3452,8 @@
                 <w:rStyle w:val="a3"/>
                 <w:rFonts w:ascii="Times New Roman" w:hAnsi="Times New Roman" w:cs="Times New Roman"/>
                 <w:noProof/>
+                <w:sz w:val="28"/>
+                <w:szCs w:val="28"/>
               </w:rPr>
               <w:t>2.4.1. ER-диаграмма</w:t>
             </w:r>
@@ -3102,6 +3461,8 @@
               <w:rPr>
                 <w:noProof/>
                 <w:webHidden/>
+                <w:sz w:val="28"/>
+                <w:szCs w:val="28"/>
               </w:rPr>
               <w:tab/>
             </w:r>
@@ -3109,6 +3470,8 @@
               <w:rPr>
                 <w:noProof/>
                 <w:webHidden/>
+                <w:sz w:val="28"/>
+                <w:szCs w:val="28"/>
               </w:rPr>
               <w:fldChar w:fldCharType="begin"/>
             </w:r>
@@ -3116,6 +3479,8 @@
               <w:rPr>
                 <w:noProof/>
                 <w:webHidden/>
+                <w:sz w:val="28"/>
+                <w:szCs w:val="28"/>
               </w:rPr>
               <w:instrText xml:space="preserve"> PAGEREF _Toc231290102 \h </w:instrText>
             </w:r>
@@ -3123,12 +3488,16 @@
               <w:rPr>
                 <w:noProof/>
                 <w:webHidden/>
-              </w:rPr>
-            </w:r>
-            <w:r>
-              <w:rPr>
-                <w:noProof/>
-                <w:webHidden/>
+                <w:sz w:val="28"/>
+                <w:szCs w:val="28"/>
+              </w:rPr>
+            </w:r>
+            <w:r>
+              <w:rPr>
+                <w:noProof/>
+                <w:webHidden/>
+                <w:sz w:val="28"/>
+                <w:szCs w:val="28"/>
               </w:rPr>
               <w:fldChar w:fldCharType="separate"/>
             </w:r>
@@ -3136,6 +3505,8 @@
               <w:rPr>
                 <w:noProof/>
                 <w:webHidden/>
+                <w:sz w:val="28"/>
+                <w:szCs w:val="28"/>
               </w:rPr>
               <w:t>16</w:t>
             </w:r>
@@ -3143,6 +3514,8 @@
               <w:rPr>
                 <w:noProof/>
                 <w:webHidden/>
+                <w:sz w:val="28"/>
+                <w:szCs w:val="28"/>
               </w:rPr>
               <w:fldChar w:fldCharType="end"/>
             </w:r>
@@ -3157,6 +3530,8 @@
             <w:rPr>
               <w:rFonts w:eastAsiaTheme="minorEastAsia"/>
               <w:noProof/>
+              <w:sz w:val="28"/>
+              <w:szCs w:val="28"/>
               <w:lang w:eastAsia="ru-RU"/>
             </w:rPr>
           </w:pPr>
@@ -3166,6 +3541,8 @@
                 <w:rStyle w:val="a3"/>
                 <w:rFonts w:ascii="Times New Roman" w:hAnsi="Times New Roman" w:cs="Times New Roman"/>
                 <w:noProof/>
+                <w:sz w:val="28"/>
+                <w:szCs w:val="28"/>
               </w:rPr>
               <w:t>2.4.2. Физическая модель данных</w:t>
             </w:r>
@@ -3173,6 +3550,8 @@
               <w:rPr>
                 <w:noProof/>
                 <w:webHidden/>
+                <w:sz w:val="28"/>
+                <w:szCs w:val="28"/>
               </w:rPr>
               <w:tab/>
             </w:r>
@@ -3180,6 +3559,8 @@
               <w:rPr>
                 <w:noProof/>
                 <w:webHidden/>
+                <w:sz w:val="28"/>
+                <w:szCs w:val="28"/>
               </w:rPr>
               <w:fldChar w:fldCharType="begin"/>
             </w:r>
@@ -3187,6 +3568,8 @@
               <w:rPr>
                 <w:noProof/>
                 <w:webHidden/>
+                <w:sz w:val="28"/>
+                <w:szCs w:val="28"/>
               </w:rPr>
               <w:instrText xml:space="preserve"> PAGEREF _Toc231290103 \h </w:instrText>
             </w:r>
@@ -3194,12 +3577,16 @@
               <w:rPr>
                 <w:noProof/>
                 <w:webHidden/>
-              </w:rPr>
-            </w:r>
-            <w:r>
-              <w:rPr>
-                <w:noProof/>
-                <w:webHidden/>
+                <w:sz w:val="28"/>
+                <w:szCs w:val="28"/>
+              </w:rPr>
+            </w:r>
+            <w:r>
+              <w:rPr>
+                <w:noProof/>
+                <w:webHidden/>
+                <w:sz w:val="28"/>
+                <w:szCs w:val="28"/>
               </w:rPr>
               <w:fldChar w:fldCharType="separate"/>
             </w:r>
@@ -3207,6 +3594,8 @@
               <w:rPr>
                 <w:noProof/>
                 <w:webHidden/>
+                <w:sz w:val="28"/>
+                <w:szCs w:val="28"/>
               </w:rPr>
               <w:t>16</w:t>
             </w:r>
@@ -3214,6 +3603,8 @@
               <w:rPr>
                 <w:noProof/>
                 <w:webHidden/>
+                <w:sz w:val="28"/>
+                <w:szCs w:val="28"/>
               </w:rPr>
               <w:fldChar w:fldCharType="end"/>
             </w:r>
@@ -3228,6 +3619,8 @@
             <w:rPr>
               <w:rFonts w:eastAsiaTheme="minorEastAsia"/>
               <w:noProof/>
+              <w:sz w:val="28"/>
+              <w:szCs w:val="28"/>
               <w:lang w:eastAsia="ru-RU"/>
             </w:rPr>
           </w:pPr>
@@ -3237,6 +3630,8 @@
                 <w:rStyle w:val="a3"/>
                 <w:rFonts w:ascii="Times New Roman" w:hAnsi="Times New Roman" w:cs="Times New Roman"/>
                 <w:noProof/>
+                <w:sz w:val="28"/>
+                <w:szCs w:val="28"/>
               </w:rPr>
               <w:t>2.4.3. DDL-скрипты</w:t>
             </w:r>
@@ -3244,6 +3639,8 @@
               <w:rPr>
                 <w:noProof/>
                 <w:webHidden/>
+                <w:sz w:val="28"/>
+                <w:szCs w:val="28"/>
               </w:rPr>
               <w:tab/>
             </w:r>
@@ -3251,6 +3648,8 @@
               <w:rPr>
                 <w:noProof/>
                 <w:webHidden/>
+                <w:sz w:val="28"/>
+                <w:szCs w:val="28"/>
               </w:rPr>
               <w:fldChar w:fldCharType="begin"/>
             </w:r>
@@ -3258,6 +3657,8 @@
               <w:rPr>
                 <w:noProof/>
                 <w:webHidden/>
+                <w:sz w:val="28"/>
+                <w:szCs w:val="28"/>
               </w:rPr>
               <w:instrText xml:space="preserve"> PAGEREF _Toc231290104 \h </w:instrText>
             </w:r>
@@ -3265,12 +3666,16 @@
               <w:rPr>
                 <w:noProof/>
                 <w:webHidden/>
-              </w:rPr>
-            </w:r>
-            <w:r>
-              <w:rPr>
-                <w:noProof/>
-                <w:webHidden/>
+                <w:sz w:val="28"/>
+                <w:szCs w:val="28"/>
+              </w:rPr>
+            </w:r>
+            <w:r>
+              <w:rPr>
+                <w:noProof/>
+                <w:webHidden/>
+                <w:sz w:val="28"/>
+                <w:szCs w:val="28"/>
               </w:rPr>
               <w:fldChar w:fldCharType="separate"/>
             </w:r>
@@ -3278,6 +3683,8 @@
               <w:rPr>
                 <w:noProof/>
                 <w:webHidden/>
+                <w:sz w:val="28"/>
+                <w:szCs w:val="28"/>
               </w:rPr>
               <w:t>17</w:t>
             </w:r>
@@ -3285,6 +3692,8 @@
               <w:rPr>
                 <w:noProof/>
                 <w:webHidden/>
+                <w:sz w:val="28"/>
+                <w:szCs w:val="28"/>
               </w:rPr>
               <w:fldChar w:fldCharType="end"/>
             </w:r>
@@ -3296,6 +3705,8 @@
             <w:rPr>
               <w:rFonts w:eastAsiaTheme="minorEastAsia"/>
               <w:noProof/>
+              <w:sz w:val="28"/>
+              <w:szCs w:val="28"/>
               <w:lang w:eastAsia="ru-RU"/>
             </w:rPr>
           </w:pPr>
@@ -3305,6 +3716,8 @@
                 <w:rStyle w:val="a3"/>
                 <w:rFonts w:ascii="Times New Roman" w:hAnsi="Times New Roman" w:cs="Times New Roman"/>
                 <w:noProof/>
+                <w:sz w:val="28"/>
+                <w:szCs w:val="28"/>
               </w:rPr>
               <w:t>2.5. Детальное проектирование</w:t>
             </w:r>
@@ -3312,6 +3725,8 @@
               <w:rPr>
                 <w:noProof/>
                 <w:webHidden/>
+                <w:sz w:val="28"/>
+                <w:szCs w:val="28"/>
               </w:rPr>
               <w:tab/>
             </w:r>
@@ -3319,6 +3734,8 @@
               <w:rPr>
                 <w:noProof/>
                 <w:webHidden/>
+                <w:sz w:val="28"/>
+                <w:szCs w:val="28"/>
               </w:rPr>
               <w:fldChar w:fldCharType="begin"/>
             </w:r>
@@ -3326,6 +3743,8 @@
               <w:rPr>
                 <w:noProof/>
                 <w:webHidden/>
+                <w:sz w:val="28"/>
+                <w:szCs w:val="28"/>
               </w:rPr>
               <w:instrText xml:space="preserve"> PAGEREF _Toc231290105 \h </w:instrText>
             </w:r>
@@ -3333,12 +3752,16 @@
               <w:rPr>
                 <w:noProof/>
                 <w:webHidden/>
-              </w:rPr>
-            </w:r>
-            <w:r>
-              <w:rPr>
-                <w:noProof/>
-                <w:webHidden/>
+                <w:sz w:val="28"/>
+                <w:szCs w:val="28"/>
+              </w:rPr>
+            </w:r>
+            <w:r>
+              <w:rPr>
+                <w:noProof/>
+                <w:webHidden/>
+                <w:sz w:val="28"/>
+                <w:szCs w:val="28"/>
               </w:rPr>
               <w:fldChar w:fldCharType="separate"/>
             </w:r>
@@ -3346,6 +3769,8 @@
               <w:rPr>
                 <w:noProof/>
                 <w:webHidden/>
+                <w:sz w:val="28"/>
+                <w:szCs w:val="28"/>
               </w:rPr>
               <w:t>18</w:t>
             </w:r>
@@ -3353,6 +3778,8 @@
               <w:rPr>
                 <w:noProof/>
                 <w:webHidden/>
+                <w:sz w:val="28"/>
+                <w:szCs w:val="28"/>
               </w:rPr>
               <w:fldChar w:fldCharType="end"/>
             </w:r>
@@ -3367,6 +3794,8 @@
             <w:rPr>
               <w:rFonts w:eastAsiaTheme="minorEastAsia"/>
               <w:noProof/>
+              <w:sz w:val="28"/>
+              <w:szCs w:val="28"/>
               <w:lang w:eastAsia="ru-RU"/>
             </w:rPr>
           </w:pPr>
@@ -3376,6 +3805,8 @@
                 <w:rStyle w:val="a3"/>
                 <w:rFonts w:ascii="Times New Roman" w:hAnsi="Times New Roman" w:cs="Times New Roman"/>
                 <w:noProof/>
+                <w:sz w:val="28"/>
+                <w:szCs w:val="28"/>
               </w:rPr>
               <w:t>2.5.1. Диаграммы последовательности (Sequence Diagram)</w:t>
             </w:r>
@@ -3383,6 +3814,8 @@
               <w:rPr>
                 <w:noProof/>
                 <w:webHidden/>
+                <w:sz w:val="28"/>
+                <w:szCs w:val="28"/>
               </w:rPr>
               <w:tab/>
             </w:r>
@@ -3390,6 +3823,8 @@
               <w:rPr>
                 <w:noProof/>
                 <w:webHidden/>
+                <w:sz w:val="28"/>
+                <w:szCs w:val="28"/>
               </w:rPr>
               <w:fldChar w:fldCharType="begin"/>
             </w:r>
@@ -3397,6 +3832,8 @@
               <w:rPr>
                 <w:noProof/>
                 <w:webHidden/>
+                <w:sz w:val="28"/>
+                <w:szCs w:val="28"/>
               </w:rPr>
               <w:instrText xml:space="preserve"> PAGEREF _Toc231290106 \h </w:instrText>
             </w:r>
@@ -3404,12 +3841,16 @@
               <w:rPr>
                 <w:noProof/>
                 <w:webHidden/>
-              </w:rPr>
-            </w:r>
-            <w:r>
-              <w:rPr>
-                <w:noProof/>
-                <w:webHidden/>
+                <w:sz w:val="28"/>
+                <w:szCs w:val="28"/>
+              </w:rPr>
+            </w:r>
+            <w:r>
+              <w:rPr>
+                <w:noProof/>
+                <w:webHidden/>
+                <w:sz w:val="28"/>
+                <w:szCs w:val="28"/>
               </w:rPr>
               <w:fldChar w:fldCharType="separate"/>
             </w:r>
@@ -3417,6 +3858,8 @@
               <w:rPr>
                 <w:noProof/>
                 <w:webHidden/>
+                <w:sz w:val="28"/>
+                <w:szCs w:val="28"/>
               </w:rPr>
               <w:t>18</w:t>
             </w:r>
@@ -3424,6 +3867,8 @@
               <w:rPr>
                 <w:noProof/>
                 <w:webHidden/>
+                <w:sz w:val="28"/>
+                <w:szCs w:val="28"/>
               </w:rPr>
               <w:fldChar w:fldCharType="end"/>
             </w:r>
@@ -3438,6 +3883,8 @@
             <w:rPr>
               <w:rFonts w:eastAsiaTheme="minorEastAsia"/>
               <w:noProof/>
+              <w:sz w:val="28"/>
+              <w:szCs w:val="28"/>
               <w:lang w:eastAsia="ru-RU"/>
             </w:rPr>
           </w:pPr>
@@ -3447,6 +3894,8 @@
                 <w:rStyle w:val="a3"/>
                 <w:rFonts w:ascii="Times New Roman" w:hAnsi="Times New Roman" w:cs="Times New Roman"/>
                 <w:noProof/>
+                <w:sz w:val="28"/>
+                <w:szCs w:val="28"/>
               </w:rPr>
               <w:t>2.5.2. Диаграммы классов проектирования</w:t>
             </w:r>
@@ -3454,6 +3903,8 @@
               <w:rPr>
                 <w:noProof/>
                 <w:webHidden/>
+                <w:sz w:val="28"/>
+                <w:szCs w:val="28"/>
               </w:rPr>
               <w:tab/>
             </w:r>
@@ -3461,6 +3912,8 @@
               <w:rPr>
                 <w:noProof/>
                 <w:webHidden/>
+                <w:sz w:val="28"/>
+                <w:szCs w:val="28"/>
               </w:rPr>
               <w:fldChar w:fldCharType="begin"/>
             </w:r>
@@ -3468,6 +3921,8 @@
               <w:rPr>
                 <w:noProof/>
                 <w:webHidden/>
+                <w:sz w:val="28"/>
+                <w:szCs w:val="28"/>
               </w:rPr>
               <w:instrText xml:space="preserve"> PAGEREF _Toc231290107 \h </w:instrText>
             </w:r>
@@ -3475,12 +3930,16 @@
               <w:rPr>
                 <w:noProof/>
                 <w:webHidden/>
-              </w:rPr>
-            </w:r>
-            <w:r>
-              <w:rPr>
-                <w:noProof/>
-                <w:webHidden/>
+                <w:sz w:val="28"/>
+                <w:szCs w:val="28"/>
+              </w:rPr>
+            </w:r>
+            <w:r>
+              <w:rPr>
+                <w:noProof/>
+                <w:webHidden/>
+                <w:sz w:val="28"/>
+                <w:szCs w:val="28"/>
               </w:rPr>
               <w:fldChar w:fldCharType="separate"/>
             </w:r>
@@ -3488,6 +3947,8 @@
               <w:rPr>
                 <w:noProof/>
                 <w:webHidden/>
+                <w:sz w:val="28"/>
+                <w:szCs w:val="28"/>
               </w:rPr>
               <w:t>19</w:t>
             </w:r>
@@ -3495,6 +3956,8 @@
               <w:rPr>
                 <w:noProof/>
                 <w:webHidden/>
+                <w:sz w:val="28"/>
+                <w:szCs w:val="28"/>
               </w:rPr>
               <w:fldChar w:fldCharType="end"/>
             </w:r>
@@ -3509,6 +3972,8 @@
             <w:rPr>
               <w:rFonts w:eastAsiaTheme="minorEastAsia"/>
               <w:noProof/>
+              <w:sz w:val="28"/>
+              <w:szCs w:val="28"/>
               <w:lang w:eastAsia="ru-RU"/>
             </w:rPr>
           </w:pPr>
@@ -3518,6 +3983,8 @@
                 <w:rStyle w:val="a3"/>
                 <w:rFonts w:ascii="Times New Roman" w:hAnsi="Times New Roman" w:cs="Times New Roman"/>
                 <w:noProof/>
+                <w:sz w:val="28"/>
+                <w:szCs w:val="28"/>
               </w:rPr>
               <w:t>2.5.3. Применение паттернов GoF</w:t>
             </w:r>
@@ -3525,6 +3992,8 @@
               <w:rPr>
                 <w:noProof/>
                 <w:webHidden/>
+                <w:sz w:val="28"/>
+                <w:szCs w:val="28"/>
               </w:rPr>
               <w:tab/>
             </w:r>
@@ -3532,6 +4001,8 @@
               <w:rPr>
                 <w:noProof/>
                 <w:webHidden/>
+                <w:sz w:val="28"/>
+                <w:szCs w:val="28"/>
               </w:rPr>
               <w:fldChar w:fldCharType="begin"/>
             </w:r>
@@ -3539,6 +4010,8 @@
               <w:rPr>
                 <w:noProof/>
                 <w:webHidden/>
+                <w:sz w:val="28"/>
+                <w:szCs w:val="28"/>
               </w:rPr>
               <w:instrText xml:space="preserve"> PAGEREF _Toc231290108 \h </w:instrText>
             </w:r>
@@ -3546,12 +4019,16 @@
               <w:rPr>
                 <w:noProof/>
                 <w:webHidden/>
-              </w:rPr>
-            </w:r>
-            <w:r>
-              <w:rPr>
-                <w:noProof/>
-                <w:webHidden/>
+                <w:sz w:val="28"/>
+                <w:szCs w:val="28"/>
+              </w:rPr>
+            </w:r>
+            <w:r>
+              <w:rPr>
+                <w:noProof/>
+                <w:webHidden/>
+                <w:sz w:val="28"/>
+                <w:szCs w:val="28"/>
               </w:rPr>
               <w:fldChar w:fldCharType="separate"/>
             </w:r>
@@ -3559,6 +4036,8 @@
               <w:rPr>
                 <w:noProof/>
                 <w:webHidden/>
+                <w:sz w:val="28"/>
+                <w:szCs w:val="28"/>
               </w:rPr>
               <w:t>19</w:t>
             </w:r>
@@ -3566,6 +4045,8 @@
               <w:rPr>
                 <w:noProof/>
                 <w:webHidden/>
+                <w:sz w:val="28"/>
+                <w:szCs w:val="28"/>
               </w:rPr>
               <w:fldChar w:fldCharType="end"/>
             </w:r>
@@ -3576,8 +4057,6 @@
             <w:pStyle w:val="11"/>
             <w:rPr>
               <w:rFonts w:asciiTheme="minorHAnsi" w:eastAsiaTheme="minorEastAsia" w:hAnsiTheme="minorHAnsi" w:cstheme="minorBidi"/>
-              <w:sz w:val="22"/>
-              <w:szCs w:val="22"/>
               <w:lang w:eastAsia="ru-RU"/>
             </w:rPr>
           </w:pPr>
@@ -3637,6 +4116,8 @@
             <w:rPr>
               <w:rFonts w:eastAsiaTheme="minorEastAsia"/>
               <w:noProof/>
+              <w:sz w:val="28"/>
+              <w:szCs w:val="28"/>
               <w:lang w:eastAsia="ru-RU"/>
             </w:rPr>
           </w:pPr>
@@ -3646,6 +4127,8 @@
                 <w:rStyle w:val="a3"/>
                 <w:rFonts w:ascii="Times New Roman" w:hAnsi="Times New Roman" w:cs="Times New Roman"/>
                 <w:noProof/>
+                <w:sz w:val="28"/>
+                <w:szCs w:val="28"/>
               </w:rPr>
               <w:t>3.1. Реализация бизнес-логики</w:t>
             </w:r>
@@ -3653,6 +4136,8 @@
               <w:rPr>
                 <w:noProof/>
                 <w:webHidden/>
+                <w:sz w:val="28"/>
+                <w:szCs w:val="28"/>
               </w:rPr>
               <w:tab/>
             </w:r>
@@ -3660,6 +4145,8 @@
               <w:rPr>
                 <w:noProof/>
                 <w:webHidden/>
+                <w:sz w:val="28"/>
+                <w:szCs w:val="28"/>
               </w:rPr>
               <w:fldChar w:fldCharType="begin"/>
             </w:r>
@@ -3667,6 +4154,8 @@
               <w:rPr>
                 <w:noProof/>
                 <w:webHidden/>
+                <w:sz w:val="28"/>
+                <w:szCs w:val="28"/>
               </w:rPr>
               <w:instrText xml:space="preserve"> PAGEREF _Toc231290110 \h </w:instrText>
             </w:r>
@@ -3674,12 +4163,16 @@
               <w:rPr>
                 <w:noProof/>
                 <w:webHidden/>
-              </w:rPr>
-            </w:r>
-            <w:r>
-              <w:rPr>
-                <w:noProof/>
-                <w:webHidden/>
+                <w:sz w:val="28"/>
+                <w:szCs w:val="28"/>
+              </w:rPr>
+            </w:r>
+            <w:r>
+              <w:rPr>
+                <w:noProof/>
+                <w:webHidden/>
+                <w:sz w:val="28"/>
+                <w:szCs w:val="28"/>
               </w:rPr>
               <w:fldChar w:fldCharType="separate"/>
             </w:r>
@@ -3687,6 +4180,8 @@
               <w:rPr>
                 <w:noProof/>
                 <w:webHidden/>
+                <w:sz w:val="28"/>
+                <w:szCs w:val="28"/>
               </w:rPr>
               <w:t>20</w:t>
             </w:r>
@@ -3694,6 +4189,8 @@
               <w:rPr>
                 <w:noProof/>
                 <w:webHidden/>
+                <w:sz w:val="28"/>
+                <w:szCs w:val="28"/>
               </w:rPr>
               <w:fldChar w:fldCharType="end"/>
             </w:r>
@@ -3708,6 +4205,8 @@
             <w:rPr>
               <w:rFonts w:eastAsiaTheme="minorEastAsia"/>
               <w:noProof/>
+              <w:sz w:val="28"/>
+              <w:szCs w:val="28"/>
               <w:lang w:eastAsia="ru-RU"/>
             </w:rPr>
           </w:pPr>
@@ -3717,6 +4216,8 @@
                 <w:rStyle w:val="a3"/>
                 <w:rFonts w:ascii="Times New Roman" w:hAnsi="Times New Roman" w:cs="Times New Roman"/>
                 <w:noProof/>
+                <w:sz w:val="28"/>
+                <w:szCs w:val="28"/>
               </w:rPr>
               <w:t>3.1.1. Структура проекта</w:t>
             </w:r>
@@ -3724,6 +4225,8 @@
               <w:rPr>
                 <w:noProof/>
                 <w:webHidden/>
+                <w:sz w:val="28"/>
+                <w:szCs w:val="28"/>
               </w:rPr>
               <w:tab/>
             </w:r>
@@ -3731,6 +4234,8 @@
               <w:rPr>
                 <w:noProof/>
                 <w:webHidden/>
+                <w:sz w:val="28"/>
+                <w:szCs w:val="28"/>
               </w:rPr>
               <w:fldChar w:fldCharType="begin"/>
             </w:r>
@@ -3738,6 +4243,8 @@
               <w:rPr>
                 <w:noProof/>
                 <w:webHidden/>
+                <w:sz w:val="28"/>
+                <w:szCs w:val="28"/>
               </w:rPr>
               <w:instrText xml:space="preserve"> PAGEREF _Toc231290111 \h </w:instrText>
             </w:r>
@@ -3745,12 +4252,16 @@
               <w:rPr>
                 <w:noProof/>
                 <w:webHidden/>
-              </w:rPr>
-            </w:r>
-            <w:r>
-              <w:rPr>
-                <w:noProof/>
-                <w:webHidden/>
+                <w:sz w:val="28"/>
+                <w:szCs w:val="28"/>
+              </w:rPr>
+            </w:r>
+            <w:r>
+              <w:rPr>
+                <w:noProof/>
+                <w:webHidden/>
+                <w:sz w:val="28"/>
+                <w:szCs w:val="28"/>
               </w:rPr>
               <w:fldChar w:fldCharType="separate"/>
             </w:r>
@@ -3758,6 +4269,8 @@
               <w:rPr>
                 <w:noProof/>
                 <w:webHidden/>
+                <w:sz w:val="28"/>
+                <w:szCs w:val="28"/>
               </w:rPr>
               <w:t>20</w:t>
             </w:r>
@@ -3765,6 +4278,8 @@
               <w:rPr>
                 <w:noProof/>
                 <w:webHidden/>
+                <w:sz w:val="28"/>
+                <w:szCs w:val="28"/>
               </w:rPr>
               <w:fldChar w:fldCharType="end"/>
             </w:r>
@@ -3779,6 +4294,8 @@
             <w:rPr>
               <w:rFonts w:eastAsiaTheme="minorEastAsia"/>
               <w:noProof/>
+              <w:sz w:val="28"/>
+              <w:szCs w:val="28"/>
               <w:lang w:eastAsia="ru-RU"/>
             </w:rPr>
           </w:pPr>
@@ -3788,6 +4305,8 @@
                 <w:rStyle w:val="a3"/>
                 <w:rFonts w:ascii="Times New Roman" w:hAnsi="Times New Roman" w:cs="Times New Roman"/>
                 <w:noProof/>
+                <w:sz w:val="28"/>
+                <w:szCs w:val="28"/>
               </w:rPr>
               <w:t>3.1.2. Классы-сущности</w:t>
             </w:r>
@@ -3795,6 +4314,8 @@
               <w:rPr>
                 <w:noProof/>
                 <w:webHidden/>
+                <w:sz w:val="28"/>
+                <w:szCs w:val="28"/>
               </w:rPr>
               <w:tab/>
             </w:r>
@@ -3802,6 +4323,8 @@
               <w:rPr>
                 <w:noProof/>
                 <w:webHidden/>
+                <w:sz w:val="28"/>
+                <w:szCs w:val="28"/>
               </w:rPr>
               <w:fldChar w:fldCharType="begin"/>
             </w:r>
@@ -3809,6 +4332,8 @@
               <w:rPr>
                 <w:noProof/>
                 <w:webHidden/>
+                <w:sz w:val="28"/>
+                <w:szCs w:val="28"/>
               </w:rPr>
               <w:instrText xml:space="preserve"> PAGEREF _Toc231290112 \h </w:instrText>
             </w:r>
@@ -3816,12 +4341,16 @@
               <w:rPr>
                 <w:noProof/>
                 <w:webHidden/>
-              </w:rPr>
-            </w:r>
-            <w:r>
-              <w:rPr>
-                <w:noProof/>
-                <w:webHidden/>
+                <w:sz w:val="28"/>
+                <w:szCs w:val="28"/>
+              </w:rPr>
+            </w:r>
+            <w:r>
+              <w:rPr>
+                <w:noProof/>
+                <w:webHidden/>
+                <w:sz w:val="28"/>
+                <w:szCs w:val="28"/>
               </w:rPr>
               <w:fldChar w:fldCharType="separate"/>
             </w:r>
@@ -3829,6 +4358,8 @@
               <w:rPr>
                 <w:noProof/>
                 <w:webHidden/>
+                <w:sz w:val="28"/>
+                <w:szCs w:val="28"/>
               </w:rPr>
               <w:t>20</w:t>
             </w:r>
@@ -3836,6 +4367,8 @@
               <w:rPr>
                 <w:noProof/>
                 <w:webHidden/>
+                <w:sz w:val="28"/>
+                <w:szCs w:val="28"/>
               </w:rPr>
               <w:fldChar w:fldCharType="end"/>
             </w:r>
@@ -3850,6 +4383,8 @@
             <w:rPr>
               <w:rFonts w:eastAsiaTheme="minorEastAsia"/>
               <w:noProof/>
+              <w:sz w:val="28"/>
+              <w:szCs w:val="28"/>
               <w:lang w:eastAsia="ru-RU"/>
             </w:rPr>
           </w:pPr>
@@ -3859,6 +4394,8 @@
                 <w:rStyle w:val="a3"/>
                 <w:rFonts w:ascii="Times New Roman" w:hAnsi="Times New Roman" w:cs="Times New Roman"/>
                 <w:noProof/>
+                <w:sz w:val="28"/>
+                <w:szCs w:val="28"/>
               </w:rPr>
               <w:t>3.1.3. Слой доступа к данным</w:t>
             </w:r>
@@ -3866,6 +4403,8 @@
               <w:rPr>
                 <w:noProof/>
                 <w:webHidden/>
+                <w:sz w:val="28"/>
+                <w:szCs w:val="28"/>
               </w:rPr>
               <w:tab/>
             </w:r>
@@ -3873,6 +4412,8 @@
               <w:rPr>
                 <w:noProof/>
                 <w:webHidden/>
+                <w:sz w:val="28"/>
+                <w:szCs w:val="28"/>
               </w:rPr>
               <w:fldChar w:fldCharType="begin"/>
             </w:r>
@@ -3880,6 +4421,8 @@
               <w:rPr>
                 <w:noProof/>
                 <w:webHidden/>
+                <w:sz w:val="28"/>
+                <w:szCs w:val="28"/>
               </w:rPr>
               <w:instrText xml:space="preserve"> PAGEREF _Toc231290113 \h </w:instrText>
             </w:r>
@@ -3887,12 +4430,16 @@
               <w:rPr>
                 <w:noProof/>
                 <w:webHidden/>
-              </w:rPr>
-            </w:r>
-            <w:r>
-              <w:rPr>
-                <w:noProof/>
-                <w:webHidden/>
+                <w:sz w:val="28"/>
+                <w:szCs w:val="28"/>
+              </w:rPr>
+            </w:r>
+            <w:r>
+              <w:rPr>
+                <w:noProof/>
+                <w:webHidden/>
+                <w:sz w:val="28"/>
+                <w:szCs w:val="28"/>
               </w:rPr>
               <w:fldChar w:fldCharType="separate"/>
             </w:r>
@@ -3900,6 +4447,8 @@
               <w:rPr>
                 <w:noProof/>
                 <w:webHidden/>
+                <w:sz w:val="28"/>
+                <w:szCs w:val="28"/>
               </w:rPr>
               <w:t>21</w:t>
             </w:r>
@@ -3907,6 +4456,8 @@
               <w:rPr>
                 <w:noProof/>
                 <w:webHidden/>
+                <w:sz w:val="28"/>
+                <w:szCs w:val="28"/>
               </w:rPr>
               <w:fldChar w:fldCharType="end"/>
             </w:r>
@@ -3921,6 +4472,8 @@
             <w:rPr>
               <w:rFonts w:eastAsiaTheme="minorEastAsia"/>
               <w:noProof/>
+              <w:sz w:val="28"/>
+              <w:szCs w:val="28"/>
               <w:lang w:eastAsia="ru-RU"/>
             </w:rPr>
           </w:pPr>
@@ -3930,6 +4483,8 @@
                 <w:rStyle w:val="a3"/>
                 <w:rFonts w:ascii="Times New Roman" w:hAnsi="Times New Roman" w:cs="Times New Roman"/>
                 <w:noProof/>
+                <w:sz w:val="28"/>
+                <w:szCs w:val="28"/>
               </w:rPr>
               <w:t>3.1.4. Слой управления</w:t>
             </w:r>
@@ -3937,6 +4492,8 @@
               <w:rPr>
                 <w:noProof/>
                 <w:webHidden/>
+                <w:sz w:val="28"/>
+                <w:szCs w:val="28"/>
               </w:rPr>
               <w:tab/>
             </w:r>
@@ -3944,6 +4501,8 @@
               <w:rPr>
                 <w:noProof/>
                 <w:webHidden/>
+                <w:sz w:val="28"/>
+                <w:szCs w:val="28"/>
               </w:rPr>
               <w:fldChar w:fldCharType="begin"/>
             </w:r>
@@ -3951,6 +4510,8 @@
               <w:rPr>
                 <w:noProof/>
                 <w:webHidden/>
+                <w:sz w:val="28"/>
+                <w:szCs w:val="28"/>
               </w:rPr>
               <w:instrText xml:space="preserve"> PAGEREF _Toc231290114 \h </w:instrText>
             </w:r>
@@ -3958,12 +4519,16 @@
               <w:rPr>
                 <w:noProof/>
                 <w:webHidden/>
-              </w:rPr>
-            </w:r>
-            <w:r>
-              <w:rPr>
-                <w:noProof/>
-                <w:webHidden/>
+                <w:sz w:val="28"/>
+                <w:szCs w:val="28"/>
+              </w:rPr>
+            </w:r>
+            <w:r>
+              <w:rPr>
+                <w:noProof/>
+                <w:webHidden/>
+                <w:sz w:val="28"/>
+                <w:szCs w:val="28"/>
               </w:rPr>
               <w:fldChar w:fldCharType="separate"/>
             </w:r>
@@ -3971,6 +4536,8 @@
               <w:rPr>
                 <w:noProof/>
                 <w:webHidden/>
+                <w:sz w:val="28"/>
+                <w:szCs w:val="28"/>
               </w:rPr>
               <w:t>22</w:t>
             </w:r>
@@ -3978,6 +4545,8 @@
               <w:rPr>
                 <w:noProof/>
                 <w:webHidden/>
+                <w:sz w:val="28"/>
+                <w:szCs w:val="28"/>
               </w:rPr>
               <w:fldChar w:fldCharType="end"/>
             </w:r>
@@ -3989,6 +4558,8 @@
             <w:rPr>
               <w:rFonts w:eastAsiaTheme="minorEastAsia"/>
               <w:noProof/>
+              <w:sz w:val="28"/>
+              <w:szCs w:val="28"/>
               <w:lang w:eastAsia="ru-RU"/>
             </w:rPr>
           </w:pPr>
@@ -3998,6 +4569,8 @@
                 <w:rStyle w:val="a3"/>
                 <w:rFonts w:ascii="Times New Roman" w:hAnsi="Times New Roman" w:cs="Times New Roman"/>
                 <w:noProof/>
+                <w:sz w:val="28"/>
+                <w:szCs w:val="28"/>
               </w:rPr>
               <w:t>3.2. Рефакторинг и оптимизация</w:t>
             </w:r>
@@ -4005,6 +4578,8 @@
               <w:rPr>
                 <w:noProof/>
                 <w:webHidden/>
+                <w:sz w:val="28"/>
+                <w:szCs w:val="28"/>
               </w:rPr>
               <w:tab/>
             </w:r>
@@ -4012,6 +4587,8 @@
               <w:rPr>
                 <w:noProof/>
                 <w:webHidden/>
+                <w:sz w:val="28"/>
+                <w:szCs w:val="28"/>
               </w:rPr>
               <w:fldChar w:fldCharType="begin"/>
             </w:r>
@@ -4019,6 +4596,8 @@
               <w:rPr>
                 <w:noProof/>
                 <w:webHidden/>
+                <w:sz w:val="28"/>
+                <w:szCs w:val="28"/>
               </w:rPr>
               <w:instrText xml:space="preserve"> PAGEREF _Toc231290115 \h </w:instrText>
             </w:r>
@@ -4026,12 +4605,16 @@
               <w:rPr>
                 <w:noProof/>
                 <w:webHidden/>
-              </w:rPr>
-            </w:r>
-            <w:r>
-              <w:rPr>
-                <w:noProof/>
-                <w:webHidden/>
+                <w:sz w:val="28"/>
+                <w:szCs w:val="28"/>
+              </w:rPr>
+            </w:r>
+            <w:r>
+              <w:rPr>
+                <w:noProof/>
+                <w:webHidden/>
+                <w:sz w:val="28"/>
+                <w:szCs w:val="28"/>
               </w:rPr>
               <w:fldChar w:fldCharType="separate"/>
             </w:r>
@@ -4039,6 +4622,8 @@
               <w:rPr>
                 <w:noProof/>
                 <w:webHidden/>
+                <w:sz w:val="28"/>
+                <w:szCs w:val="28"/>
               </w:rPr>
               <w:t>22</w:t>
             </w:r>
@@ -4046,6 +4631,8 @@
               <w:rPr>
                 <w:noProof/>
                 <w:webHidden/>
+                <w:sz w:val="28"/>
+                <w:szCs w:val="28"/>
               </w:rPr>
               <w:fldChar w:fldCharType="end"/>
             </w:r>
@@ -4060,6 +4647,8 @@
             <w:rPr>
               <w:rFonts w:eastAsiaTheme="minorEastAsia"/>
               <w:noProof/>
+              <w:sz w:val="28"/>
+              <w:szCs w:val="28"/>
               <w:lang w:eastAsia="ru-RU"/>
             </w:rPr>
           </w:pPr>
@@ -4069,6 +4658,8 @@
                 <w:rStyle w:val="a3"/>
                 <w:rFonts w:ascii="Times New Roman" w:hAnsi="Times New Roman" w:cs="Times New Roman"/>
                 <w:noProof/>
+                <w:sz w:val="28"/>
+                <w:szCs w:val="28"/>
               </w:rPr>
               <w:t>3.2.1. Статический анализ кода</w:t>
             </w:r>
@@ -4076,6 +4667,8 @@
               <w:rPr>
                 <w:noProof/>
                 <w:webHidden/>
+                <w:sz w:val="28"/>
+                <w:szCs w:val="28"/>
               </w:rPr>
               <w:tab/>
             </w:r>
@@ -4083,6 +4676,8 @@
               <w:rPr>
                 <w:noProof/>
                 <w:webHidden/>
+                <w:sz w:val="28"/>
+                <w:szCs w:val="28"/>
               </w:rPr>
               <w:fldChar w:fldCharType="begin"/>
             </w:r>
@@ -4090,6 +4685,8 @@
               <w:rPr>
                 <w:noProof/>
                 <w:webHidden/>
+                <w:sz w:val="28"/>
+                <w:szCs w:val="28"/>
               </w:rPr>
               <w:instrText xml:space="preserve"> PAGEREF _Toc231290116 \h </w:instrText>
             </w:r>
@@ -4097,12 +4694,16 @@
               <w:rPr>
                 <w:noProof/>
                 <w:webHidden/>
-              </w:rPr>
-            </w:r>
-            <w:r>
-              <w:rPr>
-                <w:noProof/>
-                <w:webHidden/>
+                <w:sz w:val="28"/>
+                <w:szCs w:val="28"/>
+              </w:rPr>
+            </w:r>
+            <w:r>
+              <w:rPr>
+                <w:noProof/>
+                <w:webHidden/>
+                <w:sz w:val="28"/>
+                <w:szCs w:val="28"/>
               </w:rPr>
               <w:fldChar w:fldCharType="separate"/>
             </w:r>
@@ -4110,6 +4711,8 @@
               <w:rPr>
                 <w:noProof/>
                 <w:webHidden/>
+                <w:sz w:val="28"/>
+                <w:szCs w:val="28"/>
               </w:rPr>
               <w:t>22</w:t>
             </w:r>
@@ -4117,6 +4720,8 @@
               <w:rPr>
                 <w:noProof/>
                 <w:webHidden/>
+                <w:sz w:val="28"/>
+                <w:szCs w:val="28"/>
               </w:rPr>
               <w:fldChar w:fldCharType="end"/>
             </w:r>
@@ -4131,6 +4736,8 @@
             <w:rPr>
               <w:rFonts w:eastAsiaTheme="minorEastAsia"/>
               <w:noProof/>
+              <w:sz w:val="28"/>
+              <w:szCs w:val="28"/>
               <w:lang w:eastAsia="ru-RU"/>
             </w:rPr>
           </w:pPr>
@@ -4140,6 +4747,8 @@
                 <w:rStyle w:val="a3"/>
                 <w:rFonts w:ascii="Times New Roman" w:hAnsi="Times New Roman" w:cs="Times New Roman"/>
                 <w:noProof/>
+                <w:sz w:val="28"/>
+                <w:szCs w:val="28"/>
               </w:rPr>
               <w:t>3.2.2. Применение паттернов (Data Mapper, Identity Map)</w:t>
             </w:r>
@@ -4147,6 +4756,8 @@
               <w:rPr>
                 <w:noProof/>
                 <w:webHidden/>
+                <w:sz w:val="28"/>
+                <w:szCs w:val="28"/>
               </w:rPr>
               <w:tab/>
             </w:r>
@@ -4154,6 +4765,8 @@
               <w:rPr>
                 <w:noProof/>
                 <w:webHidden/>
+                <w:sz w:val="28"/>
+                <w:szCs w:val="28"/>
               </w:rPr>
               <w:fldChar w:fldCharType="begin"/>
             </w:r>
@@ -4161,6 +4774,8 @@
               <w:rPr>
                 <w:noProof/>
                 <w:webHidden/>
+                <w:sz w:val="28"/>
+                <w:szCs w:val="28"/>
               </w:rPr>
               <w:instrText xml:space="preserve"> PAGEREF _Toc231290117 \h </w:instrText>
             </w:r>
@@ -4168,12 +4783,16 @@
               <w:rPr>
                 <w:noProof/>
                 <w:webHidden/>
-              </w:rPr>
-            </w:r>
-            <w:r>
-              <w:rPr>
-                <w:noProof/>
-                <w:webHidden/>
+                <w:sz w:val="28"/>
+                <w:szCs w:val="28"/>
+              </w:rPr>
+            </w:r>
+            <w:r>
+              <w:rPr>
+                <w:noProof/>
+                <w:webHidden/>
+                <w:sz w:val="28"/>
+                <w:szCs w:val="28"/>
               </w:rPr>
               <w:fldChar w:fldCharType="separate"/>
             </w:r>
@@ -4181,6 +4800,8 @@
               <w:rPr>
                 <w:noProof/>
                 <w:webHidden/>
+                <w:sz w:val="28"/>
+                <w:szCs w:val="28"/>
               </w:rPr>
               <w:t>22</w:t>
             </w:r>
@@ -4188,6 +4809,8 @@
               <w:rPr>
                 <w:noProof/>
                 <w:webHidden/>
+                <w:sz w:val="28"/>
+                <w:szCs w:val="28"/>
               </w:rPr>
               <w:fldChar w:fldCharType="end"/>
             </w:r>
@@ -4202,6 +4825,8 @@
             <w:rPr>
               <w:rFonts w:eastAsiaTheme="minorEastAsia"/>
               <w:noProof/>
+              <w:sz w:val="28"/>
+              <w:szCs w:val="28"/>
               <w:lang w:eastAsia="ru-RU"/>
             </w:rPr>
           </w:pPr>
@@ -4211,6 +4836,8 @@
                 <w:rStyle w:val="a3"/>
                 <w:rFonts w:ascii="Times New Roman" w:hAnsi="Times New Roman" w:cs="Times New Roman"/>
                 <w:noProof/>
+                <w:sz w:val="28"/>
+                <w:szCs w:val="28"/>
               </w:rPr>
               <w:t>3.2.3. Оптимизация запросов</w:t>
             </w:r>
@@ -4218,6 +4845,8 @@
               <w:rPr>
                 <w:noProof/>
                 <w:webHidden/>
+                <w:sz w:val="28"/>
+                <w:szCs w:val="28"/>
               </w:rPr>
               <w:tab/>
             </w:r>
@@ -4225,6 +4854,8 @@
               <w:rPr>
                 <w:noProof/>
                 <w:webHidden/>
+                <w:sz w:val="28"/>
+                <w:szCs w:val="28"/>
               </w:rPr>
               <w:fldChar w:fldCharType="begin"/>
             </w:r>
@@ -4232,6 +4863,8 @@
               <w:rPr>
                 <w:noProof/>
                 <w:webHidden/>
+                <w:sz w:val="28"/>
+                <w:szCs w:val="28"/>
               </w:rPr>
               <w:instrText xml:space="preserve"> PAGEREF _Toc231290118 \h </w:instrText>
             </w:r>
@@ -4239,12 +4872,16 @@
               <w:rPr>
                 <w:noProof/>
                 <w:webHidden/>
-              </w:rPr>
-            </w:r>
-            <w:r>
-              <w:rPr>
-                <w:noProof/>
-                <w:webHidden/>
+                <w:sz w:val="28"/>
+                <w:szCs w:val="28"/>
+              </w:rPr>
+            </w:r>
+            <w:r>
+              <w:rPr>
+                <w:noProof/>
+                <w:webHidden/>
+                <w:sz w:val="28"/>
+                <w:szCs w:val="28"/>
               </w:rPr>
               <w:fldChar w:fldCharType="separate"/>
             </w:r>
@@ -4252,6 +4889,8 @@
               <w:rPr>
                 <w:noProof/>
                 <w:webHidden/>
+                <w:sz w:val="28"/>
+                <w:szCs w:val="28"/>
               </w:rPr>
               <w:t>22</w:t>
             </w:r>
@@ -4259,6 +4898,8 @@
               <w:rPr>
                 <w:noProof/>
                 <w:webHidden/>
+                <w:sz w:val="28"/>
+                <w:szCs w:val="28"/>
               </w:rPr>
               <w:fldChar w:fldCharType="end"/>
             </w:r>
@@ -4270,6 +4911,8 @@
             <w:rPr>
               <w:rFonts w:eastAsiaTheme="minorEastAsia"/>
               <w:noProof/>
+              <w:sz w:val="28"/>
+              <w:szCs w:val="28"/>
               <w:lang w:eastAsia="ru-RU"/>
             </w:rPr>
           </w:pPr>
@@ -4279,6 +4922,8 @@
                 <w:rStyle w:val="a3"/>
                 <w:rFonts w:ascii="Times New Roman" w:hAnsi="Times New Roman" w:cs="Times New Roman"/>
                 <w:noProof/>
+                <w:sz w:val="28"/>
+                <w:szCs w:val="28"/>
               </w:rPr>
               <w:t>3.3. Пользовательский интерфейс</w:t>
             </w:r>
@@ -4286,6 +4931,8 @@
               <w:rPr>
                 <w:noProof/>
                 <w:webHidden/>
+                <w:sz w:val="28"/>
+                <w:szCs w:val="28"/>
               </w:rPr>
               <w:tab/>
             </w:r>
@@ -4293,6 +4940,8 @@
               <w:rPr>
                 <w:noProof/>
                 <w:webHidden/>
+                <w:sz w:val="28"/>
+                <w:szCs w:val="28"/>
               </w:rPr>
               <w:fldChar w:fldCharType="begin"/>
             </w:r>
@@ -4300,6 +4949,8 @@
               <w:rPr>
                 <w:noProof/>
                 <w:webHidden/>
+                <w:sz w:val="28"/>
+                <w:szCs w:val="28"/>
               </w:rPr>
               <w:instrText xml:space="preserve"> PAGEREF _Toc231290119 \h </w:instrText>
             </w:r>
@@ -4307,12 +4958,16 @@
               <w:rPr>
                 <w:noProof/>
                 <w:webHidden/>
-              </w:rPr>
-            </w:r>
-            <w:r>
-              <w:rPr>
-                <w:noProof/>
-                <w:webHidden/>
+                <w:sz w:val="28"/>
+                <w:szCs w:val="28"/>
+              </w:rPr>
+            </w:r>
+            <w:r>
+              <w:rPr>
+                <w:noProof/>
+                <w:webHidden/>
+                <w:sz w:val="28"/>
+                <w:szCs w:val="28"/>
               </w:rPr>
               <w:fldChar w:fldCharType="separate"/>
             </w:r>
@@ -4320,6 +4975,8 @@
               <w:rPr>
                 <w:noProof/>
                 <w:webHidden/>
+                <w:sz w:val="28"/>
+                <w:szCs w:val="28"/>
               </w:rPr>
               <w:t>23</w:t>
             </w:r>
@@ -4327,6 +4984,8 @@
               <w:rPr>
                 <w:noProof/>
                 <w:webHidden/>
+                <w:sz w:val="28"/>
+                <w:szCs w:val="28"/>
               </w:rPr>
               <w:fldChar w:fldCharType="end"/>
             </w:r>
@@ -4341,6 +5000,8 @@
             <w:rPr>
               <w:rFonts w:eastAsiaTheme="minorEastAsia"/>
               <w:noProof/>
+              <w:sz w:val="28"/>
+              <w:szCs w:val="28"/>
               <w:lang w:eastAsia="ru-RU"/>
             </w:rPr>
           </w:pPr>
@@ -4350,6 +5011,8 @@
                 <w:rStyle w:val="a3"/>
                 <w:rFonts w:ascii="Times New Roman" w:hAnsi="Times New Roman" w:cs="Times New Roman"/>
                 <w:noProof/>
+                <w:sz w:val="28"/>
+                <w:szCs w:val="28"/>
               </w:rPr>
               <w:t xml:space="preserve">3.3.1. Разработка динамических шаблонов интерфейса на базе </w:t>
             </w:r>
@@ -4358,6 +5021,8 @@
                 <w:rStyle w:val="a3"/>
                 <w:rFonts w:ascii="Times New Roman" w:hAnsi="Times New Roman" w:cs="Times New Roman"/>
                 <w:noProof/>
+                <w:sz w:val="28"/>
+                <w:szCs w:val="28"/>
                 <w:lang w:val="en-US"/>
               </w:rPr>
               <w:t>Thymeleaf</w:t>
@@ -4366,6 +5031,8 @@
               <w:rPr>
                 <w:noProof/>
                 <w:webHidden/>
+                <w:sz w:val="28"/>
+                <w:szCs w:val="28"/>
               </w:rPr>
               <w:tab/>
             </w:r>
@@ -4373,6 +5040,8 @@
               <w:rPr>
                 <w:noProof/>
                 <w:webHidden/>
+                <w:sz w:val="28"/>
+                <w:szCs w:val="28"/>
               </w:rPr>
               <w:fldChar w:fldCharType="begin"/>
             </w:r>
@@ -4380,6 +5049,8 @@
               <w:rPr>
                 <w:noProof/>
                 <w:webHidden/>
+                <w:sz w:val="28"/>
+                <w:szCs w:val="28"/>
               </w:rPr>
               <w:instrText xml:space="preserve"> PAGEREF _Toc231290120 \h </w:instrText>
             </w:r>
@@ -4387,12 +5058,16 @@
               <w:rPr>
                 <w:noProof/>
                 <w:webHidden/>
-              </w:rPr>
-            </w:r>
-            <w:r>
-              <w:rPr>
-                <w:noProof/>
-                <w:webHidden/>
+                <w:sz w:val="28"/>
+                <w:szCs w:val="28"/>
+              </w:rPr>
+            </w:r>
+            <w:r>
+              <w:rPr>
+                <w:noProof/>
+                <w:webHidden/>
+                <w:sz w:val="28"/>
+                <w:szCs w:val="28"/>
               </w:rPr>
               <w:fldChar w:fldCharType="separate"/>
             </w:r>
@@ -4400,6 +5075,8 @@
               <w:rPr>
                 <w:noProof/>
                 <w:webHidden/>
+                <w:sz w:val="28"/>
+                <w:szCs w:val="28"/>
               </w:rPr>
               <w:t>23</w:t>
             </w:r>
@@ -4407,6 +5084,8 @@
               <w:rPr>
                 <w:noProof/>
                 <w:webHidden/>
+                <w:sz w:val="28"/>
+                <w:szCs w:val="28"/>
               </w:rPr>
               <w:fldChar w:fldCharType="end"/>
             </w:r>
@@ -4421,6 +5100,8 @@
             <w:rPr>
               <w:rFonts w:eastAsiaTheme="minorEastAsia"/>
               <w:noProof/>
+              <w:sz w:val="28"/>
+              <w:szCs w:val="28"/>
               <w:lang w:eastAsia="ru-RU"/>
             </w:rPr>
           </w:pPr>
@@ -4430,6 +5111,8 @@
                 <w:rStyle w:val="a3"/>
                 <w:rFonts w:ascii="Times New Roman" w:hAnsi="Times New Roman" w:cs="Times New Roman"/>
                 <w:noProof/>
+                <w:sz w:val="28"/>
+                <w:szCs w:val="28"/>
               </w:rPr>
               <w:t>3.3.2. Реализация асинхронного взаимодействия (</w:t>
             </w:r>
@@ -4438,6 +5121,8 @@
                 <w:rStyle w:val="a3"/>
                 <w:rFonts w:ascii="Times New Roman" w:hAnsi="Times New Roman" w:cs="Times New Roman"/>
                 <w:noProof/>
+                <w:sz w:val="28"/>
+                <w:szCs w:val="28"/>
                 <w:lang w:val="en-US"/>
               </w:rPr>
               <w:t>AJAX</w:t>
@@ -4447,6 +5132,8 @@
                 <w:rStyle w:val="a3"/>
                 <w:rFonts w:ascii="Times New Roman" w:hAnsi="Times New Roman" w:cs="Times New Roman"/>
                 <w:noProof/>
+                <w:sz w:val="28"/>
+                <w:szCs w:val="28"/>
               </w:rPr>
               <w:t>) и клиентской валидации</w:t>
             </w:r>
@@ -4454,6 +5141,8 @@
               <w:rPr>
                 <w:noProof/>
                 <w:webHidden/>
+                <w:sz w:val="28"/>
+                <w:szCs w:val="28"/>
               </w:rPr>
               <w:tab/>
             </w:r>
@@ -4461,6 +5150,8 @@
               <w:rPr>
                 <w:noProof/>
                 <w:webHidden/>
+                <w:sz w:val="28"/>
+                <w:szCs w:val="28"/>
               </w:rPr>
               <w:fldChar w:fldCharType="begin"/>
             </w:r>
@@ -4468,6 +5159,8 @@
               <w:rPr>
                 <w:noProof/>
                 <w:webHidden/>
+                <w:sz w:val="28"/>
+                <w:szCs w:val="28"/>
               </w:rPr>
               <w:instrText xml:space="preserve"> PAGEREF _Toc231290121 \h </w:instrText>
             </w:r>
@@ -4475,12 +5168,16 @@
               <w:rPr>
                 <w:noProof/>
                 <w:webHidden/>
-              </w:rPr>
-            </w:r>
-            <w:r>
-              <w:rPr>
-                <w:noProof/>
-                <w:webHidden/>
+                <w:sz w:val="28"/>
+                <w:szCs w:val="28"/>
+              </w:rPr>
+            </w:r>
+            <w:r>
+              <w:rPr>
+                <w:noProof/>
+                <w:webHidden/>
+                <w:sz w:val="28"/>
+                <w:szCs w:val="28"/>
               </w:rPr>
               <w:fldChar w:fldCharType="separate"/>
             </w:r>
@@ -4488,6 +5185,8 @@
               <w:rPr>
                 <w:noProof/>
                 <w:webHidden/>
+                <w:sz w:val="28"/>
+                <w:szCs w:val="28"/>
               </w:rPr>
               <w:t>24</w:t>
             </w:r>
@@ -4495,6 +5194,8 @@
               <w:rPr>
                 <w:noProof/>
                 <w:webHidden/>
+                <w:sz w:val="28"/>
+                <w:szCs w:val="28"/>
               </w:rPr>
               <w:fldChar w:fldCharType="end"/>
             </w:r>
@@ -4509,6 +5210,8 @@
             <w:rPr>
               <w:rFonts w:eastAsiaTheme="minorEastAsia"/>
               <w:noProof/>
+              <w:sz w:val="28"/>
+              <w:szCs w:val="28"/>
               <w:lang w:eastAsia="ru-RU"/>
             </w:rPr>
           </w:pPr>
@@ -4518,6 +5221,8 @@
                 <w:rStyle w:val="a3"/>
                 <w:rFonts w:ascii="Times New Roman" w:hAnsi="Times New Roman" w:cs="Times New Roman"/>
                 <w:noProof/>
+                <w:sz w:val="28"/>
+                <w:szCs w:val="28"/>
               </w:rPr>
               <w:t>3.3.3. Сравнение реализаций</w:t>
             </w:r>
@@ -4525,6 +5230,8 @@
               <w:rPr>
                 <w:noProof/>
                 <w:webHidden/>
+                <w:sz w:val="28"/>
+                <w:szCs w:val="28"/>
               </w:rPr>
               <w:tab/>
             </w:r>
@@ -4532,6 +5239,8 @@
               <w:rPr>
                 <w:noProof/>
                 <w:webHidden/>
+                <w:sz w:val="28"/>
+                <w:szCs w:val="28"/>
               </w:rPr>
               <w:fldChar w:fldCharType="begin"/>
             </w:r>
@@ -4539,6 +5248,8 @@
               <w:rPr>
                 <w:noProof/>
                 <w:webHidden/>
+                <w:sz w:val="28"/>
+                <w:szCs w:val="28"/>
               </w:rPr>
               <w:instrText xml:space="preserve"> PAGEREF _Toc231290122 \h </w:instrText>
             </w:r>
@@ -4546,12 +5257,16 @@
               <w:rPr>
                 <w:noProof/>
                 <w:webHidden/>
-              </w:rPr>
-            </w:r>
-            <w:r>
-              <w:rPr>
-                <w:noProof/>
-                <w:webHidden/>
+                <w:sz w:val="28"/>
+                <w:szCs w:val="28"/>
+              </w:rPr>
+            </w:r>
+            <w:r>
+              <w:rPr>
+                <w:noProof/>
+                <w:webHidden/>
+                <w:sz w:val="28"/>
+                <w:szCs w:val="28"/>
               </w:rPr>
               <w:fldChar w:fldCharType="separate"/>
             </w:r>
@@ -4559,6 +5274,8 @@
               <w:rPr>
                 <w:noProof/>
                 <w:webHidden/>
+                <w:sz w:val="28"/>
+                <w:szCs w:val="28"/>
               </w:rPr>
               <w:t>25</w:t>
             </w:r>
@@ -4566,6 +5283,8 @@
               <w:rPr>
                 <w:noProof/>
                 <w:webHidden/>
+                <w:sz w:val="28"/>
+                <w:szCs w:val="28"/>
               </w:rPr>
               <w:fldChar w:fldCharType="end"/>
             </w:r>
@@ -4577,6 +5296,8 @@
             <w:rPr>
               <w:rFonts w:eastAsiaTheme="minorEastAsia"/>
               <w:noProof/>
+              <w:sz w:val="28"/>
+              <w:szCs w:val="28"/>
               <w:lang w:eastAsia="ru-RU"/>
             </w:rPr>
           </w:pPr>
@@ -4586,6 +5307,8 @@
                 <w:rStyle w:val="a3"/>
                 <w:rFonts w:ascii="Times New Roman" w:hAnsi="Times New Roman" w:cs="Times New Roman"/>
                 <w:noProof/>
+                <w:sz w:val="28"/>
+                <w:szCs w:val="28"/>
               </w:rPr>
               <w:t>3.4. Безопасность и транзакции</w:t>
             </w:r>
@@ -4593,6 +5316,8 @@
               <w:rPr>
                 <w:noProof/>
                 <w:webHidden/>
+                <w:sz w:val="28"/>
+                <w:szCs w:val="28"/>
               </w:rPr>
               <w:tab/>
             </w:r>
@@ -4600,6 +5325,8 @@
               <w:rPr>
                 <w:noProof/>
                 <w:webHidden/>
+                <w:sz w:val="28"/>
+                <w:szCs w:val="28"/>
               </w:rPr>
               <w:fldChar w:fldCharType="begin"/>
             </w:r>
@@ -4607,6 +5334,8 @@
               <w:rPr>
                 <w:noProof/>
                 <w:webHidden/>
+                <w:sz w:val="28"/>
+                <w:szCs w:val="28"/>
               </w:rPr>
               <w:instrText xml:space="preserve"> PAGEREF _Toc231290123 \h </w:instrText>
             </w:r>
@@ -4614,12 +5343,16 @@
               <w:rPr>
                 <w:noProof/>
                 <w:webHidden/>
-              </w:rPr>
-            </w:r>
-            <w:r>
-              <w:rPr>
-                <w:noProof/>
-                <w:webHidden/>
+                <w:sz w:val="28"/>
+                <w:szCs w:val="28"/>
+              </w:rPr>
+            </w:r>
+            <w:r>
+              <w:rPr>
+                <w:noProof/>
+                <w:webHidden/>
+                <w:sz w:val="28"/>
+                <w:szCs w:val="28"/>
               </w:rPr>
               <w:fldChar w:fldCharType="separate"/>
             </w:r>
@@ -4627,6 +5360,8 @@
               <w:rPr>
                 <w:noProof/>
                 <w:webHidden/>
+                <w:sz w:val="28"/>
+                <w:szCs w:val="28"/>
               </w:rPr>
               <w:t>26</w:t>
             </w:r>
@@ -4634,6 +5369,8 @@
               <w:rPr>
                 <w:noProof/>
                 <w:webHidden/>
+                <w:sz w:val="28"/>
+                <w:szCs w:val="28"/>
               </w:rPr>
               <w:fldChar w:fldCharType="end"/>
             </w:r>
@@ -4648,6 +5385,8 @@
             <w:rPr>
               <w:rFonts w:eastAsiaTheme="minorEastAsia"/>
               <w:noProof/>
+              <w:sz w:val="28"/>
+              <w:szCs w:val="28"/>
               <w:lang w:eastAsia="ru-RU"/>
             </w:rPr>
           </w:pPr>
@@ -4657,6 +5396,8 @@
                 <w:rStyle w:val="a3"/>
                 <w:rFonts w:ascii="Times New Roman" w:hAnsi="Times New Roman" w:cs="Times New Roman"/>
                 <w:noProof/>
+                <w:sz w:val="28"/>
+                <w:szCs w:val="28"/>
               </w:rPr>
               <w:t>3.4.1. Аутентификация и авторизация</w:t>
             </w:r>
@@ -4664,6 +5405,8 @@
               <w:rPr>
                 <w:noProof/>
                 <w:webHidden/>
+                <w:sz w:val="28"/>
+                <w:szCs w:val="28"/>
               </w:rPr>
               <w:tab/>
             </w:r>
@@ -4671,6 +5414,8 @@
               <w:rPr>
                 <w:noProof/>
                 <w:webHidden/>
+                <w:sz w:val="28"/>
+                <w:szCs w:val="28"/>
               </w:rPr>
               <w:fldChar w:fldCharType="begin"/>
             </w:r>
@@ -4678,6 +5423,8 @@
               <w:rPr>
                 <w:noProof/>
                 <w:webHidden/>
+                <w:sz w:val="28"/>
+                <w:szCs w:val="28"/>
               </w:rPr>
               <w:instrText xml:space="preserve"> PAGEREF _Toc231290124 \h </w:instrText>
             </w:r>
@@ -4685,12 +5432,16 @@
               <w:rPr>
                 <w:noProof/>
                 <w:webHidden/>
-              </w:rPr>
-            </w:r>
-            <w:r>
-              <w:rPr>
-                <w:noProof/>
-                <w:webHidden/>
+                <w:sz w:val="28"/>
+                <w:szCs w:val="28"/>
+              </w:rPr>
+            </w:r>
+            <w:r>
+              <w:rPr>
+                <w:noProof/>
+                <w:webHidden/>
+                <w:sz w:val="28"/>
+                <w:szCs w:val="28"/>
               </w:rPr>
               <w:fldChar w:fldCharType="separate"/>
             </w:r>
@@ -4698,6 +5449,8 @@
               <w:rPr>
                 <w:noProof/>
                 <w:webHidden/>
+                <w:sz w:val="28"/>
+                <w:szCs w:val="28"/>
               </w:rPr>
               <w:t>26</w:t>
             </w:r>
@@ -4705,6 +5458,8 @@
               <w:rPr>
                 <w:noProof/>
                 <w:webHidden/>
+                <w:sz w:val="28"/>
+                <w:szCs w:val="28"/>
               </w:rPr>
               <w:fldChar w:fldCharType="end"/>
             </w:r>
@@ -4719,6 +5474,8 @@
             <w:rPr>
               <w:rFonts w:eastAsiaTheme="minorEastAsia"/>
               <w:noProof/>
+              <w:sz w:val="28"/>
+              <w:szCs w:val="28"/>
               <w:lang w:eastAsia="ru-RU"/>
             </w:rPr>
           </w:pPr>
@@ -4728,6 +5485,8 @@
                 <w:rStyle w:val="a3"/>
                 <w:rFonts w:ascii="Times New Roman" w:hAnsi="Times New Roman" w:cs="Times New Roman"/>
                 <w:noProof/>
+                <w:sz w:val="28"/>
+                <w:szCs w:val="28"/>
               </w:rPr>
               <w:t>3.4.2. Управление транзакциями</w:t>
             </w:r>
@@ -4735,6 +5494,8 @@
               <w:rPr>
                 <w:noProof/>
                 <w:webHidden/>
+                <w:sz w:val="28"/>
+                <w:szCs w:val="28"/>
               </w:rPr>
               <w:tab/>
             </w:r>
@@ -4742,6 +5503,8 @@
               <w:rPr>
                 <w:noProof/>
                 <w:webHidden/>
+                <w:sz w:val="28"/>
+                <w:szCs w:val="28"/>
               </w:rPr>
               <w:fldChar w:fldCharType="begin"/>
             </w:r>
@@ -4749,6 +5512,8 @@
               <w:rPr>
                 <w:noProof/>
                 <w:webHidden/>
+                <w:sz w:val="28"/>
+                <w:szCs w:val="28"/>
               </w:rPr>
               <w:instrText xml:space="preserve"> PAGEREF _Toc231290125 \h </w:instrText>
             </w:r>
@@ -4756,12 +5521,16 @@
               <w:rPr>
                 <w:noProof/>
                 <w:webHidden/>
-              </w:rPr>
-            </w:r>
-            <w:r>
-              <w:rPr>
-                <w:noProof/>
-                <w:webHidden/>
+                <w:sz w:val="28"/>
+                <w:szCs w:val="28"/>
+              </w:rPr>
+            </w:r>
+            <w:r>
+              <w:rPr>
+                <w:noProof/>
+                <w:webHidden/>
+                <w:sz w:val="28"/>
+                <w:szCs w:val="28"/>
               </w:rPr>
               <w:fldChar w:fldCharType="separate"/>
             </w:r>
@@ -4769,6 +5538,8 @@
               <w:rPr>
                 <w:noProof/>
                 <w:webHidden/>
+                <w:sz w:val="28"/>
+                <w:szCs w:val="28"/>
               </w:rPr>
               <w:t>26</w:t>
             </w:r>
@@ -4776,6 +5547,8 @@
               <w:rPr>
                 <w:noProof/>
                 <w:webHidden/>
+                <w:sz w:val="28"/>
+                <w:szCs w:val="28"/>
               </w:rPr>
               <w:fldChar w:fldCharType="end"/>
             </w:r>
@@ -4790,6 +5563,8 @@
             <w:rPr>
               <w:rFonts w:eastAsiaTheme="minorEastAsia"/>
               <w:noProof/>
+              <w:sz w:val="28"/>
+              <w:szCs w:val="28"/>
               <w:lang w:eastAsia="ru-RU"/>
             </w:rPr>
           </w:pPr>
@@ -4799,6 +5574,8 @@
                 <w:rStyle w:val="a3"/>
                 <w:rFonts w:ascii="Times New Roman" w:hAnsi="Times New Roman" w:cs="Times New Roman"/>
                 <w:noProof/>
+                <w:sz w:val="28"/>
+                <w:szCs w:val="28"/>
               </w:rPr>
               <w:t>3.4.3. Защита от атак</w:t>
             </w:r>
@@ -4806,6 +5583,8 @@
               <w:rPr>
                 <w:noProof/>
                 <w:webHidden/>
+                <w:sz w:val="28"/>
+                <w:szCs w:val="28"/>
               </w:rPr>
               <w:tab/>
             </w:r>
@@ -4813,6 +5592,8 @@
               <w:rPr>
                 <w:noProof/>
                 <w:webHidden/>
+                <w:sz w:val="28"/>
+                <w:szCs w:val="28"/>
               </w:rPr>
               <w:fldChar w:fldCharType="begin"/>
             </w:r>
@@ -4820,6 +5601,8 @@
               <w:rPr>
                 <w:noProof/>
                 <w:webHidden/>
+                <w:sz w:val="28"/>
+                <w:szCs w:val="28"/>
               </w:rPr>
               <w:instrText xml:space="preserve"> PAGEREF _Toc231290126 \h </w:instrText>
             </w:r>
@@ -4827,12 +5610,16 @@
               <w:rPr>
                 <w:noProof/>
                 <w:webHidden/>
-              </w:rPr>
-            </w:r>
-            <w:r>
-              <w:rPr>
-                <w:noProof/>
-                <w:webHidden/>
+                <w:sz w:val="28"/>
+                <w:szCs w:val="28"/>
+              </w:rPr>
+            </w:r>
+            <w:r>
+              <w:rPr>
+                <w:noProof/>
+                <w:webHidden/>
+                <w:sz w:val="28"/>
+                <w:szCs w:val="28"/>
               </w:rPr>
               <w:fldChar w:fldCharType="separate"/>
             </w:r>
@@ -4840,6 +5627,8 @@
               <w:rPr>
                 <w:noProof/>
                 <w:webHidden/>
+                <w:sz w:val="28"/>
+                <w:szCs w:val="28"/>
               </w:rPr>
               <w:t>26</w:t>
             </w:r>
@@ -4847,6 +5636,8 @@
               <w:rPr>
                 <w:noProof/>
                 <w:webHidden/>
+                <w:sz w:val="28"/>
+                <w:szCs w:val="28"/>
               </w:rPr>
               <w:fldChar w:fldCharType="end"/>
             </w:r>
@@ -4858,6 +5649,8 @@
             <w:rPr>
               <w:rFonts w:eastAsiaTheme="minorEastAsia"/>
               <w:noProof/>
+              <w:sz w:val="28"/>
+              <w:szCs w:val="28"/>
               <w:lang w:eastAsia="ru-RU"/>
             </w:rPr>
           </w:pPr>
@@ -4867,6 +5660,8 @@
                 <w:rStyle w:val="a3"/>
                 <w:rFonts w:ascii="Times New Roman" w:hAnsi="Times New Roman" w:cs="Times New Roman"/>
                 <w:noProof/>
+                <w:sz w:val="28"/>
+                <w:szCs w:val="28"/>
               </w:rPr>
               <w:t>3.5. Организация двухконтурной системы валидации данных</w:t>
             </w:r>
@@ -4874,6 +5669,8 @@
               <w:rPr>
                 <w:noProof/>
                 <w:webHidden/>
+                <w:sz w:val="28"/>
+                <w:szCs w:val="28"/>
               </w:rPr>
               <w:tab/>
             </w:r>
@@ -4881,6 +5678,8 @@
               <w:rPr>
                 <w:noProof/>
                 <w:webHidden/>
+                <w:sz w:val="28"/>
+                <w:szCs w:val="28"/>
               </w:rPr>
               <w:fldChar w:fldCharType="begin"/>
             </w:r>
@@ -4888,6 +5687,8 @@
               <w:rPr>
                 <w:noProof/>
                 <w:webHidden/>
+                <w:sz w:val="28"/>
+                <w:szCs w:val="28"/>
               </w:rPr>
               <w:instrText xml:space="preserve"> PAGEREF _Toc231290127 \h </w:instrText>
             </w:r>
@@ -4895,12 +5696,16 @@
               <w:rPr>
                 <w:noProof/>
                 <w:webHidden/>
-              </w:rPr>
-            </w:r>
-            <w:r>
-              <w:rPr>
-                <w:noProof/>
-                <w:webHidden/>
+                <w:sz w:val="28"/>
+                <w:szCs w:val="28"/>
+              </w:rPr>
+            </w:r>
+            <w:r>
+              <w:rPr>
+                <w:noProof/>
+                <w:webHidden/>
+                <w:sz w:val="28"/>
+                <w:szCs w:val="28"/>
               </w:rPr>
               <w:fldChar w:fldCharType="separate"/>
             </w:r>
@@ -4908,6 +5713,8 @@
               <w:rPr>
                 <w:noProof/>
                 <w:webHidden/>
+                <w:sz w:val="28"/>
+                <w:szCs w:val="28"/>
               </w:rPr>
               <w:t>26</w:t>
             </w:r>
@@ -4915,6 +5722,8 @@
               <w:rPr>
                 <w:noProof/>
                 <w:webHidden/>
+                <w:sz w:val="28"/>
+                <w:szCs w:val="28"/>
               </w:rPr>
               <w:fldChar w:fldCharType="end"/>
             </w:r>
@@ -4925,8 +5734,6 @@
             <w:pStyle w:val="11"/>
             <w:rPr>
               <w:rFonts w:asciiTheme="minorHAnsi" w:eastAsiaTheme="minorEastAsia" w:hAnsiTheme="minorHAnsi" w:cstheme="minorBidi"/>
-              <w:sz w:val="22"/>
-              <w:szCs w:val="22"/>
               <w:lang w:eastAsia="ru-RU"/>
             </w:rPr>
           </w:pPr>
@@ -4986,6 +5793,8 @@
             <w:rPr>
               <w:rFonts w:eastAsiaTheme="minorEastAsia"/>
               <w:noProof/>
+              <w:sz w:val="28"/>
+              <w:szCs w:val="28"/>
               <w:lang w:eastAsia="ru-RU"/>
             </w:rPr>
           </w:pPr>
@@ -4995,6 +5804,8 @@
                 <w:rStyle w:val="a3"/>
                 <w:rFonts w:ascii="Times New Roman" w:hAnsi="Times New Roman" w:cs="Times New Roman"/>
                 <w:noProof/>
+                <w:sz w:val="28"/>
+                <w:szCs w:val="28"/>
               </w:rPr>
               <w:t>4.1. Модульное тестирование (Unit Testing)</w:t>
             </w:r>
@@ -5002,6 +5813,8 @@
               <w:rPr>
                 <w:noProof/>
                 <w:webHidden/>
+                <w:sz w:val="28"/>
+                <w:szCs w:val="28"/>
               </w:rPr>
               <w:tab/>
             </w:r>
@@ -5009,6 +5822,8 @@
               <w:rPr>
                 <w:noProof/>
                 <w:webHidden/>
+                <w:sz w:val="28"/>
+                <w:szCs w:val="28"/>
               </w:rPr>
               <w:fldChar w:fldCharType="begin"/>
             </w:r>
@@ -5016,6 +5831,8 @@
               <w:rPr>
                 <w:noProof/>
                 <w:webHidden/>
+                <w:sz w:val="28"/>
+                <w:szCs w:val="28"/>
               </w:rPr>
               <w:instrText xml:space="preserve"> PAGEREF _Toc231290129 \h </w:instrText>
             </w:r>
@@ -5023,12 +5840,16 @@
               <w:rPr>
                 <w:noProof/>
                 <w:webHidden/>
-              </w:rPr>
-            </w:r>
-            <w:r>
-              <w:rPr>
-                <w:noProof/>
-                <w:webHidden/>
+                <w:sz w:val="28"/>
+                <w:szCs w:val="28"/>
+              </w:rPr>
+            </w:r>
+            <w:r>
+              <w:rPr>
+                <w:noProof/>
+                <w:webHidden/>
+                <w:sz w:val="28"/>
+                <w:szCs w:val="28"/>
               </w:rPr>
               <w:fldChar w:fldCharType="separate"/>
             </w:r>
@@ -5036,6 +5857,8 @@
               <w:rPr>
                 <w:noProof/>
                 <w:webHidden/>
+                <w:sz w:val="28"/>
+                <w:szCs w:val="28"/>
               </w:rPr>
               <w:t>27</w:t>
             </w:r>
@@ -5043,6 +5866,8 @@
               <w:rPr>
                 <w:noProof/>
                 <w:webHidden/>
+                <w:sz w:val="28"/>
+                <w:szCs w:val="28"/>
               </w:rPr>
               <w:fldChar w:fldCharType="end"/>
             </w:r>
@@ -5054,6 +5879,8 @@
             <w:rPr>
               <w:rFonts w:eastAsiaTheme="minorEastAsia"/>
               <w:noProof/>
+              <w:sz w:val="28"/>
+              <w:szCs w:val="28"/>
               <w:lang w:eastAsia="ru-RU"/>
             </w:rPr>
           </w:pPr>
@@ -5063,6 +5890,8 @@
                 <w:rStyle w:val="a3"/>
                 <w:rFonts w:ascii="Times New Roman" w:hAnsi="Times New Roman" w:cs="Times New Roman"/>
                 <w:noProof/>
+                <w:sz w:val="28"/>
+                <w:szCs w:val="28"/>
               </w:rPr>
               <w:t>4.2. Интеграционное тестирование</w:t>
             </w:r>
@@ -5070,6 +5899,8 @@
               <w:rPr>
                 <w:noProof/>
                 <w:webHidden/>
+                <w:sz w:val="28"/>
+                <w:szCs w:val="28"/>
               </w:rPr>
               <w:tab/>
             </w:r>
@@ -5077,6 +5908,8 @@
               <w:rPr>
                 <w:noProof/>
                 <w:webHidden/>
+                <w:sz w:val="28"/>
+                <w:szCs w:val="28"/>
               </w:rPr>
               <w:fldChar w:fldCharType="begin"/>
             </w:r>
@@ -5084,6 +5917,8 @@
               <w:rPr>
                 <w:noProof/>
                 <w:webHidden/>
+                <w:sz w:val="28"/>
+                <w:szCs w:val="28"/>
               </w:rPr>
               <w:instrText xml:space="preserve"> PAGEREF _Toc231290130 \h </w:instrText>
             </w:r>
@@ -5091,12 +5926,16 @@
               <w:rPr>
                 <w:noProof/>
                 <w:webHidden/>
-              </w:rPr>
-            </w:r>
-            <w:r>
-              <w:rPr>
-                <w:noProof/>
-                <w:webHidden/>
+                <w:sz w:val="28"/>
+                <w:szCs w:val="28"/>
+              </w:rPr>
+            </w:r>
+            <w:r>
+              <w:rPr>
+                <w:noProof/>
+                <w:webHidden/>
+                <w:sz w:val="28"/>
+                <w:szCs w:val="28"/>
               </w:rPr>
               <w:fldChar w:fldCharType="separate"/>
             </w:r>
@@ -5104,6 +5943,8 @@
               <w:rPr>
                 <w:noProof/>
                 <w:webHidden/>
+                <w:sz w:val="28"/>
+                <w:szCs w:val="28"/>
               </w:rPr>
               <w:t>28</w:t>
             </w:r>
@@ -5111,6 +5952,8 @@
               <w:rPr>
                 <w:noProof/>
                 <w:webHidden/>
+                <w:sz w:val="28"/>
+                <w:szCs w:val="28"/>
               </w:rPr>
               <w:fldChar w:fldCharType="end"/>
             </w:r>
@@ -5122,6 +5965,8 @@
             <w:rPr>
               <w:rFonts w:eastAsiaTheme="minorEastAsia"/>
               <w:noProof/>
+              <w:sz w:val="28"/>
+              <w:szCs w:val="28"/>
               <w:lang w:eastAsia="ru-RU"/>
             </w:rPr>
           </w:pPr>
@@ -5131,6 +5976,8 @@
                 <w:rStyle w:val="a3"/>
                 <w:rFonts w:ascii="Times New Roman" w:hAnsi="Times New Roman" w:cs="Times New Roman"/>
                 <w:noProof/>
+                <w:sz w:val="28"/>
+                <w:szCs w:val="28"/>
               </w:rPr>
               <w:t>4.3. Системное тестирование</w:t>
             </w:r>
@@ -5138,6 +5985,8 @@
               <w:rPr>
                 <w:noProof/>
                 <w:webHidden/>
+                <w:sz w:val="28"/>
+                <w:szCs w:val="28"/>
               </w:rPr>
               <w:tab/>
             </w:r>
@@ -5145,6 +5994,8 @@
               <w:rPr>
                 <w:noProof/>
                 <w:webHidden/>
+                <w:sz w:val="28"/>
+                <w:szCs w:val="28"/>
               </w:rPr>
               <w:fldChar w:fldCharType="begin"/>
             </w:r>
@@ -5152,6 +6003,8 @@
               <w:rPr>
                 <w:noProof/>
                 <w:webHidden/>
+                <w:sz w:val="28"/>
+                <w:szCs w:val="28"/>
               </w:rPr>
               <w:instrText xml:space="preserve"> PAGEREF _Toc231290131 \h </w:instrText>
             </w:r>
@@ -5159,12 +6012,16 @@
               <w:rPr>
                 <w:noProof/>
                 <w:webHidden/>
-              </w:rPr>
-            </w:r>
-            <w:r>
-              <w:rPr>
-                <w:noProof/>
-                <w:webHidden/>
+                <w:sz w:val="28"/>
+                <w:szCs w:val="28"/>
+              </w:rPr>
+            </w:r>
+            <w:r>
+              <w:rPr>
+                <w:noProof/>
+                <w:webHidden/>
+                <w:sz w:val="28"/>
+                <w:szCs w:val="28"/>
               </w:rPr>
               <w:fldChar w:fldCharType="separate"/>
             </w:r>
@@ -5172,6 +6029,8 @@
               <w:rPr>
                 <w:noProof/>
                 <w:webHidden/>
+                <w:sz w:val="28"/>
+                <w:szCs w:val="28"/>
               </w:rPr>
               <w:t>28</w:t>
             </w:r>
@@ -5179,6 +6038,8 @@
               <w:rPr>
                 <w:noProof/>
                 <w:webHidden/>
+                <w:sz w:val="28"/>
+                <w:szCs w:val="28"/>
               </w:rPr>
               <w:fldChar w:fldCharType="end"/>
             </w:r>
@@ -5190,6 +6051,8 @@
             <w:rPr>
               <w:rFonts w:eastAsiaTheme="minorEastAsia"/>
               <w:noProof/>
+              <w:sz w:val="28"/>
+              <w:szCs w:val="28"/>
               <w:lang w:eastAsia="ru-RU"/>
             </w:rPr>
           </w:pPr>
@@ -5199,6 +6062,8 @@
                 <w:rStyle w:val="a3"/>
                 <w:rFonts w:ascii="Times New Roman" w:hAnsi="Times New Roman" w:cs="Times New Roman"/>
                 <w:noProof/>
+                <w:sz w:val="28"/>
+                <w:szCs w:val="28"/>
               </w:rPr>
               <w:t>4.4. Нагрузочное тестирование</w:t>
             </w:r>
@@ -5206,6 +6071,8 @@
               <w:rPr>
                 <w:noProof/>
                 <w:webHidden/>
+                <w:sz w:val="28"/>
+                <w:szCs w:val="28"/>
               </w:rPr>
               <w:tab/>
             </w:r>
@@ -5213,6 +6080,8 @@
               <w:rPr>
                 <w:noProof/>
                 <w:webHidden/>
+                <w:sz w:val="28"/>
+                <w:szCs w:val="28"/>
               </w:rPr>
               <w:fldChar w:fldCharType="begin"/>
             </w:r>
@@ -5220,6 +6089,8 @@
               <w:rPr>
                 <w:noProof/>
                 <w:webHidden/>
+                <w:sz w:val="28"/>
+                <w:szCs w:val="28"/>
               </w:rPr>
               <w:instrText xml:space="preserve"> PAGEREF _Toc231290132 \h </w:instrText>
             </w:r>
@@ -5227,12 +6098,16 @@
               <w:rPr>
                 <w:noProof/>
                 <w:webHidden/>
-              </w:rPr>
-            </w:r>
-            <w:r>
-              <w:rPr>
-                <w:noProof/>
-                <w:webHidden/>
+                <w:sz w:val="28"/>
+                <w:szCs w:val="28"/>
+              </w:rPr>
+            </w:r>
+            <w:r>
+              <w:rPr>
+                <w:noProof/>
+                <w:webHidden/>
+                <w:sz w:val="28"/>
+                <w:szCs w:val="28"/>
               </w:rPr>
               <w:fldChar w:fldCharType="separate"/>
             </w:r>
@@ -5240,6 +6115,8 @@
               <w:rPr>
                 <w:noProof/>
                 <w:webHidden/>
+                <w:sz w:val="28"/>
+                <w:szCs w:val="28"/>
               </w:rPr>
               <w:t>29</w:t>
             </w:r>
@@ -5247,6 +6124,8 @@
               <w:rPr>
                 <w:noProof/>
                 <w:webHidden/>
+                <w:sz w:val="28"/>
+                <w:szCs w:val="28"/>
               </w:rPr>
               <w:fldChar w:fldCharType="end"/>
             </w:r>
@@ -5258,6 +6137,8 @@
             <w:rPr>
               <w:rFonts w:eastAsiaTheme="minorEastAsia"/>
               <w:noProof/>
+              <w:sz w:val="28"/>
+              <w:szCs w:val="28"/>
               <w:lang w:eastAsia="ru-RU"/>
             </w:rPr>
           </w:pPr>
@@ -5267,6 +6148,8 @@
                 <w:rStyle w:val="a3"/>
                 <w:rFonts w:ascii="Times New Roman" w:hAnsi="Times New Roman" w:cs="Times New Roman"/>
                 <w:noProof/>
+                <w:sz w:val="28"/>
+                <w:szCs w:val="28"/>
               </w:rPr>
               <w:t>4.5. Результаты тестирования</w:t>
             </w:r>
@@ -5274,6 +6157,8 @@
               <w:rPr>
                 <w:noProof/>
                 <w:webHidden/>
+                <w:sz w:val="28"/>
+                <w:szCs w:val="28"/>
               </w:rPr>
               <w:tab/>
             </w:r>
@@ -5281,6 +6166,8 @@
               <w:rPr>
                 <w:noProof/>
                 <w:webHidden/>
+                <w:sz w:val="28"/>
+                <w:szCs w:val="28"/>
               </w:rPr>
               <w:fldChar w:fldCharType="begin"/>
             </w:r>
@@ -5288,6 +6175,8 @@
               <w:rPr>
                 <w:noProof/>
                 <w:webHidden/>
+                <w:sz w:val="28"/>
+                <w:szCs w:val="28"/>
               </w:rPr>
               <w:instrText xml:space="preserve"> PAGEREF _Toc231290133 \h </w:instrText>
             </w:r>
@@ -5295,12 +6184,16 @@
               <w:rPr>
                 <w:noProof/>
                 <w:webHidden/>
-              </w:rPr>
-            </w:r>
-            <w:r>
-              <w:rPr>
-                <w:noProof/>
-                <w:webHidden/>
+                <w:sz w:val="28"/>
+                <w:szCs w:val="28"/>
+              </w:rPr>
+            </w:r>
+            <w:r>
+              <w:rPr>
+                <w:noProof/>
+                <w:webHidden/>
+                <w:sz w:val="28"/>
+                <w:szCs w:val="28"/>
               </w:rPr>
               <w:fldChar w:fldCharType="separate"/>
             </w:r>
@@ -5308,6 +6201,8 @@
               <w:rPr>
                 <w:noProof/>
                 <w:webHidden/>
+                <w:sz w:val="28"/>
+                <w:szCs w:val="28"/>
               </w:rPr>
               <w:t>29</w:t>
             </w:r>
@@ -5315,6 +6210,8 @@
               <w:rPr>
                 <w:noProof/>
                 <w:webHidden/>
+                <w:sz w:val="28"/>
+                <w:szCs w:val="28"/>
               </w:rPr>
               <w:fldChar w:fldCharType="end"/>
             </w:r>
@@ -5325,8 +6222,6 @@
             <w:pStyle w:val="11"/>
             <w:rPr>
               <w:rFonts w:asciiTheme="minorHAnsi" w:eastAsiaTheme="minorEastAsia" w:hAnsiTheme="minorHAnsi" w:cstheme="minorBidi"/>
-              <w:sz w:val="22"/>
-              <w:szCs w:val="22"/>
               <w:lang w:eastAsia="ru-RU"/>
             </w:rPr>
           </w:pPr>
@@ -5386,6 +6281,8 @@
             <w:rPr>
               <w:rFonts w:eastAsiaTheme="minorEastAsia"/>
               <w:noProof/>
+              <w:sz w:val="28"/>
+              <w:szCs w:val="28"/>
               <w:lang w:eastAsia="ru-RU"/>
             </w:rPr>
           </w:pPr>
@@ -5395,6 +6292,8 @@
                 <w:rStyle w:val="a3"/>
                 <w:rFonts w:ascii="Times New Roman" w:hAnsi="Times New Roman" w:cs="Times New Roman"/>
                 <w:noProof/>
+                <w:sz w:val="28"/>
+                <w:szCs w:val="28"/>
               </w:rPr>
               <w:t xml:space="preserve">5.1. Стратегия развёртывания в среде контейнера </w:t>
             </w:r>
@@ -5403,6 +6302,8 @@
                 <w:rStyle w:val="a3"/>
                 <w:rFonts w:ascii="Times New Roman" w:hAnsi="Times New Roman" w:cs="Times New Roman"/>
                 <w:noProof/>
+                <w:sz w:val="28"/>
+                <w:szCs w:val="28"/>
                 <w:lang w:val="en-US"/>
               </w:rPr>
               <w:t>Apache</w:t>
@@ -5412,6 +6313,8 @@
                 <w:rStyle w:val="a3"/>
                 <w:rFonts w:ascii="Times New Roman" w:hAnsi="Times New Roman" w:cs="Times New Roman"/>
                 <w:noProof/>
+                <w:sz w:val="28"/>
+                <w:szCs w:val="28"/>
               </w:rPr>
               <w:t xml:space="preserve"> </w:t>
             </w:r>
@@ -5420,6 +6323,8 @@
                 <w:rStyle w:val="a3"/>
                 <w:rFonts w:ascii="Times New Roman" w:hAnsi="Times New Roman" w:cs="Times New Roman"/>
                 <w:noProof/>
+                <w:sz w:val="28"/>
+                <w:szCs w:val="28"/>
                 <w:lang w:val="en-US"/>
               </w:rPr>
               <w:t>Tomcat</w:t>
@@ -5428,6 +6333,8 @@
               <w:rPr>
                 <w:noProof/>
                 <w:webHidden/>
+                <w:sz w:val="28"/>
+                <w:szCs w:val="28"/>
               </w:rPr>
               <w:tab/>
             </w:r>
@@ -5435,6 +6342,8 @@
               <w:rPr>
                 <w:noProof/>
                 <w:webHidden/>
+                <w:sz w:val="28"/>
+                <w:szCs w:val="28"/>
               </w:rPr>
               <w:fldChar w:fldCharType="begin"/>
             </w:r>
@@ -5442,6 +6351,8 @@
               <w:rPr>
                 <w:noProof/>
                 <w:webHidden/>
+                <w:sz w:val="28"/>
+                <w:szCs w:val="28"/>
               </w:rPr>
               <w:instrText xml:space="preserve"> PAGEREF _Toc231290135 \h </w:instrText>
             </w:r>
@@ -5449,12 +6360,16 @@
               <w:rPr>
                 <w:noProof/>
                 <w:webHidden/>
-              </w:rPr>
-            </w:r>
-            <w:r>
-              <w:rPr>
-                <w:noProof/>
-                <w:webHidden/>
+                <w:sz w:val="28"/>
+                <w:szCs w:val="28"/>
+              </w:rPr>
+            </w:r>
+            <w:r>
+              <w:rPr>
+                <w:noProof/>
+                <w:webHidden/>
+                <w:sz w:val="28"/>
+                <w:szCs w:val="28"/>
               </w:rPr>
               <w:fldChar w:fldCharType="separate"/>
             </w:r>
@@ -5462,6 +6377,8 @@
               <w:rPr>
                 <w:noProof/>
                 <w:webHidden/>
+                <w:sz w:val="28"/>
+                <w:szCs w:val="28"/>
               </w:rPr>
               <w:t>30</w:t>
             </w:r>
@@ -5469,6 +6386,8 @@
               <w:rPr>
                 <w:noProof/>
                 <w:webHidden/>
+                <w:sz w:val="28"/>
+                <w:szCs w:val="28"/>
               </w:rPr>
               <w:fldChar w:fldCharType="end"/>
             </w:r>
@@ -5480,6 +6399,8 @@
             <w:rPr>
               <w:rFonts w:eastAsiaTheme="minorEastAsia"/>
               <w:noProof/>
+              <w:sz w:val="28"/>
+              <w:szCs w:val="28"/>
               <w:lang w:eastAsia="ru-RU"/>
             </w:rPr>
           </w:pPr>
@@ -5489,6 +6410,8 @@
                 <w:rStyle w:val="a3"/>
                 <w:rFonts w:ascii="Times New Roman" w:hAnsi="Times New Roman" w:cs="Times New Roman"/>
                 <w:noProof/>
+                <w:sz w:val="28"/>
+                <w:szCs w:val="28"/>
               </w:rPr>
               <w:t>5.2. Конфигурация серверного окружения и сетевой инфраструктуры</w:t>
             </w:r>
@@ -5496,6 +6419,8 @@
               <w:rPr>
                 <w:noProof/>
                 <w:webHidden/>
+                <w:sz w:val="28"/>
+                <w:szCs w:val="28"/>
               </w:rPr>
               <w:tab/>
             </w:r>
@@ -5503,6 +6428,8 @@
               <w:rPr>
                 <w:noProof/>
                 <w:webHidden/>
+                <w:sz w:val="28"/>
+                <w:szCs w:val="28"/>
               </w:rPr>
               <w:fldChar w:fldCharType="begin"/>
             </w:r>
@@ -5510,6 +6437,8 @@
               <w:rPr>
                 <w:noProof/>
                 <w:webHidden/>
+                <w:sz w:val="28"/>
+                <w:szCs w:val="28"/>
               </w:rPr>
               <w:instrText xml:space="preserve"> PAGEREF _Toc231290136 \h </w:instrText>
             </w:r>
@@ -5517,12 +6446,16 @@
               <w:rPr>
                 <w:noProof/>
                 <w:webHidden/>
-              </w:rPr>
-            </w:r>
-            <w:r>
-              <w:rPr>
-                <w:noProof/>
-                <w:webHidden/>
+                <w:sz w:val="28"/>
+                <w:szCs w:val="28"/>
+              </w:rPr>
+            </w:r>
+            <w:r>
+              <w:rPr>
+                <w:noProof/>
+                <w:webHidden/>
+                <w:sz w:val="28"/>
+                <w:szCs w:val="28"/>
               </w:rPr>
               <w:fldChar w:fldCharType="separate"/>
             </w:r>
@@ -5530,6 +6463,8 @@
               <w:rPr>
                 <w:noProof/>
                 <w:webHidden/>
+                <w:sz w:val="28"/>
+                <w:szCs w:val="28"/>
               </w:rPr>
               <w:t>31</w:t>
             </w:r>
@@ -5537,6 +6472,8 @@
               <w:rPr>
                 <w:noProof/>
                 <w:webHidden/>
+                <w:sz w:val="28"/>
+                <w:szCs w:val="28"/>
               </w:rPr>
               <w:fldChar w:fldCharType="end"/>
             </w:r>
@@ -5548,6 +6485,8 @@
             <w:rPr>
               <w:rFonts w:eastAsiaTheme="minorEastAsia"/>
               <w:noProof/>
+              <w:sz w:val="28"/>
+              <w:szCs w:val="28"/>
               <w:lang w:eastAsia="ru-RU"/>
             </w:rPr>
           </w:pPr>
@@ -5557,6 +6496,8 @@
                 <w:rStyle w:val="a3"/>
                 <w:rFonts w:ascii="Times New Roman" w:hAnsi="Times New Roman" w:cs="Times New Roman"/>
                 <w:noProof/>
+                <w:sz w:val="28"/>
+                <w:szCs w:val="28"/>
               </w:rPr>
               <w:t>5.3. Процесс развертывания</w:t>
             </w:r>
@@ -5564,6 +6505,8 @@
               <w:rPr>
                 <w:noProof/>
                 <w:webHidden/>
+                <w:sz w:val="28"/>
+                <w:szCs w:val="28"/>
               </w:rPr>
               <w:tab/>
             </w:r>
@@ -5571,6 +6514,8 @@
               <w:rPr>
                 <w:noProof/>
                 <w:webHidden/>
+                <w:sz w:val="28"/>
+                <w:szCs w:val="28"/>
               </w:rPr>
               <w:fldChar w:fldCharType="begin"/>
             </w:r>
@@ -5578,6 +6523,8 @@
               <w:rPr>
                 <w:noProof/>
                 <w:webHidden/>
+                <w:sz w:val="28"/>
+                <w:szCs w:val="28"/>
               </w:rPr>
               <w:instrText xml:space="preserve"> PAGEREF _Toc231290137 \h </w:instrText>
             </w:r>
@@ -5585,12 +6532,16 @@
               <w:rPr>
                 <w:noProof/>
                 <w:webHidden/>
-              </w:rPr>
-            </w:r>
-            <w:r>
-              <w:rPr>
-                <w:noProof/>
-                <w:webHidden/>
+                <w:sz w:val="28"/>
+                <w:szCs w:val="28"/>
+              </w:rPr>
+            </w:r>
+            <w:r>
+              <w:rPr>
+                <w:noProof/>
+                <w:webHidden/>
+                <w:sz w:val="28"/>
+                <w:szCs w:val="28"/>
               </w:rPr>
               <w:fldChar w:fldCharType="separate"/>
             </w:r>
@@ -5598,6 +6549,8 @@
               <w:rPr>
                 <w:noProof/>
                 <w:webHidden/>
+                <w:sz w:val="28"/>
+                <w:szCs w:val="28"/>
               </w:rPr>
               <w:t>32</w:t>
             </w:r>
@@ -5605,6 +6558,8 @@
               <w:rPr>
                 <w:noProof/>
                 <w:webHidden/>
+                <w:sz w:val="28"/>
+                <w:szCs w:val="28"/>
               </w:rPr>
               <w:fldChar w:fldCharType="end"/>
             </w:r>
@@ -5616,6 +6571,8 @@
             <w:rPr>
               <w:rFonts w:eastAsiaTheme="minorEastAsia"/>
               <w:noProof/>
+              <w:sz w:val="28"/>
+              <w:szCs w:val="28"/>
               <w:lang w:eastAsia="ru-RU"/>
             </w:rPr>
           </w:pPr>
@@ -5625,6 +6582,8 @@
                 <w:rStyle w:val="a3"/>
                 <w:rFonts w:ascii="Times New Roman" w:hAnsi="Times New Roman" w:cs="Times New Roman"/>
                 <w:noProof/>
+                <w:sz w:val="28"/>
+                <w:szCs w:val="28"/>
               </w:rPr>
               <w:t>5.4. Требования к окружению</w:t>
             </w:r>
@@ -5632,6 +6591,8 @@
               <w:rPr>
                 <w:noProof/>
                 <w:webHidden/>
+                <w:sz w:val="28"/>
+                <w:szCs w:val="28"/>
               </w:rPr>
               <w:tab/>
             </w:r>
@@ -5639,6 +6600,8 @@
               <w:rPr>
                 <w:noProof/>
                 <w:webHidden/>
+                <w:sz w:val="28"/>
+                <w:szCs w:val="28"/>
               </w:rPr>
               <w:fldChar w:fldCharType="begin"/>
             </w:r>
@@ -5646,6 +6609,8 @@
               <w:rPr>
                 <w:noProof/>
                 <w:webHidden/>
+                <w:sz w:val="28"/>
+                <w:szCs w:val="28"/>
               </w:rPr>
               <w:instrText xml:space="preserve"> PAGEREF _Toc231290138 \h </w:instrText>
             </w:r>
@@ -5653,12 +6618,16 @@
               <w:rPr>
                 <w:noProof/>
                 <w:webHidden/>
-              </w:rPr>
-            </w:r>
-            <w:r>
-              <w:rPr>
-                <w:noProof/>
-                <w:webHidden/>
+                <w:sz w:val="28"/>
+                <w:szCs w:val="28"/>
+              </w:rPr>
+            </w:r>
+            <w:r>
+              <w:rPr>
+                <w:noProof/>
+                <w:webHidden/>
+                <w:sz w:val="28"/>
+                <w:szCs w:val="28"/>
               </w:rPr>
               <w:fldChar w:fldCharType="separate"/>
             </w:r>
@@ -5666,6 +6635,8 @@
               <w:rPr>
                 <w:noProof/>
                 <w:webHidden/>
+                <w:sz w:val="28"/>
+                <w:szCs w:val="28"/>
               </w:rPr>
               <w:t>33</w:t>
             </w:r>
@@ -5673,6 +6644,8 @@
               <w:rPr>
                 <w:noProof/>
                 <w:webHidden/>
+                <w:sz w:val="28"/>
+                <w:szCs w:val="28"/>
               </w:rPr>
               <w:fldChar w:fldCharType="end"/>
             </w:r>
@@ -5687,15 +6660,101 @@
             <w:rPr>
               <w:rFonts w:eastAsiaTheme="minorEastAsia"/>
               <w:noProof/>
+              <w:sz w:val="28"/>
+              <w:szCs w:val="28"/>
               <w:lang w:eastAsia="ru-RU"/>
             </w:rPr>
           </w:pPr>
+          <w:r>
+            <w:rPr>
+              <w:rFonts w:ascii="Times New Roman" w:hAnsi="Times New Roman" w:cs="Times New Roman"/>
+              <w:noProof/>
+              <w:sz w:val="16"/>
+              <w:szCs w:val="16"/>
+              <w:lang w:eastAsia="ru-RU"/>
+            </w:rPr>
+            <mc:AlternateContent>
+              <mc:Choice Requires="wps">
+                <w:drawing>
+                  <wp:anchor distT="0" distB="0" distL="114300" distR="114300" simplePos="0" relativeHeight="251662848" behindDoc="0" locked="0" layoutInCell="1" allowOverlap="1" wp14:anchorId="677D37E4" wp14:editId="49D6171F">
+                    <wp:simplePos x="0" y="0"/>
+                    <wp:positionH relativeFrom="page">
+                      <wp:posOffset>3886200</wp:posOffset>
+                    </wp:positionH>
+                    <wp:positionV relativeFrom="page">
+                      <wp:posOffset>9892575</wp:posOffset>
+                    </wp:positionV>
+                    <wp:extent cx="336550" cy="304800"/>
+                    <wp:effectExtent l="0" t="0" r="25400" b="19050"/>
+                    <wp:wrapNone/>
+                    <wp:docPr id="6" name="Прямоугольник 6"/>
+                    <wp:cNvGraphicFramePr/>
+                    <a:graphic xmlns:a="http://schemas.openxmlformats.org/drawingml/2006/main">
+                      <a:graphicData uri="http://schemas.microsoft.com/office/word/2010/wordprocessingShape">
+                        <wps:wsp>
+                          <wps:cNvSpPr/>
+                          <wps:spPr>
+                            <a:xfrm>
+                              <a:off x="0" y="0"/>
+                              <a:ext cx="336550" cy="304800"/>
+                            </a:xfrm>
+                            <a:prstGeom prst="rect">
+                              <a:avLst/>
+                            </a:prstGeom>
+                            <a:solidFill>
+                              <a:schemeClr val="bg1"/>
+                            </a:solidFill>
+                            <a:ln>
+                              <a:solidFill>
+                                <a:schemeClr val="bg1"/>
+                              </a:solidFill>
+                            </a:ln>
+                          </wps:spPr>
+                          <wps:style>
+                            <a:lnRef idx="2">
+                              <a:schemeClr val="accent1">
+                                <a:shade val="50000"/>
+                              </a:schemeClr>
+                            </a:lnRef>
+                            <a:fillRef idx="1">
+                              <a:schemeClr val="accent1"/>
+                            </a:fillRef>
+                            <a:effectRef idx="0">
+                              <a:schemeClr val="accent1"/>
+                            </a:effectRef>
+                            <a:fontRef idx="minor">
+                              <a:schemeClr val="lt1"/>
+                            </a:fontRef>
+                          </wps:style>
+                          <wps:bodyPr rot="0" spcFirstLastPara="0" vertOverflow="overflow" horzOverflow="overflow" vert="horz" wrap="square" lIns="91440" tIns="45720" rIns="91440" bIns="45720" numCol="1" spcCol="0" rtlCol="0" fromWordArt="0" anchor="ctr" anchorCtr="0" forceAA="0" compatLnSpc="1">
+                            <a:prstTxWarp prst="textNoShape">
+                              <a:avLst/>
+                            </a:prstTxWarp>
+                            <a:noAutofit/>
+                          </wps:bodyPr>
+                        </wps:wsp>
+                      </a:graphicData>
+                    </a:graphic>
+                  </wp:anchor>
+                </w:drawing>
+              </mc:Choice>
+              <mc:Fallback>
+                <w:pict>
+                  <v:rect w14:anchorId="0AE3BB17" id="Прямоугольник 6" o:spid="_x0000_s1026" style="position:absolute;margin-left:306pt;margin-top:778.95pt;width:26.5pt;height:24pt;z-index:251662848;visibility:visible;mso-wrap-style:square;mso-wrap-distance-left:9pt;mso-wrap-distance-top:0;mso-wrap-distance-right:9pt;mso-wrap-distance-bottom:0;mso-position-horizontal:absolute;mso-position-horizontal-relative:page;mso-position-vertical:absolute;mso-position-vertical-relative:page;v-text-anchor:middle" o:gfxdata="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" fillcolor="white [3212]" strokecolor="white [3212]" strokeweight="1pt">
+                    <w10:wrap anchorx="page" anchory="page"/>
+                  </v:rect>
+                </w:pict>
+              </mc:Fallback>
+            </mc:AlternateContent>
+          </w:r>
           <w:hyperlink w:anchor="_Toc231290139" w:history="1">
             <w:r>
               <w:rPr>
                 <w:rStyle w:val="a3"/>
                 <w:rFonts w:ascii="Times New Roman" w:hAnsi="Times New Roman" w:cs="Times New Roman"/>
                 <w:noProof/>
+                <w:sz w:val="28"/>
+                <w:szCs w:val="28"/>
               </w:rPr>
               <w:t>5.4.1. Программные требования</w:t>
             </w:r>
@@ -5703,6 +6762,8 @@
               <w:rPr>
                 <w:noProof/>
                 <w:webHidden/>
+                <w:sz w:val="28"/>
+                <w:szCs w:val="28"/>
               </w:rPr>
               <w:tab/>
             </w:r>
@@ -5710,6 +6771,8 @@
               <w:rPr>
                 <w:noProof/>
                 <w:webHidden/>
+                <w:sz w:val="28"/>
+                <w:szCs w:val="28"/>
               </w:rPr>
               <w:fldChar w:fldCharType="begin"/>
             </w:r>
@@ -5717,6 +6780,8 @@
               <w:rPr>
                 <w:noProof/>
                 <w:webHidden/>
+                <w:sz w:val="28"/>
+                <w:szCs w:val="28"/>
               </w:rPr>
               <w:instrText xml:space="preserve"> PAGEREF _Toc231290139 \h </w:instrText>
             </w:r>
@@ -5724,12 +6789,16 @@
               <w:rPr>
                 <w:noProof/>
                 <w:webHidden/>
-              </w:rPr>
-            </w:r>
-            <w:r>
-              <w:rPr>
-                <w:noProof/>
-                <w:webHidden/>
+                <w:sz w:val="28"/>
+                <w:szCs w:val="28"/>
+              </w:rPr>
+            </w:r>
+            <w:r>
+              <w:rPr>
+                <w:noProof/>
+                <w:webHidden/>
+                <w:sz w:val="28"/>
+                <w:szCs w:val="28"/>
               </w:rPr>
               <w:fldChar w:fldCharType="separate"/>
             </w:r>
@@ -5737,6 +6806,8 @@
               <w:rPr>
                 <w:noProof/>
                 <w:webHidden/>
+                <w:sz w:val="28"/>
+                <w:szCs w:val="28"/>
               </w:rPr>
               <w:t>33</w:t>
             </w:r>
@@ -5744,6 +6815,8 @@
               <w:rPr>
                 <w:noProof/>
                 <w:webHidden/>
+                <w:sz w:val="28"/>
+                <w:szCs w:val="28"/>
               </w:rPr>
               <w:fldChar w:fldCharType="end"/>
             </w:r>
@@ -5758,6 +6831,8 @@
             <w:rPr>
               <w:rFonts w:eastAsiaTheme="minorEastAsia"/>
               <w:noProof/>
+              <w:sz w:val="28"/>
+              <w:szCs w:val="28"/>
               <w:lang w:eastAsia="ru-RU"/>
             </w:rPr>
           </w:pPr>
@@ -5767,6 +6842,8 @@
                 <w:rStyle w:val="a3"/>
                 <w:rFonts w:ascii="Times New Roman" w:hAnsi="Times New Roman" w:cs="Times New Roman"/>
                 <w:noProof/>
+                <w:sz w:val="28"/>
+                <w:szCs w:val="28"/>
               </w:rPr>
               <w:t>5.4.2. Аппаратные требования (минимальные)</w:t>
             </w:r>
@@ -5774,6 +6851,8 @@
               <w:rPr>
                 <w:noProof/>
                 <w:webHidden/>
+                <w:sz w:val="28"/>
+                <w:szCs w:val="28"/>
               </w:rPr>
               <w:tab/>
             </w:r>
@@ -5781,6 +6860,8 @@
               <w:rPr>
                 <w:noProof/>
                 <w:webHidden/>
+                <w:sz w:val="28"/>
+                <w:szCs w:val="28"/>
               </w:rPr>
               <w:fldChar w:fldCharType="begin"/>
             </w:r>
@@ -5788,6 +6869,8 @@
               <w:rPr>
                 <w:noProof/>
                 <w:webHidden/>
+                <w:sz w:val="28"/>
+                <w:szCs w:val="28"/>
               </w:rPr>
               <w:instrText xml:space="preserve"> PAGEREF _Toc231290140 \h </w:instrText>
             </w:r>
@@ -5795,12 +6878,16 @@
               <w:rPr>
                 <w:noProof/>
                 <w:webHidden/>
-              </w:rPr>
-            </w:r>
-            <w:r>
-              <w:rPr>
-                <w:noProof/>
-                <w:webHidden/>
+                <w:sz w:val="28"/>
+                <w:szCs w:val="28"/>
+              </w:rPr>
+            </w:r>
+            <w:r>
+              <w:rPr>
+                <w:noProof/>
+                <w:webHidden/>
+                <w:sz w:val="28"/>
+                <w:szCs w:val="28"/>
               </w:rPr>
               <w:fldChar w:fldCharType="separate"/>
             </w:r>
@@ -5808,6 +6895,8 @@
               <w:rPr>
                 <w:noProof/>
                 <w:webHidden/>
+                <w:sz w:val="28"/>
+                <w:szCs w:val="28"/>
               </w:rPr>
               <w:t>34</w:t>
             </w:r>
@@ -5815,6 +6904,8 @@
               <w:rPr>
                 <w:noProof/>
                 <w:webHidden/>
+                <w:sz w:val="28"/>
+                <w:szCs w:val="28"/>
               </w:rPr>
               <w:fldChar w:fldCharType="end"/>
             </w:r>
@@ -5829,6 +6920,8 @@
             <w:rPr>
               <w:rFonts w:eastAsiaTheme="minorEastAsia"/>
               <w:noProof/>
+              <w:sz w:val="28"/>
+              <w:szCs w:val="28"/>
               <w:lang w:eastAsia="ru-RU"/>
             </w:rPr>
           </w:pPr>
@@ -5838,6 +6931,8 @@
                 <w:rStyle w:val="a3"/>
                 <w:rFonts w:ascii="Times New Roman" w:hAnsi="Times New Roman" w:cs="Times New Roman"/>
                 <w:noProof/>
+                <w:sz w:val="28"/>
+                <w:szCs w:val="28"/>
               </w:rPr>
               <w:t>5.4.3. Аппаратные требования (рекомендуемые)</w:t>
             </w:r>
@@ -5845,6 +6940,8 @@
               <w:rPr>
                 <w:noProof/>
                 <w:webHidden/>
+                <w:sz w:val="28"/>
+                <w:szCs w:val="28"/>
               </w:rPr>
               <w:tab/>
             </w:r>
@@ -5852,6 +6949,8 @@
               <w:rPr>
                 <w:noProof/>
                 <w:webHidden/>
+                <w:sz w:val="28"/>
+                <w:szCs w:val="28"/>
               </w:rPr>
               <w:fldChar w:fldCharType="begin"/>
             </w:r>
@@ -5859,6 +6958,8 @@
               <w:rPr>
                 <w:noProof/>
                 <w:webHidden/>
+                <w:sz w:val="28"/>
+                <w:szCs w:val="28"/>
               </w:rPr>
               <w:instrText xml:space="preserve"> PAGEREF _Toc231290141 \h </w:instrText>
             </w:r>
@@ -5866,12 +6967,16 @@
               <w:rPr>
                 <w:noProof/>
                 <w:webHidden/>
-              </w:rPr>
-            </w:r>
-            <w:r>
-              <w:rPr>
-                <w:noProof/>
-                <w:webHidden/>
+                <w:sz w:val="28"/>
+                <w:szCs w:val="28"/>
+              </w:rPr>
+            </w:r>
+            <w:r>
+              <w:rPr>
+                <w:noProof/>
+                <w:webHidden/>
+                <w:sz w:val="28"/>
+                <w:szCs w:val="28"/>
               </w:rPr>
               <w:fldChar w:fldCharType="separate"/>
             </w:r>
@@ -5879,6 +6984,8 @@
               <w:rPr>
                 <w:noProof/>
                 <w:webHidden/>
+                <w:sz w:val="28"/>
+                <w:szCs w:val="28"/>
               </w:rPr>
               <w:t>35</w:t>
             </w:r>
@@ -5886,6 +6993,8 @@
               <w:rPr>
                 <w:noProof/>
                 <w:webHidden/>
+                <w:sz w:val="28"/>
+                <w:szCs w:val="28"/>
               </w:rPr>
               <w:fldChar w:fldCharType="end"/>
             </w:r>
@@ -5896,8 +7005,6 @@
             <w:pStyle w:val="11"/>
             <w:rPr>
               <w:rFonts w:asciiTheme="minorHAnsi" w:eastAsiaTheme="minorEastAsia" w:hAnsiTheme="minorHAnsi" w:cstheme="minorBidi"/>
-              <w:sz w:val="22"/>
-              <w:szCs w:val="22"/>
               <w:lang w:eastAsia="ru-RU"/>
             </w:rPr>
           </w:pPr>
@@ -5960,6 +7067,8 @@
             <w:rPr>
               <w:rFonts w:eastAsiaTheme="minorEastAsia"/>
               <w:noProof/>
+              <w:sz w:val="28"/>
+              <w:szCs w:val="28"/>
               <w:lang w:eastAsia="ru-RU"/>
             </w:rPr>
           </w:pPr>
@@ -5969,6 +7078,8 @@
                 <w:rStyle w:val="a3"/>
                 <w:rFonts w:ascii="Times New Roman" w:hAnsi="Times New Roman" w:cs="Times New Roman"/>
                 <w:noProof/>
+                <w:sz w:val="28"/>
+                <w:szCs w:val="28"/>
               </w:rPr>
               <w:t>6.1. WBS (иерархическая структура работ)</w:t>
             </w:r>
@@ -5976,6 +7087,8 @@
               <w:rPr>
                 <w:noProof/>
                 <w:webHidden/>
+                <w:sz w:val="28"/>
+                <w:szCs w:val="28"/>
               </w:rPr>
               <w:tab/>
             </w:r>
@@ -5983,6 +7096,8 @@
               <w:rPr>
                 <w:noProof/>
                 <w:webHidden/>
+                <w:sz w:val="28"/>
+                <w:szCs w:val="28"/>
               </w:rPr>
               <w:fldChar w:fldCharType="begin"/>
             </w:r>
@@ -5990,6 +7105,8 @@
               <w:rPr>
                 <w:noProof/>
                 <w:webHidden/>
+                <w:sz w:val="28"/>
+                <w:szCs w:val="28"/>
               </w:rPr>
               <w:instrText xml:space="preserve"> PAGEREF _Toc231290143 \h </w:instrText>
             </w:r>
@@ -5997,12 +7114,16 @@
               <w:rPr>
                 <w:noProof/>
                 <w:webHidden/>
-              </w:rPr>
-            </w:r>
-            <w:r>
-              <w:rPr>
-                <w:noProof/>
-                <w:webHidden/>
+                <w:sz w:val="28"/>
+                <w:szCs w:val="28"/>
+              </w:rPr>
+            </w:r>
+            <w:r>
+              <w:rPr>
+                <w:noProof/>
+                <w:webHidden/>
+                <w:sz w:val="28"/>
+                <w:szCs w:val="28"/>
               </w:rPr>
               <w:fldChar w:fldCharType="separate"/>
             </w:r>
@@ -6010,6 +7131,8 @@
               <w:rPr>
                 <w:noProof/>
                 <w:webHidden/>
+                <w:sz w:val="28"/>
+                <w:szCs w:val="28"/>
               </w:rPr>
               <w:t>35</w:t>
             </w:r>
@@ -6017,6 +7140,8 @@
               <w:rPr>
                 <w:noProof/>
                 <w:webHidden/>
+                <w:sz w:val="28"/>
+                <w:szCs w:val="28"/>
               </w:rPr>
               <w:fldChar w:fldCharType="end"/>
             </w:r>
@@ -6031,6 +7156,8 @@
             <w:rPr>
               <w:rFonts w:eastAsiaTheme="minorEastAsia"/>
               <w:noProof/>
+              <w:sz w:val="28"/>
+              <w:szCs w:val="28"/>
               <w:lang w:eastAsia="ru-RU"/>
             </w:rPr>
           </w:pPr>
@@ -6040,6 +7167,8 @@
                 <w:rStyle w:val="a3"/>
                 <w:rFonts w:ascii="Times New Roman" w:hAnsi="Times New Roman" w:cs="Times New Roman"/>
                 <w:noProof/>
+                <w:sz w:val="28"/>
+                <w:szCs w:val="28"/>
               </w:rPr>
               <w:t>6.2. Диаграмма Ганта</w:t>
             </w:r>
@@ -6047,6 +7176,8 @@
               <w:rPr>
                 <w:noProof/>
                 <w:webHidden/>
+                <w:sz w:val="28"/>
+                <w:szCs w:val="28"/>
               </w:rPr>
               <w:tab/>
             </w:r>
@@ -6054,6 +7185,8 @@
               <w:rPr>
                 <w:noProof/>
                 <w:webHidden/>
+                <w:sz w:val="28"/>
+                <w:szCs w:val="28"/>
               </w:rPr>
               <w:fldChar w:fldCharType="begin"/>
             </w:r>
@@ -6061,6 +7194,8 @@
               <w:rPr>
                 <w:noProof/>
                 <w:webHidden/>
+                <w:sz w:val="28"/>
+                <w:szCs w:val="28"/>
               </w:rPr>
               <w:instrText xml:space="preserve"> PAGEREF _Toc231290144 \h </w:instrText>
             </w:r>
@@ -6068,12 +7203,16 @@
               <w:rPr>
                 <w:noProof/>
                 <w:webHidden/>
-              </w:rPr>
-            </w:r>
-            <w:r>
-              <w:rPr>
-                <w:noProof/>
-                <w:webHidden/>
+                <w:sz w:val="28"/>
+                <w:szCs w:val="28"/>
+              </w:rPr>
+            </w:r>
+            <w:r>
+              <w:rPr>
+                <w:noProof/>
+                <w:webHidden/>
+                <w:sz w:val="28"/>
+                <w:szCs w:val="28"/>
               </w:rPr>
               <w:fldChar w:fldCharType="separate"/>
             </w:r>
@@ -6081,6 +7220,8 @@
               <w:rPr>
                 <w:noProof/>
                 <w:webHidden/>
+                <w:sz w:val="28"/>
+                <w:szCs w:val="28"/>
               </w:rPr>
               <w:t>37</w:t>
             </w:r>
@@ -6088,6 +7229,8 @@
               <w:rPr>
                 <w:noProof/>
                 <w:webHidden/>
+                <w:sz w:val="28"/>
+                <w:szCs w:val="28"/>
               </w:rPr>
               <w:fldChar w:fldCharType="end"/>
             </w:r>
@@ -6102,6 +7245,8 @@
             <w:rPr>
               <w:rFonts w:eastAsiaTheme="minorEastAsia"/>
               <w:noProof/>
+              <w:sz w:val="28"/>
+              <w:szCs w:val="28"/>
               <w:lang w:eastAsia="ru-RU"/>
             </w:rPr>
           </w:pPr>
@@ -6111,6 +7256,8 @@
                 <w:rStyle w:val="a3"/>
                 <w:rFonts w:ascii="Times New Roman" w:hAnsi="Times New Roman" w:cs="Times New Roman"/>
                 <w:noProof/>
+                <w:sz w:val="28"/>
+                <w:szCs w:val="28"/>
               </w:rPr>
               <w:t>6.3. Оценка трудозатрат (COCOMO)</w:t>
             </w:r>
@@ -6118,6 +7265,8 @@
               <w:rPr>
                 <w:noProof/>
                 <w:webHidden/>
+                <w:sz w:val="28"/>
+                <w:szCs w:val="28"/>
               </w:rPr>
               <w:tab/>
             </w:r>
@@ -6125,6 +7274,8 @@
               <w:rPr>
                 <w:noProof/>
                 <w:webHidden/>
+                <w:sz w:val="28"/>
+                <w:szCs w:val="28"/>
               </w:rPr>
               <w:fldChar w:fldCharType="begin"/>
             </w:r>
@@ -6132,6 +7283,8 @@
               <w:rPr>
                 <w:noProof/>
                 <w:webHidden/>
+                <w:sz w:val="28"/>
+                <w:szCs w:val="28"/>
               </w:rPr>
               <w:instrText xml:space="preserve"> PAGEREF _Toc231290145 \h </w:instrText>
             </w:r>
@@ -6139,12 +7292,16 @@
               <w:rPr>
                 <w:noProof/>
                 <w:webHidden/>
-              </w:rPr>
-            </w:r>
-            <w:r>
-              <w:rPr>
-                <w:noProof/>
-                <w:webHidden/>
+                <w:sz w:val="28"/>
+                <w:szCs w:val="28"/>
+              </w:rPr>
+            </w:r>
+            <w:r>
+              <w:rPr>
+                <w:noProof/>
+                <w:webHidden/>
+                <w:sz w:val="28"/>
+                <w:szCs w:val="28"/>
               </w:rPr>
               <w:fldChar w:fldCharType="separate"/>
             </w:r>
@@ -6152,6 +7309,8 @@
               <w:rPr>
                 <w:noProof/>
                 <w:webHidden/>
+                <w:sz w:val="28"/>
+                <w:szCs w:val="28"/>
               </w:rPr>
               <w:t>37</w:t>
             </w:r>
@@ -6159,6 +7318,8 @@
               <w:rPr>
                 <w:noProof/>
                 <w:webHidden/>
+                <w:sz w:val="28"/>
+                <w:szCs w:val="28"/>
               </w:rPr>
               <w:fldChar w:fldCharType="end"/>
             </w:r>
@@ -6173,6 +7334,8 @@
             <w:rPr>
               <w:rFonts w:eastAsiaTheme="minorEastAsia"/>
               <w:noProof/>
+              <w:sz w:val="28"/>
+              <w:szCs w:val="28"/>
               <w:lang w:eastAsia="ru-RU"/>
             </w:rPr>
           </w:pPr>
@@ -6182,6 +7345,8 @@
                 <w:rStyle w:val="a3"/>
                 <w:rFonts w:ascii="Times New Roman" w:hAnsi="Times New Roman" w:cs="Times New Roman"/>
                 <w:noProof/>
+                <w:sz w:val="28"/>
+                <w:szCs w:val="28"/>
               </w:rPr>
               <w:t>6.4. Управление рисками</w:t>
             </w:r>
@@ -6189,6 +7354,8 @@
               <w:rPr>
                 <w:noProof/>
                 <w:webHidden/>
+                <w:sz w:val="28"/>
+                <w:szCs w:val="28"/>
               </w:rPr>
               <w:tab/>
             </w:r>
@@ -6196,6 +7363,8 @@
               <w:rPr>
                 <w:noProof/>
                 <w:webHidden/>
+                <w:sz w:val="28"/>
+                <w:szCs w:val="28"/>
               </w:rPr>
               <w:fldChar w:fldCharType="begin"/>
             </w:r>
@@ -6203,6 +7372,8 @@
               <w:rPr>
                 <w:noProof/>
                 <w:webHidden/>
+                <w:sz w:val="28"/>
+                <w:szCs w:val="28"/>
               </w:rPr>
               <w:instrText xml:space="preserve"> PAGEREF _Toc231290146 \h </w:instrText>
             </w:r>
@@ -6210,12 +7381,16 @@
               <w:rPr>
                 <w:noProof/>
                 <w:webHidden/>
-              </w:rPr>
-            </w:r>
-            <w:r>
-              <w:rPr>
-                <w:noProof/>
-                <w:webHidden/>
+                <w:sz w:val="28"/>
+                <w:szCs w:val="28"/>
+              </w:rPr>
+            </w:r>
+            <w:r>
+              <w:rPr>
+                <w:noProof/>
+                <w:webHidden/>
+                <w:sz w:val="28"/>
+                <w:szCs w:val="28"/>
               </w:rPr>
               <w:fldChar w:fldCharType="separate"/>
             </w:r>
@@ -6223,6 +7398,8 @@
               <w:rPr>
                 <w:noProof/>
                 <w:webHidden/>
+                <w:sz w:val="28"/>
+                <w:szCs w:val="28"/>
               </w:rPr>
               <w:t>38</w:t>
             </w:r>
@@ -6230,6 +7407,8 @@
               <w:rPr>
                 <w:noProof/>
                 <w:webHidden/>
+                <w:sz w:val="28"/>
+                <w:szCs w:val="28"/>
               </w:rPr>
               <w:fldChar w:fldCharType="end"/>
             </w:r>
@@ -6240,8 +7419,6 @@
             <w:pStyle w:val="11"/>
             <w:rPr>
               <w:rFonts w:asciiTheme="minorHAnsi" w:eastAsiaTheme="minorEastAsia" w:hAnsiTheme="minorHAnsi" w:cstheme="minorBidi"/>
-              <w:sz w:val="22"/>
-              <w:szCs w:val="22"/>
               <w:lang w:eastAsia="ru-RU"/>
             </w:rPr>
           </w:pPr>
@@ -6301,6 +7478,8 @@
             <w:rPr>
               <w:rFonts w:eastAsiaTheme="minorEastAsia"/>
               <w:noProof/>
+              <w:sz w:val="28"/>
+              <w:szCs w:val="28"/>
               <w:lang w:eastAsia="ru-RU"/>
             </w:rPr>
           </w:pPr>
@@ -6310,6 +7489,8 @@
                 <w:rStyle w:val="a3"/>
                 <w:rFonts w:ascii="Times New Roman" w:hAnsi="Times New Roman" w:cs="Times New Roman"/>
                 <w:noProof/>
+                <w:sz w:val="28"/>
+                <w:szCs w:val="28"/>
               </w:rPr>
               <w:t>Вывод</w:t>
             </w:r>
@@ -6317,6 +7498,8 @@
               <w:rPr>
                 <w:noProof/>
                 <w:webHidden/>
+                <w:sz w:val="28"/>
+                <w:szCs w:val="28"/>
               </w:rPr>
               <w:tab/>
             </w:r>
@@ -6324,6 +7507,8 @@
               <w:rPr>
                 <w:noProof/>
                 <w:webHidden/>
+                <w:sz w:val="28"/>
+                <w:szCs w:val="28"/>
               </w:rPr>
               <w:fldChar w:fldCharType="begin"/>
             </w:r>
@@ -6331,6 +7516,8 @@
               <w:rPr>
                 <w:noProof/>
                 <w:webHidden/>
+                <w:sz w:val="28"/>
+                <w:szCs w:val="28"/>
               </w:rPr>
               <w:instrText xml:space="preserve"> PAGEREF _Toc231290148 \h </w:instrText>
             </w:r>
@@ -6338,12 +7525,16 @@
               <w:rPr>
                 <w:noProof/>
                 <w:webHidden/>
-              </w:rPr>
-            </w:r>
-            <w:r>
-              <w:rPr>
-                <w:noProof/>
-                <w:webHidden/>
+                <w:sz w:val="28"/>
+                <w:szCs w:val="28"/>
+              </w:rPr>
+            </w:r>
+            <w:r>
+              <w:rPr>
+                <w:noProof/>
+                <w:webHidden/>
+                <w:sz w:val="28"/>
+                <w:szCs w:val="28"/>
               </w:rPr>
               <w:fldChar w:fldCharType="separate"/>
             </w:r>
@@ -6351,6 +7542,8 @@
               <w:rPr>
                 <w:noProof/>
                 <w:webHidden/>
+                <w:sz w:val="28"/>
+                <w:szCs w:val="28"/>
               </w:rPr>
               <w:t>38</w:t>
             </w:r>
@@ -6358,6 +7551,8 @@
               <w:rPr>
                 <w:noProof/>
                 <w:webHidden/>
+                <w:sz w:val="28"/>
+                <w:szCs w:val="28"/>
               </w:rPr>
               <w:fldChar w:fldCharType="end"/>
             </w:r>
@@ -6369,6 +7564,8 @@
             <w:rPr>
               <w:rFonts w:eastAsiaTheme="minorEastAsia"/>
               <w:noProof/>
+              <w:sz w:val="28"/>
+              <w:szCs w:val="28"/>
               <w:lang w:eastAsia="ru-RU"/>
             </w:rPr>
           </w:pPr>
@@ -6378,6 +7575,8 @@
                 <w:rStyle w:val="a3"/>
                 <w:rFonts w:ascii="Times New Roman" w:hAnsi="Times New Roman" w:cs="Times New Roman"/>
                 <w:noProof/>
+                <w:sz w:val="28"/>
+                <w:szCs w:val="28"/>
               </w:rPr>
               <w:t>Результаты</w:t>
             </w:r>
@@ -6385,6 +7584,8 @@
               <w:rPr>
                 <w:noProof/>
                 <w:webHidden/>
+                <w:sz w:val="28"/>
+                <w:szCs w:val="28"/>
               </w:rPr>
               <w:tab/>
             </w:r>
@@ -6392,6 +7593,8 @@
               <w:rPr>
                 <w:noProof/>
                 <w:webHidden/>
+                <w:sz w:val="28"/>
+                <w:szCs w:val="28"/>
               </w:rPr>
               <w:fldChar w:fldCharType="begin"/>
             </w:r>
@@ -6399,6 +7602,8 @@
               <w:rPr>
                 <w:noProof/>
                 <w:webHidden/>
+                <w:sz w:val="28"/>
+                <w:szCs w:val="28"/>
               </w:rPr>
               <w:instrText xml:space="preserve"> PAGEREF _Toc231290149 \h </w:instrText>
             </w:r>
@@ -6406,12 +7611,16 @@
               <w:rPr>
                 <w:noProof/>
                 <w:webHidden/>
-              </w:rPr>
-            </w:r>
-            <w:r>
-              <w:rPr>
-                <w:noProof/>
-                <w:webHidden/>
+                <w:sz w:val="28"/>
+                <w:szCs w:val="28"/>
+              </w:rPr>
+            </w:r>
+            <w:r>
+              <w:rPr>
+                <w:noProof/>
+                <w:webHidden/>
+                <w:sz w:val="28"/>
+                <w:szCs w:val="28"/>
               </w:rPr>
               <w:fldChar w:fldCharType="separate"/>
             </w:r>
@@ -6419,6 +7628,8 @@
               <w:rPr>
                 <w:noProof/>
                 <w:webHidden/>
+                <w:sz w:val="28"/>
+                <w:szCs w:val="28"/>
               </w:rPr>
               <w:t>39</w:t>
             </w:r>
@@ -6426,6 +7637,8 @@
               <w:rPr>
                 <w:noProof/>
                 <w:webHidden/>
+                <w:sz w:val="28"/>
+                <w:szCs w:val="28"/>
               </w:rPr>
               <w:fldChar w:fldCharType="end"/>
             </w:r>
@@ -6437,6 +7650,8 @@
             <w:rPr>
               <w:rFonts w:eastAsiaTheme="minorEastAsia"/>
               <w:noProof/>
+              <w:sz w:val="28"/>
+              <w:szCs w:val="28"/>
               <w:lang w:eastAsia="ru-RU"/>
             </w:rPr>
           </w:pPr>
@@ -6446,6 +7661,8 @@
                 <w:rStyle w:val="a3"/>
                 <w:rFonts w:ascii="Times New Roman" w:hAnsi="Times New Roman" w:cs="Times New Roman"/>
                 <w:noProof/>
+                <w:sz w:val="28"/>
+                <w:szCs w:val="28"/>
               </w:rPr>
               <w:t>Перспективы развития</w:t>
             </w:r>
@@ -6453,6 +7670,8 @@
               <w:rPr>
                 <w:noProof/>
                 <w:webHidden/>
+                <w:sz w:val="28"/>
+                <w:szCs w:val="28"/>
               </w:rPr>
               <w:tab/>
             </w:r>
@@ -6460,6 +7679,8 @@
               <w:rPr>
                 <w:noProof/>
                 <w:webHidden/>
+                <w:sz w:val="28"/>
+                <w:szCs w:val="28"/>
               </w:rPr>
               <w:fldChar w:fldCharType="begin"/>
             </w:r>
@@ -6467,6 +7688,8 @@
               <w:rPr>
                 <w:noProof/>
                 <w:webHidden/>
+                <w:sz w:val="28"/>
+                <w:szCs w:val="28"/>
               </w:rPr>
               <w:instrText xml:space="preserve"> PAGEREF _Toc231290150 \h </w:instrText>
             </w:r>
@@ -6474,12 +7697,16 @@
               <w:rPr>
                 <w:noProof/>
                 <w:webHidden/>
-              </w:rPr>
-            </w:r>
-            <w:r>
-              <w:rPr>
-                <w:noProof/>
-                <w:webHidden/>
+                <w:sz w:val="28"/>
+                <w:szCs w:val="28"/>
+              </w:rPr>
+            </w:r>
+            <w:r>
+              <w:rPr>
+                <w:noProof/>
+                <w:webHidden/>
+                <w:sz w:val="28"/>
+                <w:szCs w:val="28"/>
               </w:rPr>
               <w:fldChar w:fldCharType="separate"/>
             </w:r>
@@ -6487,6 +7714,8 @@
               <w:rPr>
                 <w:noProof/>
                 <w:webHidden/>
+                <w:sz w:val="28"/>
+                <w:szCs w:val="28"/>
               </w:rPr>
               <w:t>39</w:t>
             </w:r>
@@ -6494,6 +7723,8 @@
               <w:rPr>
                 <w:noProof/>
                 <w:webHidden/>
+                <w:sz w:val="28"/>
+                <w:szCs w:val="28"/>
               </w:rPr>
               <w:fldChar w:fldCharType="end"/>
             </w:r>
@@ -6504,8 +7735,6 @@
             <w:pStyle w:val="11"/>
             <w:rPr>
               <w:rFonts w:asciiTheme="minorHAnsi" w:eastAsiaTheme="minorEastAsia" w:hAnsiTheme="minorHAnsi" w:cstheme="minorBidi"/>
-              <w:sz w:val="22"/>
-              <w:szCs w:val="22"/>
               <w:lang w:eastAsia="ru-RU"/>
             </w:rPr>
           </w:pPr>
@@ -6564,8 +7793,6 @@
             <w:pStyle w:val="11"/>
             <w:rPr>
               <w:rFonts w:asciiTheme="minorHAnsi" w:eastAsiaTheme="minorEastAsia" w:hAnsiTheme="minorHAnsi" w:cstheme="minorBidi"/>
-              <w:sz w:val="22"/>
-              <w:szCs w:val="22"/>
               <w:lang w:eastAsia="ru-RU"/>
             </w:rPr>
           </w:pPr>
@@ -6625,6 +7852,8 @@
             <w:rPr>
               <w:rFonts w:eastAsiaTheme="minorEastAsia"/>
               <w:noProof/>
+              <w:sz w:val="28"/>
+              <w:szCs w:val="28"/>
               <w:lang w:eastAsia="ru-RU"/>
             </w:rPr>
           </w:pPr>
@@ -6634,6 +7863,8 @@
                 <w:rStyle w:val="a3"/>
                 <w:rFonts w:ascii="Times New Roman" w:hAnsi="Times New Roman" w:cs="Times New Roman"/>
                 <w:noProof/>
+                <w:sz w:val="28"/>
+                <w:szCs w:val="28"/>
               </w:rPr>
               <w:t xml:space="preserve">Приложение 1. Листинг сущности </w:t>
             </w:r>
@@ -6642,6 +7873,8 @@
                 <w:rStyle w:val="a3"/>
                 <w:rFonts w:ascii="Times New Roman" w:hAnsi="Times New Roman" w:cs="Times New Roman"/>
                 <w:noProof/>
+                <w:sz w:val="28"/>
+                <w:szCs w:val="28"/>
                 <w:lang w:val="en-US"/>
               </w:rPr>
               <w:t>Animal</w:t>
@@ -6651,6 +7884,8 @@
                 <w:rStyle w:val="a3"/>
                 <w:rFonts w:ascii="Times New Roman" w:hAnsi="Times New Roman" w:cs="Times New Roman"/>
                 <w:noProof/>
+                <w:sz w:val="28"/>
+                <w:szCs w:val="28"/>
               </w:rPr>
               <w:t>.</w:t>
             </w:r>
@@ -6659,6 +7894,8 @@
                 <w:rStyle w:val="a3"/>
                 <w:rFonts w:ascii="Times New Roman" w:hAnsi="Times New Roman" w:cs="Times New Roman"/>
                 <w:noProof/>
+                <w:sz w:val="28"/>
+                <w:szCs w:val="28"/>
                 <w:lang w:val="en-US"/>
               </w:rPr>
               <w:t>java</w:t>
@@ -6667,6 +7904,8 @@
               <w:rPr>
                 <w:noProof/>
                 <w:webHidden/>
+                <w:sz w:val="28"/>
+                <w:szCs w:val="28"/>
               </w:rPr>
               <w:tab/>
             </w:r>
@@ -6674,6 +7913,8 @@
               <w:rPr>
                 <w:noProof/>
                 <w:webHidden/>
+                <w:sz w:val="28"/>
+                <w:szCs w:val="28"/>
               </w:rPr>
               <w:fldChar w:fldCharType="begin"/>
             </w:r>
@@ -6681,6 +7922,8 @@
               <w:rPr>
                 <w:noProof/>
                 <w:webHidden/>
+                <w:sz w:val="28"/>
+                <w:szCs w:val="28"/>
               </w:rPr>
               <w:instrText xml:space="preserve"> PAGEREF _Toc231290153 \h </w:instrText>
             </w:r>
@@ -6688,12 +7931,16 @@
               <w:rPr>
                 <w:noProof/>
                 <w:webHidden/>
-              </w:rPr>
-            </w:r>
-            <w:r>
-              <w:rPr>
-                <w:noProof/>
-                <w:webHidden/>
+                <w:sz w:val="28"/>
+                <w:szCs w:val="28"/>
+              </w:rPr>
+            </w:r>
+            <w:r>
+              <w:rPr>
+                <w:noProof/>
+                <w:webHidden/>
+                <w:sz w:val="28"/>
+                <w:szCs w:val="28"/>
               </w:rPr>
               <w:fldChar w:fldCharType="separate"/>
             </w:r>
@@ -6701,6 +7948,8 @@
               <w:rPr>
                 <w:noProof/>
                 <w:webHidden/>
+                <w:sz w:val="28"/>
+                <w:szCs w:val="28"/>
               </w:rPr>
               <w:t>41</w:t>
             </w:r>
@@ -6708,6 +7957,8 @@
               <w:rPr>
                 <w:noProof/>
                 <w:webHidden/>
+                <w:sz w:val="28"/>
+                <w:szCs w:val="28"/>
               </w:rPr>
               <w:fldChar w:fldCharType="end"/>
             </w:r>
@@ -6719,6 +7970,8 @@
             <w:rPr>
               <w:rFonts w:eastAsiaTheme="minorEastAsia"/>
               <w:noProof/>
+              <w:sz w:val="28"/>
+              <w:szCs w:val="28"/>
               <w:lang w:eastAsia="ru-RU"/>
             </w:rPr>
           </w:pPr>
@@ -6728,6 +7981,8 @@
                 <w:rStyle w:val="a3"/>
                 <w:rFonts w:ascii="Times New Roman" w:hAnsi="Times New Roman" w:cs="Times New Roman"/>
                 <w:noProof/>
+                <w:sz w:val="28"/>
+                <w:szCs w:val="28"/>
               </w:rPr>
               <w:t xml:space="preserve">Приложение 2. Листинг </w:t>
             </w:r>
@@ -6736,6 +7991,8 @@
                 <w:rStyle w:val="a3"/>
                 <w:rFonts w:ascii="Times New Roman" w:hAnsi="Times New Roman" w:cs="Times New Roman"/>
                 <w:noProof/>
+                <w:sz w:val="28"/>
+                <w:szCs w:val="28"/>
                 <w:lang w:val="en-US"/>
               </w:rPr>
               <w:t>AnimalRepoitory.java</w:t>
@@ -6744,6 +8001,8 @@
               <w:rPr>
                 <w:noProof/>
                 <w:webHidden/>
+                <w:sz w:val="28"/>
+                <w:szCs w:val="28"/>
               </w:rPr>
               <w:tab/>
             </w:r>
@@ -6751,6 +8010,8 @@
               <w:rPr>
                 <w:noProof/>
                 <w:webHidden/>
+                <w:sz w:val="28"/>
+                <w:szCs w:val="28"/>
               </w:rPr>
               <w:fldChar w:fldCharType="begin"/>
             </w:r>
@@ -6758,6 +8019,8 @@
               <w:rPr>
                 <w:noProof/>
                 <w:webHidden/>
+                <w:sz w:val="28"/>
+                <w:szCs w:val="28"/>
               </w:rPr>
               <w:instrText xml:space="preserve"> PAGEREF _Toc231290154 \h </w:instrText>
             </w:r>
@@ -6765,12 +8028,16 @@
               <w:rPr>
                 <w:noProof/>
                 <w:webHidden/>
-              </w:rPr>
-            </w:r>
-            <w:r>
-              <w:rPr>
-                <w:noProof/>
-                <w:webHidden/>
+                <w:sz w:val="28"/>
+                <w:szCs w:val="28"/>
+              </w:rPr>
+            </w:r>
+            <w:r>
+              <w:rPr>
+                <w:noProof/>
+                <w:webHidden/>
+                <w:sz w:val="28"/>
+                <w:szCs w:val="28"/>
               </w:rPr>
               <w:fldChar w:fldCharType="separate"/>
             </w:r>
@@ -6778,6 +8045,8 @@
               <w:rPr>
                 <w:noProof/>
                 <w:webHidden/>
+                <w:sz w:val="28"/>
+                <w:szCs w:val="28"/>
               </w:rPr>
               <w:t>42</w:t>
             </w:r>
@@ -6785,6 +8054,8 @@
               <w:rPr>
                 <w:noProof/>
                 <w:webHidden/>
+                <w:sz w:val="28"/>
+                <w:szCs w:val="28"/>
               </w:rPr>
               <w:fldChar w:fldCharType="end"/>
             </w:r>
@@ -6796,6 +8067,8 @@
             <w:rPr>
               <w:rFonts w:eastAsiaTheme="minorEastAsia"/>
               <w:noProof/>
+              <w:sz w:val="28"/>
+              <w:szCs w:val="28"/>
               <w:lang w:eastAsia="ru-RU"/>
             </w:rPr>
           </w:pPr>
@@ -6805,6 +8078,8 @@
                 <w:rStyle w:val="a3"/>
                 <w:rFonts w:ascii="Times New Roman" w:hAnsi="Times New Roman" w:cs="Times New Roman"/>
                 <w:noProof/>
+                <w:sz w:val="28"/>
+                <w:szCs w:val="28"/>
               </w:rPr>
               <w:t xml:space="preserve">Приложение 3. Листинг </w:t>
             </w:r>
@@ -6813,6 +8088,8 @@
                 <w:rStyle w:val="a3"/>
                 <w:rFonts w:ascii="Times New Roman" w:hAnsi="Times New Roman" w:cs="Times New Roman"/>
                 <w:noProof/>
+                <w:sz w:val="28"/>
+                <w:szCs w:val="28"/>
                 <w:lang w:val="en-US"/>
               </w:rPr>
               <w:t>AnimalService.java</w:t>
@@ -6821,6 +8098,8 @@
               <w:rPr>
                 <w:noProof/>
                 <w:webHidden/>
+                <w:sz w:val="28"/>
+                <w:szCs w:val="28"/>
               </w:rPr>
               <w:tab/>
             </w:r>
@@ -6828,6 +8107,8 @@
               <w:rPr>
                 <w:noProof/>
                 <w:webHidden/>
+                <w:sz w:val="28"/>
+                <w:szCs w:val="28"/>
               </w:rPr>
               <w:fldChar w:fldCharType="begin"/>
             </w:r>
@@ -6835,6 +8116,8 @@
               <w:rPr>
                 <w:noProof/>
                 <w:webHidden/>
+                <w:sz w:val="28"/>
+                <w:szCs w:val="28"/>
               </w:rPr>
               <w:instrText xml:space="preserve"> PAGEREF _Toc231290155 \h </w:instrText>
             </w:r>
@@ -6842,12 +8125,16 @@
               <w:rPr>
                 <w:noProof/>
                 <w:webHidden/>
-              </w:rPr>
-            </w:r>
-            <w:r>
-              <w:rPr>
-                <w:noProof/>
-                <w:webHidden/>
+                <w:sz w:val="28"/>
+                <w:szCs w:val="28"/>
+              </w:rPr>
+            </w:r>
+            <w:r>
+              <w:rPr>
+                <w:noProof/>
+                <w:webHidden/>
+                <w:sz w:val="28"/>
+                <w:szCs w:val="28"/>
               </w:rPr>
               <w:fldChar w:fldCharType="separate"/>
             </w:r>
@@ -6855,6 +8142,8 @@
               <w:rPr>
                 <w:noProof/>
                 <w:webHidden/>
+                <w:sz w:val="28"/>
+                <w:szCs w:val="28"/>
               </w:rPr>
               <w:t>43</w:t>
             </w:r>
@@ -6862,6 +8151,8 @@
               <w:rPr>
                 <w:noProof/>
                 <w:webHidden/>
+                <w:sz w:val="28"/>
+                <w:szCs w:val="28"/>
               </w:rPr>
               <w:fldChar w:fldCharType="end"/>
             </w:r>
@@ -6873,6 +8164,8 @@
             <w:rPr>
               <w:rFonts w:eastAsiaTheme="minorEastAsia"/>
               <w:noProof/>
+              <w:sz w:val="28"/>
+              <w:szCs w:val="28"/>
               <w:lang w:eastAsia="ru-RU"/>
             </w:rPr>
           </w:pPr>
@@ -6882,6 +8175,8 @@
                 <w:rStyle w:val="a3"/>
                 <w:rFonts w:ascii="Times New Roman" w:hAnsi="Times New Roman" w:cs="Times New Roman"/>
                 <w:noProof/>
+                <w:sz w:val="28"/>
+                <w:szCs w:val="28"/>
               </w:rPr>
               <w:t>Приложение</w:t>
             </w:r>
@@ -6890,6 +8185,8 @@
                 <w:rStyle w:val="a3"/>
                 <w:rFonts w:ascii="Times New Roman" w:hAnsi="Times New Roman" w:cs="Times New Roman"/>
                 <w:noProof/>
+                <w:sz w:val="28"/>
+                <w:szCs w:val="28"/>
                 <w:lang w:val="en-US"/>
               </w:rPr>
               <w:t xml:space="preserve"> 4. </w:t>
@@ -6899,6 +8196,8 @@
                 <w:rStyle w:val="a3"/>
                 <w:rFonts w:ascii="Times New Roman" w:hAnsi="Times New Roman" w:cs="Times New Roman"/>
                 <w:noProof/>
+                <w:sz w:val="28"/>
+                <w:szCs w:val="28"/>
               </w:rPr>
               <w:t>Листинг</w:t>
             </w:r>
@@ -6907,6 +8206,8 @@
                 <w:rStyle w:val="a3"/>
                 <w:rFonts w:ascii="Times New Roman" w:hAnsi="Times New Roman" w:cs="Times New Roman"/>
                 <w:noProof/>
+                <w:sz w:val="28"/>
+                <w:szCs w:val="28"/>
                 <w:lang w:val="en-US"/>
               </w:rPr>
               <w:t xml:space="preserve"> RestApiController.java</w:t>
@@ -6915,6 +8216,8 @@
               <w:rPr>
                 <w:noProof/>
                 <w:webHidden/>
+                <w:sz w:val="28"/>
+                <w:szCs w:val="28"/>
               </w:rPr>
               <w:tab/>
             </w:r>
@@ -6922,6 +8225,8 @@
               <w:rPr>
                 <w:noProof/>
                 <w:webHidden/>
+                <w:sz w:val="28"/>
+                <w:szCs w:val="28"/>
               </w:rPr>
               <w:fldChar w:fldCharType="begin"/>
             </w:r>
@@ -6929,6 +8234,8 @@
               <w:rPr>
                 <w:noProof/>
                 <w:webHidden/>
+                <w:sz w:val="28"/>
+                <w:szCs w:val="28"/>
               </w:rPr>
               <w:instrText xml:space="preserve"> PAGEREF _Toc231290156 \h </w:instrText>
             </w:r>
@@ -6936,12 +8243,16 @@
               <w:rPr>
                 <w:noProof/>
                 <w:webHidden/>
-              </w:rPr>
-            </w:r>
-            <w:r>
-              <w:rPr>
-                <w:noProof/>
-                <w:webHidden/>
+                <w:sz w:val="28"/>
+                <w:szCs w:val="28"/>
+              </w:rPr>
+            </w:r>
+            <w:r>
+              <w:rPr>
+                <w:noProof/>
+                <w:webHidden/>
+                <w:sz w:val="28"/>
+                <w:szCs w:val="28"/>
               </w:rPr>
               <w:fldChar w:fldCharType="separate"/>
             </w:r>
@@ -6949,6 +8260,8 @@
               <w:rPr>
                 <w:noProof/>
                 <w:webHidden/>
+                <w:sz w:val="28"/>
+                <w:szCs w:val="28"/>
               </w:rPr>
               <w:t>45</w:t>
             </w:r>
@@ -6956,6 +8269,8 @@
               <w:rPr>
                 <w:noProof/>
                 <w:webHidden/>
+                <w:sz w:val="28"/>
+                <w:szCs w:val="28"/>
               </w:rPr>
               <w:fldChar w:fldCharType="end"/>
             </w:r>
@@ -6967,6 +8282,8 @@
             <w:rPr>
               <w:rFonts w:eastAsiaTheme="minorEastAsia"/>
               <w:noProof/>
+              <w:sz w:val="28"/>
+              <w:szCs w:val="28"/>
               <w:lang w:eastAsia="ru-RU"/>
             </w:rPr>
           </w:pPr>
@@ -6976,6 +8293,8 @@
                 <w:rStyle w:val="a3"/>
                 <w:rFonts w:ascii="Times New Roman" w:hAnsi="Times New Roman" w:cs="Times New Roman"/>
                 <w:noProof/>
+                <w:sz w:val="28"/>
+                <w:szCs w:val="28"/>
               </w:rPr>
               <w:t>Приложение</w:t>
             </w:r>
@@ -6984,6 +8303,8 @@
                 <w:rStyle w:val="a3"/>
                 <w:rFonts w:ascii="Times New Roman" w:hAnsi="Times New Roman" w:cs="Times New Roman"/>
                 <w:noProof/>
+                <w:sz w:val="28"/>
+                <w:szCs w:val="28"/>
                 <w:lang w:val="en-US"/>
               </w:rPr>
               <w:t xml:space="preserve"> 5. </w:t>
@@ -6993,6 +8314,8 @@
                 <w:rStyle w:val="a3"/>
                 <w:rFonts w:ascii="Times New Roman" w:hAnsi="Times New Roman" w:cs="Times New Roman"/>
                 <w:noProof/>
+                <w:sz w:val="28"/>
+                <w:szCs w:val="28"/>
               </w:rPr>
               <w:t>Листинг</w:t>
             </w:r>
@@ -7001,6 +8324,8 @@
                 <w:rStyle w:val="a3"/>
                 <w:rFonts w:ascii="Times New Roman" w:hAnsi="Times New Roman" w:cs="Times New Roman"/>
                 <w:noProof/>
+                <w:sz w:val="28"/>
+                <w:szCs w:val="28"/>
                 <w:lang w:val="en-US"/>
               </w:rPr>
               <w:t xml:space="preserve"> SecurityConfig.java</w:t>
@@ -7009,6 +8334,8 @@
               <w:rPr>
                 <w:noProof/>
                 <w:webHidden/>
+                <w:sz w:val="28"/>
+                <w:szCs w:val="28"/>
               </w:rPr>
               <w:tab/>
             </w:r>
@@ -7016,6 +8343,8 @@
               <w:rPr>
                 <w:noProof/>
                 <w:webHidden/>
+                <w:sz w:val="28"/>
+                <w:szCs w:val="28"/>
               </w:rPr>
               <w:fldChar w:fldCharType="begin"/>
             </w:r>
@@ -7023,6 +8352,8 @@
               <w:rPr>
                 <w:noProof/>
                 <w:webHidden/>
+                <w:sz w:val="28"/>
+                <w:szCs w:val="28"/>
               </w:rPr>
               <w:instrText xml:space="preserve"> PAGEREF _Toc231290157 \h </w:instrText>
             </w:r>
@@ -7030,12 +8361,16 @@
               <w:rPr>
                 <w:noProof/>
                 <w:webHidden/>
-              </w:rPr>
-            </w:r>
-            <w:r>
-              <w:rPr>
-                <w:noProof/>
-                <w:webHidden/>
+                <w:sz w:val="28"/>
+                <w:szCs w:val="28"/>
+              </w:rPr>
+            </w:r>
+            <w:r>
+              <w:rPr>
+                <w:noProof/>
+                <w:webHidden/>
+                <w:sz w:val="28"/>
+                <w:szCs w:val="28"/>
               </w:rPr>
               <w:fldChar w:fldCharType="separate"/>
             </w:r>
@@ -7043,6 +8378,8 @@
               <w:rPr>
                 <w:noProof/>
                 <w:webHidden/>
+                <w:sz w:val="28"/>
+                <w:szCs w:val="28"/>
               </w:rPr>
               <w:t>47</w:t>
             </w:r>
@@ -7050,6 +8387,8 @@
               <w:rPr>
                 <w:noProof/>
                 <w:webHidden/>
+                <w:sz w:val="28"/>
+                <w:szCs w:val="28"/>
               </w:rPr>
               <w:fldChar w:fldCharType="end"/>
             </w:r>
@@ -7061,6 +8400,8 @@
             <w:rPr>
               <w:rFonts w:eastAsiaTheme="minorEastAsia"/>
               <w:noProof/>
+              <w:sz w:val="28"/>
+              <w:szCs w:val="28"/>
               <w:lang w:eastAsia="ru-RU"/>
             </w:rPr>
           </w:pPr>
@@ -7070,6 +8411,8 @@
                 <w:rStyle w:val="a3"/>
                 <w:rFonts w:ascii="Times New Roman" w:hAnsi="Times New Roman" w:cs="Times New Roman"/>
                 <w:noProof/>
+                <w:sz w:val="28"/>
+                <w:szCs w:val="28"/>
               </w:rPr>
               <w:t>Приложение</w:t>
             </w:r>
@@ -7078,6 +8421,8 @@
                 <w:rStyle w:val="a3"/>
                 <w:rFonts w:ascii="Times New Roman" w:hAnsi="Times New Roman" w:cs="Times New Roman"/>
                 <w:noProof/>
+                <w:sz w:val="28"/>
+                <w:szCs w:val="28"/>
                 <w:lang w:val="en-US"/>
               </w:rPr>
               <w:t xml:space="preserve"> 6. </w:t>
@@ -7087,6 +8432,8 @@
                 <w:rStyle w:val="a3"/>
                 <w:rFonts w:ascii="Times New Roman" w:hAnsi="Times New Roman" w:cs="Times New Roman"/>
                 <w:noProof/>
+                <w:sz w:val="28"/>
+                <w:szCs w:val="28"/>
               </w:rPr>
               <w:t xml:space="preserve">Листинг </w:t>
             </w:r>
@@ -7095,6 +8442,8 @@
                 <w:rStyle w:val="a3"/>
                 <w:rFonts w:ascii="Times New Roman" w:hAnsi="Times New Roman" w:cs="Times New Roman"/>
                 <w:noProof/>
+                <w:sz w:val="28"/>
+                <w:szCs w:val="28"/>
                 <w:lang w:val="en-US"/>
               </w:rPr>
               <w:t>AdoptionRequestDto.java</w:t>
@@ -7103,6 +8452,8 @@
               <w:rPr>
                 <w:noProof/>
                 <w:webHidden/>
+                <w:sz w:val="28"/>
+                <w:szCs w:val="28"/>
               </w:rPr>
               <w:tab/>
             </w:r>
@@ -7110,6 +8461,8 @@
               <w:rPr>
                 <w:noProof/>
                 <w:webHidden/>
+                <w:sz w:val="28"/>
+                <w:szCs w:val="28"/>
               </w:rPr>
               <w:fldChar w:fldCharType="begin"/>
             </w:r>
@@ -7117,6 +8470,8 @@
               <w:rPr>
                 <w:noProof/>
                 <w:webHidden/>
+                <w:sz w:val="28"/>
+                <w:szCs w:val="28"/>
               </w:rPr>
               <w:instrText xml:space="preserve"> PAGEREF _Toc231290158 \h </w:instrText>
             </w:r>
@@ -7124,12 +8479,16 @@
               <w:rPr>
                 <w:noProof/>
                 <w:webHidden/>
-              </w:rPr>
-            </w:r>
-            <w:r>
-              <w:rPr>
-                <w:noProof/>
-                <w:webHidden/>
+                <w:sz w:val="28"/>
+                <w:szCs w:val="28"/>
+              </w:rPr>
+            </w:r>
+            <w:r>
+              <w:rPr>
+                <w:noProof/>
+                <w:webHidden/>
+                <w:sz w:val="28"/>
+                <w:szCs w:val="28"/>
               </w:rPr>
               <w:fldChar w:fldCharType="separate"/>
             </w:r>
@@ -7137,6 +8496,8 @@
               <w:rPr>
                 <w:noProof/>
                 <w:webHidden/>
+                <w:sz w:val="28"/>
+                <w:szCs w:val="28"/>
               </w:rPr>
               <w:t>48</w:t>
             </w:r>
@@ -7144,6 +8505,8 @@
               <w:rPr>
                 <w:noProof/>
                 <w:webHidden/>
+                <w:sz w:val="28"/>
+                <w:szCs w:val="28"/>
               </w:rPr>
               <w:fldChar w:fldCharType="end"/>
             </w:r>
@@ -7155,6 +8518,8 @@
             <w:rPr>
               <w:rFonts w:eastAsiaTheme="minorEastAsia"/>
               <w:noProof/>
+              <w:sz w:val="28"/>
+              <w:szCs w:val="28"/>
               <w:lang w:eastAsia="ru-RU"/>
             </w:rPr>
           </w:pPr>
@@ -7164,6 +8529,8 @@
                 <w:rStyle w:val="a3"/>
                 <w:rFonts w:ascii="Times New Roman" w:hAnsi="Times New Roman" w:cs="Times New Roman"/>
                 <w:noProof/>
+                <w:sz w:val="28"/>
+                <w:szCs w:val="28"/>
               </w:rPr>
               <w:t xml:space="preserve">Приложение 7. Листинг </w:t>
             </w:r>
@@ -7172,6 +8539,8 @@
                 <w:rStyle w:val="a3"/>
                 <w:rFonts w:ascii="Times New Roman" w:hAnsi="Times New Roman" w:cs="Times New Roman"/>
                 <w:noProof/>
+                <w:sz w:val="28"/>
+                <w:szCs w:val="28"/>
                 <w:lang w:val="en-US"/>
               </w:rPr>
               <w:t>schema</w:t>
@@ -7181,6 +8550,8 @@
                 <w:rStyle w:val="a3"/>
                 <w:rFonts w:ascii="Times New Roman" w:hAnsi="Times New Roman" w:cs="Times New Roman"/>
                 <w:noProof/>
+                <w:sz w:val="28"/>
+                <w:szCs w:val="28"/>
               </w:rPr>
               <w:t>.</w:t>
             </w:r>
@@ -7189,6 +8560,8 @@
                 <w:rStyle w:val="a3"/>
                 <w:rFonts w:ascii="Times New Roman" w:hAnsi="Times New Roman" w:cs="Times New Roman"/>
                 <w:noProof/>
+                <w:sz w:val="28"/>
+                <w:szCs w:val="28"/>
                 <w:lang w:val="en-US"/>
               </w:rPr>
               <w:t>sql</w:t>
@@ -7197,6 +8570,8 @@
               <w:rPr>
                 <w:noProof/>
                 <w:webHidden/>
+                <w:sz w:val="28"/>
+                <w:szCs w:val="28"/>
               </w:rPr>
               <w:tab/>
             </w:r>
@@ -7204,6 +8579,8 @@
               <w:rPr>
                 <w:noProof/>
                 <w:webHidden/>
+                <w:sz w:val="28"/>
+                <w:szCs w:val="28"/>
               </w:rPr>
               <w:fldChar w:fldCharType="begin"/>
             </w:r>
@@ -7211,6 +8588,8 @@
               <w:rPr>
                 <w:noProof/>
                 <w:webHidden/>
+                <w:sz w:val="28"/>
+                <w:szCs w:val="28"/>
               </w:rPr>
               <w:instrText xml:space="preserve"> PAGEREF _Toc231290159 \h </w:instrText>
             </w:r>
@@ -7218,12 +8597,16 @@
               <w:rPr>
                 <w:noProof/>
                 <w:webHidden/>
-              </w:rPr>
-            </w:r>
-            <w:r>
-              <w:rPr>
-                <w:noProof/>
-                <w:webHidden/>
+                <w:sz w:val="28"/>
+                <w:szCs w:val="28"/>
+              </w:rPr>
+            </w:r>
+            <w:r>
+              <w:rPr>
+                <w:noProof/>
+                <w:webHidden/>
+                <w:sz w:val="28"/>
+                <w:szCs w:val="28"/>
               </w:rPr>
               <w:fldChar w:fldCharType="separate"/>
             </w:r>
@@ -7231,6 +8614,8 @@
               <w:rPr>
                 <w:noProof/>
                 <w:webHidden/>
+                <w:sz w:val="28"/>
+                <w:szCs w:val="28"/>
               </w:rPr>
               <w:t>49</w:t>
             </w:r>
@@ -7238,6 +8623,8 @@
               <w:rPr>
                 <w:noProof/>
                 <w:webHidden/>
+                <w:sz w:val="28"/>
+                <w:szCs w:val="28"/>
               </w:rPr>
               <w:fldChar w:fldCharType="end"/>
             </w:r>
@@ -7246,6 +8633,12 @@
         <w:p>
           <w:pPr>
             <w:pStyle w:val="11"/>
+            <w:ind w:firstLine="0"/>
+            <w:jc w:val="left"/>
+            <w:rPr>
+              <w:sz w:val="16"/>
+              <w:szCs w:val="16"/>
+            </w:rPr>
           </w:pPr>
           <w:r>
             <w:rPr>
@@ -7261,15 +8654,177 @@
         <w:spacing w:line="360" w:lineRule="auto"/>
         <w:rPr>
           <w:rFonts w:ascii="Times New Roman" w:hAnsi="Times New Roman" w:cs="Times New Roman"/>
-          <w:sz w:val="28"/>
-          <w:szCs w:val="28"/>
+          <w:sz w:val="16"/>
+          <w:szCs w:val="16"/>
         </w:rPr>
       </w:pPr>
       <w:r>
         <w:rPr>
           <w:rFonts w:ascii="Times New Roman" w:hAnsi="Times New Roman" w:cs="Times New Roman"/>
-          <w:sz w:val="28"/>
-          <w:szCs w:val="28"/>
+          <w:noProof/>
+          <w:sz w:val="16"/>
+          <w:szCs w:val="16"/>
+          <w:lang w:eastAsia="ru-RU"/>
+        </w:rPr>
+        <mc:AlternateContent>
+          <mc:Choice Requires="wps">
+            <w:drawing>
+              <wp:anchor distT="0" distB="0" distL="114300" distR="114300" simplePos="0" relativeHeight="251660800" behindDoc="0" locked="0" layoutInCell="1" allowOverlap="1">
+                <wp:simplePos x="0" y="0"/>
+                <wp:positionH relativeFrom="margin">
+                  <wp:align>center</wp:align>
+                </wp:positionH>
+                <wp:positionV relativeFrom="page">
+                  <wp:posOffset>9851118</wp:posOffset>
+                </wp:positionV>
+                <wp:extent cx="336550" cy="304800"/>
+                <wp:effectExtent l="0" t="0" r="25400" b="19050"/>
+                <wp:wrapNone/>
+                <wp:docPr id="5" name="Прямоугольник 5"/>
+                <wp:cNvGraphicFramePr/>
+                <a:graphic xmlns:a="http://schemas.openxmlformats.org/drawingml/2006/main">
+                  <a:graphicData uri="http://schemas.microsoft.com/office/word/2010/wordprocessingShape">
+                    <wps:wsp>
+                      <wps:cNvSpPr/>
+                      <wps:spPr>
+                        <a:xfrm>
+                          <a:off x="0" y="0"/>
+                          <a:ext cx="336550" cy="304800"/>
+                        </a:xfrm>
+                        <a:prstGeom prst="rect">
+                          <a:avLst/>
+                        </a:prstGeom>
+                        <a:solidFill>
+                          <a:schemeClr val="bg1"/>
+                        </a:solidFill>
+                        <a:ln>
+                          <a:solidFill>
+                            <a:schemeClr val="bg1"/>
+                          </a:solidFill>
+                        </a:ln>
+                      </wps:spPr>
+                      <wps:style>
+                        <a:lnRef idx="2">
+                          <a:schemeClr val="accent1">
+                            <a:shade val="50000"/>
+                          </a:schemeClr>
+                        </a:lnRef>
+                        <a:fillRef idx="1">
+                          <a:schemeClr val="accent1"/>
+                        </a:fillRef>
+                        <a:effectRef idx="0">
+                          <a:schemeClr val="accent1"/>
+                        </a:effectRef>
+                        <a:fontRef idx="minor">
+                          <a:schemeClr val="lt1"/>
+                        </a:fontRef>
+                      </wps:style>
+                      <wps:bodyPr rot="0" spcFirstLastPara="0" vertOverflow="overflow" horzOverflow="overflow" vert="horz" wrap="square" lIns="91440" tIns="45720" rIns="91440" bIns="45720" numCol="1" spcCol="0" rtlCol="0" fromWordArt="0" anchor="ctr" anchorCtr="0" forceAA="0" compatLnSpc="1">
+                        <a:prstTxWarp prst="textNoShape">
+                          <a:avLst/>
+                        </a:prstTxWarp>
+                        <a:noAutofit/>
+                      </wps:bodyPr>
+                    </wps:wsp>
+                  </a:graphicData>
+                </a:graphic>
+              </wp:anchor>
+            </w:drawing>
+          </mc:Choice>
+          <mc:Fallback>
+            <w:pict>
+              <v:rect w14:anchorId="3618F7ED" id="Прямоугольник 5" o:spid="_x0000_s1026" style="position:absolute;margin-left:0;margin-top:775.7pt;width:26.5pt;height:24pt;z-index:251660800;visibility:visible;mso-wrap-style:square;mso-wrap-distance-left:9pt;mso-wrap-distance-top:0;mso-wrap-distance-right:9pt;mso-wrap-distance-bottom:0;mso-position-horizontal:center;mso-position-horizontal-relative:margin;mso-position-vertical:absolute;mso-position-vertical-relative:page;v-text-anchor:middle" o:gfxdata="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" fillcolor="white [3212]" strokecolor="white [3212]" strokeweight="1pt">
+                <w10:wrap anchorx="margin" anchory="page"/>
+              </v:rect>
+            </w:pict>
+          </mc:Fallback>
+        </mc:AlternateContent>
+      </w:r>
+      <w:r>
+        <w:rPr>
+          <w:rFonts w:ascii="Times New Roman" w:hAnsi="Times New Roman" w:cs="Times New Roman"/>
+          <w:noProof/>
+          <w:sz w:val="16"/>
+          <w:szCs w:val="16"/>
+          <w:lang w:eastAsia="ru-RU"/>
+        </w:rPr>
+        <mc:AlternateContent>
+          <mc:Choice Requires="wps">
+            <w:drawing>
+              <wp:anchor distT="0" distB="0" distL="114300" distR="114300" simplePos="0" relativeHeight="251659776" behindDoc="0" locked="0" layoutInCell="1" allowOverlap="1">
+                <wp:simplePos x="0" y="0"/>
+                <wp:positionH relativeFrom="column">
+                  <wp:posOffset>2860493</wp:posOffset>
+                </wp:positionH>
+                <wp:positionV relativeFrom="paragraph">
+                  <wp:posOffset>6464663</wp:posOffset>
+                </wp:positionV>
+                <wp:extent cx="293914" cy="315686"/>
+                <wp:effectExtent l="0" t="0" r="11430" b="27305"/>
+                <wp:wrapNone/>
+                <wp:docPr id="1" name="Прямоугольник 1"/>
+                <wp:cNvGraphicFramePr/>
+                <a:graphic xmlns:a="http://schemas.openxmlformats.org/drawingml/2006/main">
+                  <a:graphicData uri="http://schemas.microsoft.com/office/word/2010/wordprocessingShape">
+                    <wps:wsp>
+                      <wps:cNvSpPr/>
+                      <wps:spPr>
+                        <a:xfrm>
+                          <a:off x="0" y="0"/>
+                          <a:ext cx="293914" cy="315686"/>
+                        </a:xfrm>
+                        <a:prstGeom prst="rect">
+                          <a:avLst/>
+                        </a:prstGeom>
+                        <a:solidFill>
+                          <a:schemeClr val="bg1"/>
+                        </a:solidFill>
+                        <a:ln>
+                          <a:solidFill>
+                            <a:schemeClr val="bg1"/>
+                          </a:solidFill>
+                        </a:ln>
+                      </wps:spPr>
+                      <wps:style>
+                        <a:lnRef idx="2">
+                          <a:schemeClr val="accent1">
+                            <a:shade val="50000"/>
+                          </a:schemeClr>
+                        </a:lnRef>
+                        <a:fillRef idx="1">
+                          <a:schemeClr val="accent1"/>
+                        </a:fillRef>
+                        <a:effectRef idx="0">
+                          <a:schemeClr val="accent1"/>
+                        </a:effectRef>
+                        <a:fontRef idx="minor">
+                          <a:schemeClr val="lt1"/>
+                        </a:fontRef>
+                      </wps:style>
+                      <wps:bodyPr rot="0" spcFirstLastPara="0" vertOverflow="overflow" horzOverflow="overflow" vert="horz" wrap="square" lIns="91440" tIns="45720" rIns="91440" bIns="45720" numCol="1" spcCol="0" rtlCol="0" fromWordArt="0" anchor="ctr" anchorCtr="0" forceAA="0" compatLnSpc="1">
+                        <a:prstTxWarp prst="textNoShape">
+                          <a:avLst/>
+                        </a:prstTxWarp>
+                        <a:noAutofit/>
+                      </wps:bodyPr>
+                    </wps:wsp>
+                  </a:graphicData>
+                </a:graphic>
+              </wp:anchor>
+            </w:drawing>
+          </mc:Choice>
+          <mc:Fallback>
+            <w:pict>
+              <v:rect w14:anchorId="22A2D9D3" id="Прямоугольник 1" o:spid="_x0000_s1026" style="position:absolute;margin-left:225.25pt;margin-top:509.05pt;width:23.15pt;height:24.85pt;z-index:251659776;visibility:visible;mso-wrap-style:square;mso-wrap-distance-left:9pt;mso-wrap-distance-top:0;mso-wrap-distance-right:9pt;mso-wrap-distance-bottom:0;mso-position-horizontal:absolute;mso-position-horizontal-relative:text;mso-position-vertical:absolute;mso-position-vertical-relative:text;v-text-anchor:middle" o:gfxdata="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" fillcolor="white [3212]" strokecolor="white [3212]" strokeweight="1pt"/>
+            </w:pict>
+          </mc:Fallback>
+        </mc:AlternateContent>
+      </w:r>
+      <w:r>
+        <w:rPr>
+          <w:rFonts w:ascii="Times New Roman" w:hAnsi="Times New Roman" w:cs="Times New Roman"/>
+          <w:sz w:val="16"/>
+          <w:szCs w:val="16"/>
         </w:rPr>
         <w:br w:type="page"/>
       </w:r>
@@ -8098,7 +9653,15 @@
           <w:szCs w:val="28"/>
           <w:lang w:val="en-US"/>
         </w:rPr>
-        <w:t>SWOT-</w:t>
+        <w:t>SWOT</w:t>
+      </w:r>
+      <w:r>
+        <w:rPr>
+          <w:rFonts w:ascii="Times New Roman" w:hAnsi="Times New Roman" w:cs="Times New Roman"/>
+          <w:sz w:val="28"/>
+          <w:szCs w:val="28"/>
+        </w:rPr>
+        <w:t>-</w:t>
       </w:r>
       <w:r>
         <w:rPr>
@@ -9375,8 +10938,8 @@
             <v:path o:extrusionok="f" gradientshapeok="t" o:connecttype="rect"/>
             <o:lock v:ext="edit" aspectratio="t"/>
           </v:shapetype>
-          <v:shape id="_x0000_s1027" type="#_x0000_t75" style="position:absolute;left:0;text-align:left;margin-left:38.65pt;margin-top:.1pt;width:389pt;height:396.2pt;z-index:-251648512;mso-position-horizontal-relative:text;mso-position-vertical-relative:text" wrapcoords="-49 0 -49 21552 21600 21552 21600 0 -49 0">
-            <v:imagedata r:id="rId5" o:title="TLJTIXjX4BtVfnZYHVL2Mt-qiOXO97a1wGCioHeNauraLqHAmHWr1Tj6IYzAAKhf2spNR1DJ4rzXlZVgcTbDM26v-sPdpfmpv_jcT_p0RWJ7jQhb7xhUaTsmQtHabmxjYhCNd5OTQZYbmFOgLITJO9U2UYD9soUENwzba_w1NQwVk5w5zksgdyrKN"/>
+          <v:shape id="_x0000_s1027" type="#_x0000_t75" style="position:absolute;left:0;text-align:left;margin-left:38.65pt;margin-top:.1pt;width:389pt;height:396.2pt;z-index:-251657728;mso-position-horizontal-relative:text;mso-position-vertical-relative:text" wrapcoords="-49 0 -49 21552 21600 21552 21600 0 -49 0">
+            <v:imagedata r:id="rId8" o:title="TLJTIXjX4BtVfnZYHVL2Mt-qiOXO97a1wGCioHeNauraLqHAmHWr1Tj6IYzAAKhf2spNR1DJ4rzXlZVgcTbDM26v-sPdpfmpv_jcT_p0RWJ7jQhb7xhUaTsmQtHabmxjYhCNd5OTQZYbmFOgLITJO9U2UYD9soUENwzba_w1NQwVk5w5zksgdyrKN"/>
             <w10:wrap type="topAndBottom"/>
           </v:shape>
         </w:pict>
@@ -9595,7 +11158,6 @@
           <w:sz w:val="28"/>
           <w:szCs w:val="28"/>
         </w:rPr>
-        <w:lastRenderedPageBreak/>
         <w:t xml:space="preserve">Таблица 2.1 — Спецификация прецедента «Подача заявки на </w:t>
       </w:r>
       <w:proofErr w:type="spellStart"/>
@@ -10430,6 +11992,7 @@
                 <w:sz w:val="28"/>
                 <w:szCs w:val="28"/>
               </w:rPr>
+              <w:lastRenderedPageBreak/>
               <w:t>Основной поток</w:t>
             </w:r>
           </w:p>
@@ -10477,7 +12040,6 @@
                 <w:sz w:val="28"/>
                 <w:szCs w:val="28"/>
               </w:rPr>
-              <w:lastRenderedPageBreak/>
               <w:t xml:space="preserve">2. Система загружает текущие показатели из таблицы </w:t>
             </w:r>
             <w:proofErr w:type="spellStart"/>
@@ -10592,7 +12154,6 @@
           <w:sz w:val="28"/>
           <w:szCs w:val="28"/>
         </w:rPr>
-        <w:lastRenderedPageBreak/>
         <w:t>2.1.3. Глоссарий терминов</w:t>
       </w:r>
       <w:bookmarkEnd w:id="13"/>
@@ -10968,6 +12529,7 @@
           <w:sz w:val="28"/>
           <w:szCs w:val="28"/>
         </w:rPr>
+        <w:lastRenderedPageBreak/>
         <w:t>2.2. Модель предметной области</w:t>
       </w:r>
       <w:bookmarkEnd w:id="14"/>
@@ -11062,17 +12624,7 @@
           <w:szCs w:val="28"/>
           <w:lang w:eastAsia="ru-RU"/>
         </w:rPr>
-        <w:t xml:space="preserve">Доменная модель является ключевым артефактом проектирования, отражающим концептуальную структуру системы. Она определяет основные </w:t>
-      </w:r>
-      <w:r>
-        <w:rPr>
-          <w:rFonts w:ascii="Times New Roman" w:eastAsia="Times New Roman" w:hAnsi="Times New Roman" w:cs="Times New Roman"/>
-          <w:sz w:val="28"/>
-          <w:szCs w:val="28"/>
-          <w:lang w:eastAsia="ru-RU"/>
-        </w:rPr>
-        <w:lastRenderedPageBreak/>
-        <w:t>сущности предметной области, их атрибуты и логические взаимосвязи, которые ложатся в основу структуры базы данных и объектно-ориентированной архитектуры приложения.</w:t>
+        <w:t>Доменная модель является ключевым артефактом проектирования, отражающим концептуальную структуру системы. Она определяет основные сущности предметной области, их атрибуты и логические взаимосвязи, которые ложатся в основу структуры базы данных и объектно-ориентированной архитектуры приложения.</w:t>
       </w:r>
     </w:p>
     <w:p>
@@ -11614,6 +13166,7 @@
           <w:sz w:val="28"/>
           <w:szCs w:val="28"/>
         </w:rPr>
+        <w:lastRenderedPageBreak/>
         <w:t>AdoptionRequest</w:t>
       </w:r>
       <w:proofErr w:type="spellEnd"/>
@@ -11749,7 +13302,6 @@
           <w:sz w:val="28"/>
           <w:szCs w:val="28"/>
         </w:rPr>
-        <w:lastRenderedPageBreak/>
         <w:t>Donation</w:t>
       </w:r>
       <w:proofErr w:type="spellEnd"/>
@@ -12181,7 +13733,15 @@
           <w:sz w:val="28"/>
           <w:szCs w:val="28"/>
         </w:rPr>
-        <w:t>, что упрощает развертывание и поддержку на начальных этапах жизненного цикла программного продукта.</w:t>
+        <w:t xml:space="preserve">, что </w:t>
+      </w:r>
+      <w:r>
+        <w:rPr>
+          <w:sz w:val="28"/>
+          <w:szCs w:val="28"/>
+        </w:rPr>
+        <w:lastRenderedPageBreak/>
+        <w:t>упрощает развертывание и поддержку на начальных этапах жизненного цикла программного продукта.</w:t>
       </w:r>
     </w:p>
     <w:p>
@@ -12330,17 +13890,7 @@
           <w:szCs w:val="28"/>
           <w:lang w:eastAsia="ru-RU"/>
         </w:rPr>
-        <w:t xml:space="preserve">). Данный подход был выбран для обеспечения четкого разделения ответственности между компонентами </w:t>
-      </w:r>
-      <w:r>
-        <w:rPr>
-          <w:rFonts w:ascii="Times New Roman" w:eastAsia="Times New Roman" w:hAnsi="Times New Roman" w:cs="Times New Roman"/>
-          <w:sz w:val="28"/>
-          <w:szCs w:val="28"/>
-          <w:lang w:eastAsia="ru-RU"/>
-        </w:rPr>
-        <w:lastRenderedPageBreak/>
-        <w:t>системы, что позволяет изолировать бизнес-логику от деталей реализации инфраструктуры и интерфейса взаимодействия с пользователем.</w:t>
+        <w:t>). Данный подход был выбран для обеспечения четкого разделения ответственности между компонентами системы, что позволяет изолировать бизнес-логику от деталей реализации инфраструктуры и интерфейса взаимодействия с пользователем.</w:t>
       </w:r>
     </w:p>
     <w:p>
@@ -12350,7 +13900,7 @@
         <w:jc w:val="both"/>
         <w:rPr>
           <w:rStyle w:val="HTML1"/>
-          <w:rFonts w:ascii="Times New Roman" w:hAnsi="Times New Roman" w:cs="Times New Roman"/>
+          <w:rFonts w:ascii="Times New Roman" w:eastAsiaTheme="minorHAnsi" w:hAnsi="Times New Roman" w:cs="Times New Roman"/>
           <w:sz w:val="28"/>
           <w:szCs w:val="28"/>
           <w:lang w:eastAsia="ru-RU"/>
@@ -12732,6 +14282,7 @@
           <w:sz w:val="28"/>
           <w:szCs w:val="28"/>
         </w:rPr>
+        <w:lastRenderedPageBreak/>
         <w:t xml:space="preserve">Слой </w:t>
       </w:r>
       <w:proofErr w:type="spellStart"/>
@@ -12862,7 +14413,6 @@
           <w:sz w:val="28"/>
           <w:szCs w:val="28"/>
         </w:rPr>
-        <w:lastRenderedPageBreak/>
         <w:t>PostgreSQL</w:t>
       </w:r>
       <w:proofErr w:type="spellEnd"/>
@@ -13382,6 +14932,7 @@
           <w:szCs w:val="28"/>
           <w:lang w:eastAsia="ru-RU"/>
         </w:rPr>
+        <w:lastRenderedPageBreak/>
         <w:t>ADR-003: Стратегия обеспечения безопасности (</w:t>
       </w:r>
       <w:proofErr w:type="spellStart"/>
@@ -13530,7 +15081,6 @@
           <w:sz w:val="28"/>
           <w:szCs w:val="28"/>
         </w:rPr>
-        <w:lastRenderedPageBreak/>
         <w:t>2.4. Проектирование базы данных</w:t>
       </w:r>
       <w:bookmarkEnd w:id="23"/>
@@ -13863,7 +15413,7 @@
         <w:jc w:val="both"/>
         <w:rPr>
           <w:rStyle w:val="HTML1"/>
-          <w:rFonts w:ascii="Times New Roman" w:hAnsi="Times New Roman" w:cs="Times New Roman"/>
+          <w:rFonts w:ascii="Times New Roman" w:eastAsiaTheme="minorHAnsi" w:hAnsi="Times New Roman" w:cs="Times New Roman"/>
           <w:sz w:val="28"/>
           <w:szCs w:val="28"/>
           <w:lang w:eastAsia="ru-RU"/>
@@ -13896,7 +15446,17 @@
           <w:szCs w:val="28"/>
           <w:lang w:eastAsia="ru-RU"/>
         </w:rPr>
-        <w:t xml:space="preserve"> [9]. Спроектированная схема полностью соответствует бизнес-требованиям и обеспечивает поддержку всех операций, реализованных в прикладном уровне системы.</w:t>
+        <w:t xml:space="preserve"> [9]. Спроектированная схема </w:t>
+      </w:r>
+      <w:r>
+        <w:rPr>
+          <w:rFonts w:ascii="Times New Roman" w:eastAsia="Times New Roman" w:hAnsi="Times New Roman" w:cs="Times New Roman"/>
+          <w:sz w:val="28"/>
+          <w:szCs w:val="28"/>
+          <w:lang w:eastAsia="ru-RU"/>
+        </w:rPr>
+        <w:lastRenderedPageBreak/>
+        <w:t>полностью соответствует бизнес-требованиям и обеспечивает поддержку всех операций, реализованных в прикладном уровне системы.</w:t>
       </w:r>
     </w:p>
     <w:p>
@@ -13983,7 +15543,6 @@
           <w:sz w:val="28"/>
           <w:szCs w:val="28"/>
         </w:rPr>
-        <w:lastRenderedPageBreak/>
         <w:t xml:space="preserve">Связи: </w:t>
       </w:r>
       <w:r>
@@ -14587,6 +16146,7 @@
           <w:szCs w:val="28"/>
           <w:lang w:eastAsia="ru-RU"/>
         </w:rPr>
+        <w:lastRenderedPageBreak/>
         <w:t>Значения по умолчанию:</w:t>
       </w:r>
       <w:r>
@@ -14646,7 +16206,7 @@
         <w:jc w:val="both"/>
         <w:rPr>
           <w:rStyle w:val="HTML1"/>
-          <w:rFonts w:ascii="Times New Roman" w:hAnsi="Times New Roman" w:cs="Times New Roman"/>
+          <w:rFonts w:ascii="Times New Roman" w:eastAsiaTheme="minorHAnsi" w:hAnsi="Times New Roman" w:cs="Times New Roman"/>
           <w:sz w:val="28"/>
           <w:szCs w:val="28"/>
           <w:lang w:eastAsia="ru-RU"/>
@@ -14754,7 +16314,6 @@
           <w:sz w:val="28"/>
           <w:szCs w:val="28"/>
         </w:rPr>
-        <w:lastRenderedPageBreak/>
         <w:t>2.5. Детальное проектирование</w:t>
       </w:r>
       <w:bookmarkEnd w:id="27"/>
@@ -15159,19 +16718,20 @@
         <w:jc w:val="both"/>
         <w:rPr>
           <w:rStyle w:val="HTML1"/>
-          <w:rFonts w:ascii="Times New Roman" w:hAnsi="Times New Roman" w:cs="Times New Roman"/>
-          <w:sz w:val="28"/>
-          <w:szCs w:val="28"/>
-          <w:lang w:eastAsia="ru-RU"/>
-        </w:rPr>
-      </w:pPr>
-      <w:r>
-        <w:rPr>
-          <w:rFonts w:ascii="Times New Roman" w:eastAsia="Times New Roman" w:hAnsi="Times New Roman" w:cs="Times New Roman"/>
-          <w:sz w:val="28"/>
-          <w:szCs w:val="28"/>
-          <w:lang w:eastAsia="ru-RU"/>
-        </w:rPr>
+          <w:rFonts w:ascii="Times New Roman" w:eastAsiaTheme="minorHAnsi" w:hAnsi="Times New Roman" w:cs="Times New Roman"/>
+          <w:sz w:val="28"/>
+          <w:szCs w:val="28"/>
+          <w:lang w:eastAsia="ru-RU"/>
+        </w:rPr>
+      </w:pPr>
+      <w:r>
+        <w:rPr>
+          <w:rFonts w:ascii="Times New Roman" w:eastAsia="Times New Roman" w:hAnsi="Times New Roman" w:cs="Times New Roman"/>
+          <w:sz w:val="28"/>
+          <w:szCs w:val="28"/>
+          <w:lang w:eastAsia="ru-RU"/>
+        </w:rPr>
+        <w:lastRenderedPageBreak/>
         <w:t xml:space="preserve">Подробная визуализация последовательности вызовов для других ключевых операций (таких как подача заявки на </w:t>
       </w:r>
       <w:proofErr w:type="spellStart"/>
@@ -15238,7 +16798,6 @@
           <w:sz w:val="28"/>
           <w:szCs w:val="28"/>
         </w:rPr>
-        <w:lastRenderedPageBreak/>
         <w:t>2.5.2. Диаграммы классов проектирования</w:t>
       </w:r>
       <w:bookmarkEnd w:id="29"/>
@@ -15682,7 +17241,7 @@
         <w:jc w:val="both"/>
         <w:rPr>
           <w:rStyle w:val="HTML1"/>
-          <w:rFonts w:ascii="Times New Roman" w:hAnsi="Times New Roman" w:cs="Times New Roman"/>
+          <w:rFonts w:ascii="Times New Roman" w:eastAsiaTheme="minorHAnsi" w:hAnsi="Times New Roman" w:cs="Times New Roman"/>
           <w:sz w:val="28"/>
           <w:szCs w:val="28"/>
           <w:lang w:eastAsia="ru-RU"/>
@@ -15770,6 +17329,7 @@
           <w:sz w:val="28"/>
           <w:szCs w:val="28"/>
         </w:rPr>
+        <w:lastRenderedPageBreak/>
         <w:t xml:space="preserve">2.5.3. Применение паттернов </w:t>
       </w:r>
       <w:proofErr w:type="spellStart"/>
@@ -15891,7 +17451,6 @@
           <w:sz w:val="28"/>
           <w:szCs w:val="28"/>
         </w:rPr>
-        <w:lastRenderedPageBreak/>
         <w:t>Singleton</w:t>
       </w:r>
       <w:proofErr w:type="spellEnd"/>
@@ -16542,6 +18101,7 @@
           <w:sz w:val="28"/>
           <w:szCs w:val="28"/>
         </w:rPr>
+        <w:lastRenderedPageBreak/>
         <w:t>3.1.2. Классы-сущности</w:t>
       </w:r>
       <w:bookmarkEnd w:id="34"/>
@@ -16565,17 +18125,7 @@
           <w:szCs w:val="28"/>
           <w:lang w:eastAsia="ru-RU"/>
         </w:rPr>
-        <w:t xml:space="preserve">Слой сущностей является фундаментом системы, отображающим бизнес-объекты предметной области в структуру базы данных. Реализация данного слоя базируется на использовании JPA-аннотаций, что обеспечивает </w:t>
-      </w:r>
-      <w:r>
-        <w:rPr>
-          <w:rFonts w:ascii="Times New Roman" w:eastAsia="Times New Roman" w:hAnsi="Times New Roman" w:cs="Times New Roman"/>
-          <w:sz w:val="28"/>
-          <w:szCs w:val="28"/>
-          <w:lang w:eastAsia="ru-RU"/>
-        </w:rPr>
-        <w:lastRenderedPageBreak/>
-        <w:t>бесшовную интеграцию между объектно-ориентированной моделью приложения и реляционной структурой СУБД.</w:t>
+        <w:t>Слой сущностей является фундаментом системы, отображающим бизнес-объекты предметной области в структуру базы данных. Реализация данного слоя базируется на использовании JPA-аннотаций, что обеспечивает бесшовную интеграцию между объектно-ориентированной моделью приложения и реляционной структурой СУБД.</w:t>
       </w:r>
     </w:p>
     <w:p>
@@ -16737,7 +18287,7 @@
         <w:jc w:val="both"/>
         <w:rPr>
           <w:rStyle w:val="HTML1"/>
-          <w:rFonts w:ascii="Times New Roman" w:hAnsi="Times New Roman" w:cs="Times New Roman"/>
+          <w:rFonts w:ascii="Times New Roman" w:eastAsiaTheme="minorHAnsi" w:hAnsi="Times New Roman" w:cs="Times New Roman"/>
           <w:sz w:val="28"/>
           <w:szCs w:val="28"/>
           <w:lang w:eastAsia="ru-RU"/>
@@ -16878,6 +18428,7 @@
           <w:sz w:val="28"/>
           <w:szCs w:val="28"/>
         </w:rPr>
+        <w:lastRenderedPageBreak/>
         <w:t>AnimalRepository</w:t>
       </w:r>
       <w:proofErr w:type="spellEnd"/>
@@ -16912,7 +18463,6 @@
           <w:sz w:val="28"/>
           <w:szCs w:val="28"/>
         </w:rPr>
-        <w:lastRenderedPageBreak/>
         <w:t>3.1.4. Слой управления</w:t>
       </w:r>
       <w:bookmarkEnd w:id="36"/>
@@ -21715,12 +23265,7 @@
               <w:spacing w:after="480"/>
             </w:pPr>
             <w:r>
-              <w:t>Алгоритм расчета процентов</w:t>
-            </w:r>
-            <w:bookmarkStart w:id="56" w:name="_GoBack"/>
-            <w:bookmarkEnd w:id="56"/>
-            <w:r>
-              <w:t xml:space="preserve"> точен</w:t>
+              <w:t>Алгоритм расчета процентов точен</w:t>
             </w:r>
           </w:p>
         </w:tc>
@@ -21918,7 +23463,7 @@
           <w:szCs w:val="28"/>
         </w:rPr>
       </w:pPr>
-      <w:bookmarkStart w:id="57" w:name="_Toc231290134"/>
+      <w:bookmarkStart w:id="56" w:name="_Toc231290134"/>
       <w:r>
         <w:rPr>
           <w:rFonts w:ascii="Times New Roman" w:hAnsi="Times New Roman" w:cs="Times New Roman"/>
@@ -21929,7 +23474,7 @@
         </w:rPr>
         <w:t>5. РАЗВЁРТЫВАНИЕ И ЭКСПЛУАТАЦИЯ</w:t>
       </w:r>
-      <w:bookmarkEnd w:id="57"/>
+      <w:bookmarkEnd w:id="56"/>
     </w:p>
     <w:p>
       <w:pPr>
@@ -21945,7 +23490,7 @@
           <w:szCs w:val="28"/>
         </w:rPr>
       </w:pPr>
-      <w:bookmarkStart w:id="58" w:name="_Toc231290135"/>
+      <w:bookmarkStart w:id="57" w:name="_Toc231290135"/>
       <w:r>
         <w:rPr>
           <w:rFonts w:ascii="Times New Roman" w:hAnsi="Times New Roman" w:cs="Times New Roman"/>
@@ -22018,7 +23563,7 @@
         </w:rPr>
         <w:t>Tomcat</w:t>
       </w:r>
-      <w:bookmarkEnd w:id="58"/>
+      <w:bookmarkEnd w:id="57"/>
     </w:p>
     <w:p>
       <w:pPr>
@@ -22644,7 +24189,7 @@
           <w:szCs w:val="28"/>
         </w:rPr>
       </w:pPr>
-      <w:bookmarkStart w:id="59" w:name="_Toc231290136"/>
+      <w:bookmarkStart w:id="58" w:name="_Toc231290136"/>
       <w:r>
         <w:rPr>
           <w:rFonts w:ascii="Times New Roman" w:hAnsi="Times New Roman" w:cs="Times New Roman"/>
@@ -22665,7 +24210,7 @@
         </w:rPr>
         <w:t>Конфигурация серверного окружения и сетевой инфраструктуры</w:t>
       </w:r>
-      <w:bookmarkEnd w:id="59"/>
+      <w:bookmarkEnd w:id="58"/>
     </w:p>
     <w:p>
       <w:pPr>
@@ -23539,7 +25084,7 @@
           <w:szCs w:val="28"/>
         </w:rPr>
       </w:pPr>
-      <w:bookmarkStart w:id="60" w:name="_Toc231290137"/>
+      <w:bookmarkStart w:id="59" w:name="_Toc231290137"/>
       <w:r>
         <w:rPr>
           <w:rFonts w:ascii="Times New Roman" w:hAnsi="Times New Roman" w:cs="Times New Roman"/>
@@ -23560,7 +25105,7 @@
         </w:rPr>
         <w:t>Процесс развертывания</w:t>
       </w:r>
-      <w:bookmarkEnd w:id="60"/>
+      <w:bookmarkEnd w:id="59"/>
     </w:p>
     <w:p>
       <w:pPr>
@@ -25748,7 +27293,7 @@
           <w:szCs w:val="28"/>
         </w:rPr>
       </w:pPr>
-      <w:bookmarkStart w:id="61" w:name="_Toc231290138"/>
+      <w:bookmarkStart w:id="60" w:name="_Toc231290138"/>
       <w:r>
         <w:rPr>
           <w:rFonts w:ascii="Times New Roman" w:hAnsi="Times New Roman" w:cs="Times New Roman"/>
@@ -25759,7 +27304,7 @@
         </w:rPr>
         <w:t>5.4. Требования к окружению</w:t>
       </w:r>
-      <w:bookmarkEnd w:id="61"/>
+      <w:bookmarkEnd w:id="60"/>
     </w:p>
     <w:p>
       <w:pPr>
@@ -25794,7 +27339,7 @@
           <w:szCs w:val="28"/>
         </w:rPr>
       </w:pPr>
-      <w:bookmarkStart w:id="62" w:name="_Toc231290139"/>
+      <w:bookmarkStart w:id="61" w:name="_Toc231290139"/>
       <w:r>
         <w:rPr>
           <w:rFonts w:ascii="Times New Roman" w:hAnsi="Times New Roman" w:cs="Times New Roman"/>
@@ -25806,7 +27351,7 @@
         <w:lastRenderedPageBreak/>
         <w:t>5.4.1. Программные требования</w:t>
       </w:r>
-      <w:bookmarkEnd w:id="62"/>
+      <w:bookmarkEnd w:id="61"/>
     </w:p>
     <w:p>
       <w:pPr>
@@ -26761,7 +28306,7 @@
           <w:szCs w:val="28"/>
         </w:rPr>
       </w:pPr>
-      <w:bookmarkStart w:id="63" w:name="_Toc231290140"/>
+      <w:bookmarkStart w:id="62" w:name="_Toc231290140"/>
       <w:r>
         <w:rPr>
           <w:rFonts w:ascii="Times New Roman" w:hAnsi="Times New Roman" w:cs="Times New Roman"/>
@@ -26772,7 +28317,7 @@
         </w:rPr>
         <w:t>5.4.2. Аппаратные требования (минимальные)</w:t>
       </w:r>
-      <w:bookmarkEnd w:id="63"/>
+      <w:bookmarkEnd w:id="62"/>
     </w:p>
     <w:p>
       <w:pPr>
@@ -27288,7 +28833,7 @@
           <w:szCs w:val="28"/>
         </w:rPr>
       </w:pPr>
-      <w:bookmarkStart w:id="64" w:name="_Toc231290141"/>
+      <w:bookmarkStart w:id="63" w:name="_Toc231290141"/>
       <w:r>
         <w:rPr>
           <w:rFonts w:ascii="Times New Roman" w:hAnsi="Times New Roman" w:cs="Times New Roman"/>
@@ -27299,7 +28844,7 @@
         </w:rPr>
         <w:t>5.4.3. Аппаратные требования (рекомендуемые)</w:t>
       </w:r>
-      <w:bookmarkEnd w:id="64"/>
+      <w:bookmarkEnd w:id="63"/>
     </w:p>
     <w:p>
       <w:pPr>
@@ -27625,7 +29170,7 @@
           <w:szCs w:val="28"/>
         </w:rPr>
       </w:pPr>
-      <w:bookmarkStart w:id="65" w:name="_Toc231290142"/>
+      <w:bookmarkStart w:id="64" w:name="_Toc231290142"/>
       <w:r>
         <w:rPr>
           <w:rFonts w:ascii="Times New Roman" w:hAnsi="Times New Roman" w:cs="Times New Roman"/>
@@ -27636,7 +29181,7 @@
         </w:rPr>
         <w:t>6. УПРАВЛЕНИЕ ПРОЕКТОМ</w:t>
       </w:r>
-      <w:bookmarkEnd w:id="65"/>
+      <w:bookmarkEnd w:id="64"/>
     </w:p>
     <w:p>
       <w:pPr>
@@ -27652,7 +29197,7 @@
           <w:szCs w:val="28"/>
         </w:rPr>
       </w:pPr>
-      <w:bookmarkStart w:id="66" w:name="_Toc231290143"/>
+      <w:bookmarkStart w:id="65" w:name="_Toc231290143"/>
       <w:r>
         <w:rPr>
           <w:rFonts w:ascii="Times New Roman" w:hAnsi="Times New Roman" w:cs="Times New Roman"/>
@@ -27663,7 +29208,7 @@
         </w:rPr>
         <w:t>6.1. WBS (иерархическая структура работ)</w:t>
       </w:r>
-      <w:bookmarkEnd w:id="66"/>
+      <w:bookmarkEnd w:id="65"/>
     </w:p>
     <w:p>
       <w:pPr>
@@ -27712,16 +29257,16 @@
           <w:noProof/>
         </w:rPr>
         <w:drawing>
-          <wp:anchor distT="0" distB="0" distL="114300" distR="114300" simplePos="0" relativeHeight="251662848" behindDoc="0" locked="0" layoutInCell="1" allowOverlap="1">
+          <wp:anchor distT="0" distB="0" distL="114300" distR="114300" simplePos="0" relativeHeight="251656704" behindDoc="0" locked="0" layoutInCell="1" allowOverlap="1">
             <wp:simplePos x="0" y="0"/>
             <wp:positionH relativeFrom="margin">
-              <wp:align>center</wp:align>
+              <wp:posOffset>1456055</wp:posOffset>
             </wp:positionH>
             <wp:positionV relativeFrom="paragraph">
-              <wp:posOffset>2797810</wp:posOffset>
+              <wp:posOffset>2800985</wp:posOffset>
             </wp:positionV>
-            <wp:extent cx="3019425" cy="5286375"/>
-            <wp:effectExtent l="0" t="0" r="9525" b="9525"/>
+            <wp:extent cx="2965450" cy="5192395"/>
+            <wp:effectExtent l="0" t="0" r="6350" b="8255"/>
             <wp:wrapTopAndBottom/>
             <wp:docPr id="4" name="Рисунок 4" descr="C:\Users\Admin\Downloads\TPE_RjH04CPxFyLeAoYC5DlNeYX2I7H89gAsdCtPnDwDzlQAT8SHD1JyKGew24_W0Alu33vUOVQD6Ayvj6U9mf9tlj_tUMPMFbxfJEbrNGKLFzUW9QXoMMWuAnNFTIb5iBeenMMciXfgAMHUA5bpq6hDWs14Ch6iE33yX3UG5hpIN378Ll1KoHSa-ypH0y3tE62BFx6p3NROO-lWvoVfaK.png"/>
             <wp:cNvGraphicFramePr>
@@ -27737,7 +29282,7 @@
                     </pic:cNvPicPr>
                   </pic:nvPicPr>
                   <pic:blipFill>
-                    <a:blip r:embed="rId6">
+                    <a:blip r:embed="rId9">
                       <a:extLst>
                         <a:ext uri="{28A0092B-C50C-407E-A947-70E740481C1C}">
                           <a14:useLocalDpi xmlns:a14="http://schemas.microsoft.com/office/drawing/2010/main" val="0"/>
@@ -27752,7 +29297,7 @@
                   <pic:spPr bwMode="auto">
                     <a:xfrm>
                       <a:off x="0" y="0"/>
-                      <a:ext cx="3019425" cy="5286375"/>
+                      <a:ext cx="2965450" cy="5192395"/>
                     </a:xfrm>
                     <a:prstGeom prst="rect">
                       <a:avLst/>
@@ -27797,6 +29342,8 @@
         </w:rPr>
         <w:t xml:space="preserve"> обследования и сбора требований, которые послужили основой для перехода к фазе проектирования архитектуры и структуры базы данных. Основной объем работ был сосредоточен в блоке программной реализации, который, согласно методологии PCMEF, был разделен на разработку серверной части, создание пользовательского интерфейса и интеграцию механизмов безопасности. Завершающий уровень иерархии включил в себя мероприятия по тестированию, подготовке эксплуатационной документации и финальному развертыванию системы в производственной среде.</w:t>
       </w:r>
+      <w:bookmarkStart w:id="66" w:name="_GoBack"/>
+      <w:bookmarkEnd w:id="66"/>
     </w:p>
     <w:p>
       <w:pPr>
@@ -27899,7 +29446,7 @@
           <w:szCs w:val="28"/>
         </w:rPr>
         <w:drawing>
-          <wp:anchor distT="0" distB="0" distL="114300" distR="114300" simplePos="0" relativeHeight="251663872" behindDoc="0" locked="0" layoutInCell="1" allowOverlap="1">
+          <wp:anchor distT="0" distB="0" distL="114300" distR="114300" simplePos="0" relativeHeight="251657728" behindDoc="0" locked="0" layoutInCell="1" allowOverlap="1">
             <wp:simplePos x="0" y="0"/>
             <wp:positionH relativeFrom="page">
               <wp:align>center</wp:align>
@@ -27924,7 +29471,7 @@
                     </pic:cNvPicPr>
                   </pic:nvPicPr>
                   <pic:blipFill>
-                    <a:blip r:embed="rId7">
+                    <a:blip r:embed="rId10">
                       <a:extLst>
                         <a:ext uri="{28A0092B-C50C-407E-A947-70E740481C1C}">
                           <a14:useLocalDpi xmlns:a14="http://schemas.microsoft.com/office/drawing/2010/main" val="0"/>
@@ -29095,7 +30642,7 @@
         </w:rPr>
         <w:t xml:space="preserve"> [Электронный ресурс]. — Режим доступа: </w:t>
       </w:r>
-      <w:hyperlink r:id="rId8" w:tgtFrame="_blank" w:history="1">
+      <w:hyperlink r:id="rId11" w:tgtFrame="_blank" w:history="1">
         <w:r>
           <w:rPr>
             <w:rStyle w:val="a3"/>
@@ -29155,7 +30702,7 @@
         </w:rPr>
         <w:t xml:space="preserve"> [Электронный ресурс]. — Режим доступа: </w:t>
       </w:r>
-      <w:hyperlink r:id="rId9" w:tgtFrame="_blank" w:history="1">
+      <w:hyperlink r:id="rId12" w:tgtFrame="_blank" w:history="1">
         <w:r>
           <w:rPr>
             <w:rStyle w:val="a3"/>
@@ -29215,7 +30762,7 @@
         </w:rPr>
         <w:t xml:space="preserve"> [Электронный ресурс]. — Режим доступа: </w:t>
       </w:r>
-      <w:hyperlink r:id="rId10" w:tgtFrame="_blank" w:history="1">
+      <w:hyperlink r:id="rId13" w:tgtFrame="_blank" w:history="1">
         <w:r>
           <w:rPr>
             <w:rStyle w:val="a3"/>
@@ -29282,7 +30829,7 @@
         </w:rPr>
         <w:t xml:space="preserve"> [Электронный ресурс]. — Режим доступа: </w:t>
       </w:r>
-      <w:hyperlink r:id="rId11" w:tgtFrame="_blank" w:history="1">
+      <w:hyperlink r:id="rId14" w:tgtFrame="_blank" w:history="1">
         <w:r>
           <w:rPr>
             <w:rStyle w:val="a3"/>
@@ -29354,7 +30901,7 @@
         </w:rPr>
         <w:t xml:space="preserve">. — Режим доступа: </w:t>
       </w:r>
-      <w:hyperlink r:id="rId12" w:history="1">
+      <w:hyperlink r:id="rId15" w:history="1">
         <w:r>
           <w:rPr>
             <w:rStyle w:val="a3"/>
@@ -31241,27 +32788,7 @@
           <w:szCs w:val="28"/>
           <w:lang w:val="en-US"/>
         </w:rPr>
-        <w:t xml:space="preserve"> </w:t>
-      </w:r>
-      <w:r>
-        <w:rPr>
-          <w:rFonts w:ascii="Times New Roman" w:hAnsi="Times New Roman" w:cs="Times New Roman"/>
-          <w:color w:val="auto"/>
-          <w:sz w:val="28"/>
-          <w:szCs w:val="28"/>
-          <w:lang w:val="en-US"/>
-        </w:rPr>
-        <w:t>2</w:t>
-      </w:r>
-      <w:r>
-        <w:rPr>
-          <w:rFonts w:ascii="Times New Roman" w:hAnsi="Times New Roman" w:cs="Times New Roman"/>
-          <w:color w:val="auto"/>
-          <w:sz w:val="28"/>
-          <w:szCs w:val="28"/>
-          <w:lang w:val="en-US"/>
-        </w:rPr>
-        <w:t xml:space="preserve">. </w:t>
+        <w:t xml:space="preserve"> 2. </w:t>
       </w:r>
       <w:r>
         <w:rPr>
@@ -32485,17 +34012,7 @@
           <w:szCs w:val="28"/>
           <w:lang w:val="en-US"/>
         </w:rPr>
-        <w:t xml:space="preserve"> </w:t>
-      </w:r>
-      <w:r>
-        <w:rPr>
-          <w:rFonts w:ascii="Times New Roman" w:hAnsi="Times New Roman" w:cs="Times New Roman"/>
-          <w:color w:val="auto"/>
-          <w:sz w:val="28"/>
-          <w:szCs w:val="28"/>
-          <w:lang w:val="en-US"/>
-        </w:rPr>
-        <w:t xml:space="preserve">3. </w:t>
+        <w:t xml:space="preserve"> 3. </w:t>
       </w:r>
       <w:r>
         <w:rPr>
@@ -34944,6 +36461,13 @@
           <w:lang w:val="en-US"/>
         </w:rPr>
         <w:br/>
+      </w:r>
+      <w:r>
+        <w:rPr>
+          <w:color w:val="080808"/>
+          <w:lang w:val="en-US"/>
+        </w:rPr>
+        <w:lastRenderedPageBreak/>
         <w:t xml:space="preserve">    </w:t>
       </w:r>
       <w:r>
@@ -35026,7 +36550,6 @@
           <w:color w:val="871094"/>
           <w:lang w:val="en-US"/>
         </w:rPr>
-        <w:lastRenderedPageBreak/>
         <w:t>requestRepository</w:t>
       </w:r>
       <w:r>
@@ -37247,27 +38770,7 @@
           <w:szCs w:val="28"/>
           <w:lang w:val="en-US"/>
         </w:rPr>
-        <w:t xml:space="preserve"> </w:t>
-      </w:r>
-      <w:r>
-        <w:rPr>
-          <w:rFonts w:ascii="Times New Roman" w:hAnsi="Times New Roman" w:cs="Times New Roman"/>
-          <w:color w:val="auto"/>
-          <w:sz w:val="28"/>
-          <w:szCs w:val="28"/>
-          <w:lang w:val="en-US"/>
-        </w:rPr>
-        <w:t>4</w:t>
-      </w:r>
-      <w:r>
-        <w:rPr>
-          <w:rFonts w:ascii="Times New Roman" w:hAnsi="Times New Roman" w:cs="Times New Roman"/>
-          <w:color w:val="auto"/>
-          <w:sz w:val="28"/>
-          <w:szCs w:val="28"/>
-          <w:lang w:val="en-US"/>
-        </w:rPr>
-        <w:t xml:space="preserve">. </w:t>
+        <w:t xml:space="preserve"> 4. </w:t>
       </w:r>
       <w:r>
         <w:rPr>
@@ -39807,6 +41310,13 @@
           <w:lang w:val="en-US"/>
         </w:rPr>
         <w:br/>
+      </w:r>
+      <w:r>
+        <w:rPr>
+          <w:color w:val="080808"/>
+          <w:lang w:val="en-US"/>
+        </w:rPr>
+        <w:lastRenderedPageBreak/>
         <w:t xml:space="preserve">    </w:t>
       </w:r>
       <w:r>
@@ -39875,7 +41385,6 @@
           <w:color w:val="871094"/>
           <w:lang w:val="en-US"/>
         </w:rPr>
-        <w:lastRenderedPageBreak/>
         <w:t>animalService</w:t>
       </w:r>
       <w:r>
@@ -43264,27 +44773,7 @@
           <w:szCs w:val="28"/>
           <w:lang w:val="en-US"/>
         </w:rPr>
-        <w:t xml:space="preserve"> </w:t>
-      </w:r>
-      <w:r>
-        <w:rPr>
-          <w:rFonts w:ascii="Times New Roman" w:hAnsi="Times New Roman" w:cs="Times New Roman"/>
-          <w:color w:val="auto"/>
-          <w:sz w:val="28"/>
-          <w:szCs w:val="28"/>
-          <w:lang w:val="en-US"/>
-        </w:rPr>
-        <w:t>7</w:t>
-      </w:r>
-      <w:r>
-        <w:rPr>
-          <w:rFonts w:ascii="Times New Roman" w:hAnsi="Times New Roman" w:cs="Times New Roman"/>
-          <w:color w:val="auto"/>
-          <w:sz w:val="28"/>
-          <w:szCs w:val="28"/>
-          <w:lang w:val="en-US"/>
-        </w:rPr>
-        <w:t xml:space="preserve">. </w:t>
+        <w:t xml:space="preserve"> 7. </w:t>
       </w:r>
       <w:r>
         <w:rPr>
@@ -44723,6 +46212,7 @@
           <w:szCs w:val="20"/>
           <w:lang w:val="en-US"/>
         </w:rPr>
+        <w:lastRenderedPageBreak/>
         <w:t xml:space="preserve">    CONSTRAINT fkd2p196clbvqgbemy05ndspwu FOREIGN KEY (</w:t>
       </w:r>
       <w:proofErr w:type="spellStart"/>
@@ -44794,7 +46284,6 @@
           <w:szCs w:val="20"/>
           <w:lang w:val="en-US"/>
         </w:rPr>
-        <w:lastRenderedPageBreak/>
         <w:t>);</w:t>
       </w:r>
     </w:p>
@@ -45749,10 +47238,106 @@
       <w:pgSz w:w="11906" w:h="16838"/>
       <w:pgMar w:top="1134" w:right="850" w:bottom="1134" w:left="1701" w:header="708" w:footer="708" w:gutter="0"/>
       <w:cols w:space="708"/>
+      <w:titlePg/>
       <w:docGrid w:linePitch="360"/>
     </w:sectPr>
   </w:body>
 </w:document>
+</file>
+
+<file path=word/endnotes.xml><?xml version="1.0" encoding="utf-8"?>
+<w:endnotes xmlns:wpc="http://schemas.microsoft.com/office/word/2010/wordprocessingCanvas" xmlns:mc="http://schemas.openxmlformats.org/markup-compatibility/2006" xmlns:o="urn:schemas-microsoft-com:office:office" xmlns:r="http://schemas.openxmlformats.org/officeDocument/2006/relationships" xmlns:m="http://schemas.openxmlformats.org/officeDocument/2006/math" xmlns:v="urn:schemas-microsoft-com:vml" xmlns:wp14="http://schemas.microsoft.com/office/word/2010/wordprocessingDrawing" xmlns:wp="http://schemas.openxmlformats.org/drawingml/2006/wordprocessingDrawing" xmlns:w10="urn:schemas-microsoft-com:office:word" xmlns:w="http://schemas.openxmlformats.org/wordprocessingml/2006/main" xmlns:w14="http://schemas.microsoft.com/office/word/2010/wordml" xmlns:w15="http://schemas.microsoft.com/office/word/2012/wordml" xmlns:wpg="http://schemas.microsoft.com/office/word/2010/wordprocessingGroup" xmlns:wpi="http://schemas.microsoft.com/office/word/2010/wordprocessingInk" xmlns:wne="http://schemas.microsoft.com/office/word/2006/wordml" xmlns:wps="http://schemas.microsoft.com/office/word/2010/wordprocessingShape" mc:Ignorable="w14 w15 wp14">
+  <w:endnote w:type="separator" w:id="-1">
+    <w:p>
+      <w:pPr>
+        <w:spacing w:after="0" w:line="240" w:lineRule="auto"/>
+      </w:pPr>
+      <w:r>
+        <w:separator/>
+      </w:r>
+    </w:p>
+  </w:endnote>
+  <w:endnote w:type="continuationSeparator" w:id="0">
+    <w:p>
+      <w:pPr>
+        <w:spacing w:after="0" w:line="240" w:lineRule="auto"/>
+      </w:pPr>
+      <w:r>
+        <w:continuationSeparator/>
+      </w:r>
+    </w:p>
+  </w:endnote>
+</w:endnotes>
+</file>
+
+<file path=word/footer1.xml><?xml version="1.0" encoding="utf-8"?>
+<w:ftr xmlns:wpc="http://schemas.microsoft.com/office/word/2010/wordprocessingCanvas" xmlns:mc="http://schemas.openxmlformats.org/markup-compatibility/2006" xmlns:o="urn:schemas-microsoft-com:office:office" xmlns:r="http://schemas.openxmlformats.org/officeDocument/2006/relationships" xmlns:m="http://schemas.openxmlformats.org/officeDocument/2006/math" xmlns:v="urn:schemas-microsoft-com:vml" xmlns:wp14="http://schemas.microsoft.com/office/word/2010/wordprocessingDrawing" xmlns:wp="http://schemas.openxmlformats.org/drawingml/2006/wordprocessingDrawing" xmlns:w10="urn:schemas-microsoft-com:office:word" xmlns:w="http://schemas.openxmlformats.org/wordprocessingml/2006/main" xmlns:w14="http://schemas.microsoft.com/office/word/2010/wordml" xmlns:w15="http://schemas.microsoft.com/office/word/2012/wordml" xmlns:wpg="http://schemas.microsoft.com/office/word/2010/wordprocessingGroup" xmlns:wpi="http://schemas.microsoft.com/office/word/2010/wordprocessingInk" xmlns:wne="http://schemas.microsoft.com/office/word/2006/wordml" xmlns:wps="http://schemas.microsoft.com/office/word/2010/wordprocessingShape" mc:Ignorable="w14 w15 wp14">
+  <w:sdt>
+    <w:sdtPr>
+      <w:id w:val="1747152739"/>
+      <w:docPartObj>
+        <w:docPartGallery w:val="Page Numbers (Bottom of Page)"/>
+        <w:docPartUnique/>
+      </w:docPartObj>
+    </w:sdtPr>
+    <w:sdtContent>
+      <w:p>
+        <w:pPr>
+          <w:pStyle w:val="ac"/>
+          <w:jc w:val="center"/>
+        </w:pPr>
+        <w:r>
+          <w:fldChar w:fldCharType="begin"/>
+        </w:r>
+        <w:r>
+          <w:instrText>PAGE   \* MERGEFORMAT</w:instrText>
+        </w:r>
+        <w:r>
+          <w:fldChar w:fldCharType="separate"/>
+        </w:r>
+        <w:r>
+          <w:rPr>
+            <w:noProof/>
+          </w:rPr>
+          <w:t>5</w:t>
+        </w:r>
+        <w:r>
+          <w:fldChar w:fldCharType="end"/>
+        </w:r>
+      </w:p>
+    </w:sdtContent>
+  </w:sdt>
+  <w:p>
+    <w:pPr>
+      <w:pStyle w:val="ac"/>
+    </w:pPr>
+  </w:p>
+</w:ftr>
+</file>
+
+<file path=word/footnotes.xml><?xml version="1.0" encoding="utf-8"?>
+<w:footnotes xmlns:wpc="http://schemas.microsoft.com/office/word/2010/wordprocessingCanvas" xmlns:mc="http://schemas.openxmlformats.org/markup-compatibility/2006" xmlns:o="urn:schemas-microsoft-com:office:office" xmlns:r="http://schemas.openxmlformats.org/officeDocument/2006/relationships" xmlns:m="http://schemas.openxmlformats.org/officeDocument/2006/math" xmlns:v="urn:schemas-microsoft-com:vml" xmlns:wp14="http://schemas.microsoft.com/office/word/2010/wordprocessingDrawing" xmlns:wp="http://schemas.openxmlformats.org/drawingml/2006/wordprocessingDrawing" xmlns:w10="urn:schemas-microsoft-com:office:word" xmlns:w="http://schemas.openxmlformats.org/wordprocessingml/2006/main" xmlns:w14="http://schemas.microsoft.com/office/word/2010/wordml" xmlns:w15="http://schemas.microsoft.com/office/word/2012/wordml" xmlns:wpg="http://schemas.microsoft.com/office/word/2010/wordprocessingGroup" xmlns:wpi="http://schemas.microsoft.com/office/word/2010/wordprocessingInk" xmlns:wne="http://schemas.microsoft.com/office/word/2006/wordml" xmlns:wps="http://schemas.microsoft.com/office/word/2010/wordprocessingShape" mc:Ignorable="w14 w15 wp14">
+  <w:footnote w:type="separator" w:id="-1">
+    <w:p>
+      <w:pPr>
+        <w:spacing w:after="0" w:line="240" w:lineRule="auto"/>
+      </w:pPr>
+      <w:r>
+        <w:separator/>
+      </w:r>
+    </w:p>
+  </w:footnote>
+  <w:footnote w:type="continuationSeparator" w:id="0">
+    <w:p>
+      <w:pPr>
+        <w:spacing w:after="0" w:line="240" w:lineRule="auto"/>
+      </w:pPr>
+      <w:r>
+        <w:continuationSeparator/>
+      </w:r>
+    </w:p>
+  </w:footnote>
+</w:footnotes>
 </file>
 
 <file path=word/numbering.xml><?xml version="1.0" encoding="utf-8"?>
@@ -52873,6 +54458,50 @@
       <w:u w:val="single"/>
     </w:rPr>
   </w:style>
+  <w:style w:type="paragraph" w:styleId="aa">
+    <w:name w:val="header"/>
+    <w:basedOn w:val="a"/>
+    <w:link w:val="ab"/>
+    <w:uiPriority w:val="99"/>
+    <w:unhideWhenUsed/>
+    <w:rsid w:val="00F60201"/>
+    <w:pPr>
+      <w:tabs>
+        <w:tab w:val="center" w:pos="4677"/>
+        <w:tab w:val="right" w:pos="9355"/>
+      </w:tabs>
+      <w:spacing w:after="0" w:line="240" w:lineRule="auto"/>
+    </w:pPr>
+  </w:style>
+  <w:style w:type="character" w:customStyle="1" w:styleId="ab">
+    <w:name w:val="Верхний колонтитул Знак"/>
+    <w:basedOn w:val="a0"/>
+    <w:link w:val="aa"/>
+    <w:uiPriority w:val="99"/>
+    <w:rsid w:val="00F60201"/>
+  </w:style>
+  <w:style w:type="paragraph" w:styleId="ac">
+    <w:name w:val="footer"/>
+    <w:basedOn w:val="a"/>
+    <w:link w:val="ad"/>
+    <w:uiPriority w:val="99"/>
+    <w:unhideWhenUsed/>
+    <w:rsid w:val="00F60201"/>
+    <w:pPr>
+      <w:tabs>
+        <w:tab w:val="center" w:pos="4677"/>
+        <w:tab w:val="right" w:pos="9355"/>
+      </w:tabs>
+      <w:spacing w:after="0" w:line="240" w:lineRule="auto"/>
+    </w:pPr>
+  </w:style>
+  <w:style w:type="character" w:customStyle="1" w:styleId="ad">
+    <w:name w:val="Нижний колонтитул Знак"/>
+    <w:basedOn w:val="a0"/>
+    <w:link w:val="ac"/>
+    <w:uiPriority w:val="99"/>
+    <w:rsid w:val="00F60201"/>
+  </w:style>
 </w:styles>
 </file>
 

--- a/docs/12-final-report/Пояснительная_записка_Алдабаева.docx
+++ b/docs/12-final-report/Пояснительная_записка_Алдабаева.docx
@@ -6676,7 +6676,7 @@
             <mc:AlternateContent>
               <mc:Choice Requires="wps">
                 <w:drawing>
-                  <wp:anchor distT="0" distB="0" distL="114300" distR="114300" simplePos="0" relativeHeight="251662848" behindDoc="0" locked="0" layoutInCell="1" allowOverlap="1" wp14:anchorId="677D37E4" wp14:editId="49D6171F">
+                  <wp:anchor distT="0" distB="0" distL="114300" distR="114300" simplePos="0" relativeHeight="251659264" behindDoc="0" locked="0" layoutInCell="1" allowOverlap="1" wp14:anchorId="677D37E4" wp14:editId="49D6171F">
                     <wp:simplePos x="0" y="0"/>
                     <wp:positionH relativeFrom="page">
                       <wp:posOffset>3886200</wp:posOffset>
@@ -8669,7 +8669,7 @@
         <mc:AlternateContent>
           <mc:Choice Requires="wps">
             <w:drawing>
-              <wp:anchor distT="0" distB="0" distL="114300" distR="114300" simplePos="0" relativeHeight="251660800" behindDoc="0" locked="0" layoutInCell="1" allowOverlap="1">
+              <wp:anchor distT="0" distB="0" distL="114300" distR="114300" simplePos="0" relativeHeight="251658240" behindDoc="0" locked="0" layoutInCell="1" allowOverlap="1">
                 <wp:simplePos x="0" y="0"/>
                 <wp:positionH relativeFrom="margin">
                   <wp:align>center</wp:align>
@@ -8751,7 +8751,7 @@
         <mc:AlternateContent>
           <mc:Choice Requires="wps">
             <w:drawing>
-              <wp:anchor distT="0" distB="0" distL="114300" distR="114300" simplePos="0" relativeHeight="251659776" behindDoc="0" locked="0" layoutInCell="1" allowOverlap="1">
+              <wp:anchor distT="0" distB="0" distL="114300" distR="114300" simplePos="0" relativeHeight="251657216" behindDoc="0" locked="0" layoutInCell="1" allowOverlap="1">
                 <wp:simplePos x="0" y="0"/>
                 <wp:positionH relativeFrom="column">
                   <wp:posOffset>2860493</wp:posOffset>
@@ -10938,7 +10938,7 @@
             <v:path o:extrusionok="f" gradientshapeok="t" o:connecttype="rect"/>
             <o:lock v:ext="edit" aspectratio="t"/>
           </v:shapetype>
-          <v:shape id="_x0000_s1027" type="#_x0000_t75" style="position:absolute;left:0;text-align:left;margin-left:38.65pt;margin-top:.1pt;width:389pt;height:396.2pt;z-index:-251657728;mso-position-horizontal-relative:text;mso-position-vertical-relative:text" wrapcoords="-49 0 -49 21552 21600 21552 21600 0 -49 0">
+          <v:shape id="_x0000_s1027" type="#_x0000_t75" style="position:absolute;left:0;text-align:left;margin-left:38.65pt;margin-top:.1pt;width:389pt;height:396.2pt;z-index:-251656192;mso-position-horizontal-relative:text;mso-position-vertical-relative:text" wrapcoords="-49 0 -49 21552 21600 21552 21600 0 -49 0">
             <v:imagedata r:id="rId8" o:title="TLJTIXjX4BtVfnZYHVL2Mt-qiOXO97a1wGCioHeNauraLqHAmHWr1Tj6IYzAAKhf2spNR1DJ4rzXlZVgcTbDM26v-sPdpfmpv_jcT_p0RWJ7jQhb7xhUaTsmQtHabmxjYhCNd5OTQZYbmFOgLITJO9U2UYD9soUENwzba_w1NQwVk5w5zksgdyrKN"/>
             <w10:wrap type="topAndBottom"/>
           </v:shape>
@@ -29257,7 +29257,7 @@
           <w:noProof/>
         </w:rPr>
         <w:drawing>
-          <wp:anchor distT="0" distB="0" distL="114300" distR="114300" simplePos="0" relativeHeight="251656704" behindDoc="0" locked="0" layoutInCell="1" allowOverlap="1">
+          <wp:anchor distT="0" distB="0" distL="114300" distR="114300" simplePos="0" relativeHeight="251655168" behindDoc="0" locked="0" layoutInCell="1" allowOverlap="1">
             <wp:simplePos x="0" y="0"/>
             <wp:positionH relativeFrom="margin">
               <wp:posOffset>1456055</wp:posOffset>
@@ -29342,8 +29342,6 @@
         </w:rPr>
         <w:t xml:space="preserve"> обследования и сбора требований, которые послужили основой для перехода к фазе проектирования архитектуры и структуры базы данных. Основной объем работ был сосредоточен в блоке программной реализации, который, согласно методологии PCMEF, был разделен на разработку серверной части, создание пользовательского интерфейса и интеграцию механизмов безопасности. Завершающий уровень иерархии включил в себя мероприятия по тестированию, подготовке эксплуатационной документации и финальному развертыванию системы в производственной среде.</w:t>
       </w:r>
-      <w:bookmarkStart w:id="66" w:name="_GoBack"/>
-      <w:bookmarkEnd w:id="66"/>
     </w:p>
     <w:p>
       <w:pPr>
@@ -29379,7 +29377,7 @@
           <w:szCs w:val="28"/>
         </w:rPr>
       </w:pPr>
-      <w:bookmarkStart w:id="67" w:name="_Toc231290144"/>
+      <w:bookmarkStart w:id="66" w:name="_Toc231290144"/>
       <w:r>
         <w:rPr>
           <w:rFonts w:ascii="Times New Roman" w:hAnsi="Times New Roman" w:cs="Times New Roman"/>
@@ -29402,7 +29400,7 @@
         </w:rPr>
         <w:t>Ганта</w:t>
       </w:r>
-      <w:bookmarkEnd w:id="67"/>
+      <w:bookmarkEnd w:id="66"/>
       <w:proofErr w:type="spellEnd"/>
     </w:p>
     <w:p>
@@ -29446,7 +29444,7 @@
           <w:szCs w:val="28"/>
         </w:rPr>
         <w:drawing>
-          <wp:anchor distT="0" distB="0" distL="114300" distR="114300" simplePos="0" relativeHeight="251657728" behindDoc="0" locked="0" layoutInCell="1" allowOverlap="1">
+          <wp:anchor distT="0" distB="0" distL="114300" distR="114300" simplePos="0" relativeHeight="251656192" behindDoc="0" locked="0" layoutInCell="1" allowOverlap="1">
             <wp:simplePos x="0" y="0"/>
             <wp:positionH relativeFrom="page">
               <wp:align>center</wp:align>
@@ -29612,7 +29610,7 @@
           <w:szCs w:val="28"/>
         </w:rPr>
       </w:pPr>
-      <w:bookmarkStart w:id="68" w:name="_Toc231290145"/>
+      <w:bookmarkStart w:id="67" w:name="_Toc231290145"/>
       <w:r>
         <w:rPr>
           <w:rFonts w:ascii="Times New Roman" w:hAnsi="Times New Roman" w:cs="Times New Roman"/>
@@ -29623,7 +29621,7 @@
         </w:rPr>
         <w:t>6.3. Оценка трудозатрат (COCOMO)</w:t>
       </w:r>
-      <w:bookmarkEnd w:id="68"/>
+      <w:bookmarkEnd w:id="67"/>
     </w:p>
     <w:p>
       <w:pPr>
@@ -29730,7 +29728,7 @@
           <w:szCs w:val="28"/>
         </w:rPr>
       </w:pPr>
-      <w:bookmarkStart w:id="69" w:name="_Toc231290146"/>
+      <w:bookmarkStart w:id="68" w:name="_Toc231290146"/>
       <w:r>
         <w:rPr>
           <w:rFonts w:ascii="Times New Roman" w:hAnsi="Times New Roman" w:cs="Times New Roman"/>
@@ -29741,7 +29739,7 @@
         </w:rPr>
         <w:t>6.4. Управление рисками</w:t>
       </w:r>
-      <w:bookmarkEnd w:id="69"/>
+      <w:bookmarkEnd w:id="68"/>
     </w:p>
     <w:p>
       <w:pPr>
@@ -29792,7 +29790,7 @@
           <w:szCs w:val="28"/>
         </w:rPr>
       </w:pPr>
-      <w:bookmarkStart w:id="70" w:name="_Toc231290147"/>
+      <w:bookmarkStart w:id="69" w:name="_Toc231290147"/>
       <w:r>
         <w:rPr>
           <w:rFonts w:ascii="Times New Roman" w:hAnsi="Times New Roman" w:cs="Times New Roman"/>
@@ -29803,7 +29801,7 @@
         </w:rPr>
         <w:t>ЗАКЛЮЧЕНИЕ</w:t>
       </w:r>
-      <w:bookmarkEnd w:id="70"/>
+      <w:bookmarkEnd w:id="69"/>
     </w:p>
     <w:p>
       <w:pPr>
@@ -29818,7 +29816,7 @@
           <w:szCs w:val="28"/>
         </w:rPr>
       </w:pPr>
-      <w:bookmarkStart w:id="71" w:name="_Toc231290148"/>
+      <w:bookmarkStart w:id="70" w:name="_Toc231290148"/>
       <w:r>
         <w:rPr>
           <w:rFonts w:ascii="Times New Roman" w:hAnsi="Times New Roman" w:cs="Times New Roman"/>
@@ -29829,7 +29827,7 @@
         </w:rPr>
         <w:t>Вывод</w:t>
       </w:r>
-      <w:bookmarkEnd w:id="71"/>
+      <w:bookmarkEnd w:id="70"/>
     </w:p>
     <w:p>
       <w:pPr>
@@ -29960,7 +29958,7 @@
           <w:szCs w:val="28"/>
         </w:rPr>
       </w:pPr>
-      <w:bookmarkStart w:id="72" w:name="_Toc231290149"/>
+      <w:bookmarkStart w:id="71" w:name="_Toc231290149"/>
       <w:r>
         <w:rPr>
           <w:rFonts w:ascii="Times New Roman" w:hAnsi="Times New Roman" w:cs="Times New Roman"/>
@@ -29972,7 +29970,7 @@
         <w:lastRenderedPageBreak/>
         <w:t>Результаты</w:t>
       </w:r>
-      <w:bookmarkEnd w:id="72"/>
+      <w:bookmarkEnd w:id="71"/>
     </w:p>
     <w:p>
       <w:pPr>
@@ -30207,7 +30205,7 @@
           <w:szCs w:val="28"/>
         </w:rPr>
       </w:pPr>
-      <w:bookmarkStart w:id="73" w:name="_Toc231290150"/>
+      <w:bookmarkStart w:id="72" w:name="_Toc231290150"/>
       <w:r>
         <w:rPr>
           <w:rFonts w:ascii="Times New Roman" w:hAnsi="Times New Roman" w:cs="Times New Roman"/>
@@ -30218,7 +30216,7 @@
         </w:rPr>
         <w:t>Перспективы развития</w:t>
       </w:r>
-      <w:bookmarkEnd w:id="73"/>
+      <w:bookmarkEnd w:id="72"/>
     </w:p>
     <w:p>
       <w:pPr>
@@ -30313,7 +30311,7 @@
           <w:szCs w:val="28"/>
         </w:rPr>
       </w:pPr>
-      <w:bookmarkStart w:id="74" w:name="_Toc231290151"/>
+      <w:bookmarkStart w:id="73" w:name="_Toc231290151"/>
       <w:r>
         <w:rPr>
           <w:rFonts w:ascii="Times New Roman" w:hAnsi="Times New Roman" w:cs="Times New Roman"/>
@@ -30325,31 +30323,22 @@
         <w:lastRenderedPageBreak/>
         <w:t>СПИСОК ИСПОЛЬЗОВАННЫХ ИСТОЧНИКОВ</w:t>
       </w:r>
-      <w:bookmarkEnd w:id="74"/>
+      <w:bookmarkEnd w:id="73"/>
     </w:p>
     <w:p>
       <w:pPr>
         <w:pStyle w:val="a6"/>
         <w:numPr>
           <w:ilvl w:val="0"/>
-          <w:numId w:val="29"/>
+          <w:numId w:val="46"/>
         </w:numPr>
         <w:spacing w:before="0" w:beforeAutospacing="0" w:after="0" w:afterAutospacing="0" w:line="360" w:lineRule="auto"/>
         <w:ind w:left="0" w:firstLine="709"/>
-        <w:jc w:val="both"/>
-        <w:rPr>
-          <w:sz w:val="28"/>
-          <w:szCs w:val="28"/>
-        </w:rPr>
-      </w:pPr>
-      <w:r>
-        <w:rPr>
-          <w:bCs/>
-          <w:sz w:val="28"/>
-          <w:szCs w:val="28"/>
-        </w:rPr>
-        <w:t>Блох, Дж</w:t>
-      </w:r>
+        <w:rPr>
+          <w:sz w:val="28"/>
+          <w:szCs w:val="28"/>
+        </w:rPr>
+      </w:pPr>
       <w:r>
         <w:rPr>
           <w:b/>
@@ -30357,7 +30346,7 @@
           <w:sz w:val="28"/>
           <w:szCs w:val="28"/>
         </w:rPr>
-        <w:t>.</w:t>
+        <w:t>Блох, Дж.</w:t>
       </w:r>
       <w:r>
         <w:rPr>
@@ -30380,7 +30369,23 @@
           <w:sz w:val="28"/>
           <w:szCs w:val="28"/>
         </w:rPr>
-        <w:t>. Эффективное программирование. / Дж. Блох. — М.: Лори, 2024. — 464 c.</w:t>
+        <w:t xml:space="preserve">. Эффективное программирование / Дж. Блох. — 3-е изд. — </w:t>
+      </w:r>
+      <w:proofErr w:type="gramStart"/>
+      <w:r>
+        <w:rPr>
+          <w:sz w:val="28"/>
+          <w:szCs w:val="28"/>
+        </w:rPr>
+        <w:t>Москва :</w:t>
+      </w:r>
+      <w:proofErr w:type="gramEnd"/>
+      <w:r>
+        <w:rPr>
+          <w:sz w:val="28"/>
+          <w:szCs w:val="28"/>
+        </w:rPr>
+        <w:t xml:space="preserve"> Лори, 2024. — 464 с.</w:t>
       </w:r>
     </w:p>
     <w:p>
@@ -30388,18 +30393,18 @@
         <w:pStyle w:val="a6"/>
         <w:numPr>
           <w:ilvl w:val="0"/>
-          <w:numId w:val="29"/>
+          <w:numId w:val="46"/>
         </w:numPr>
         <w:spacing w:before="0" w:beforeAutospacing="0" w:after="0" w:afterAutospacing="0" w:line="360" w:lineRule="auto"/>
         <w:ind w:left="0" w:firstLine="709"/>
-        <w:jc w:val="both"/>
-        <w:rPr>
-          <w:sz w:val="28"/>
-          <w:szCs w:val="28"/>
-        </w:rPr>
-      </w:pPr>
-      <w:r>
-        <w:rPr>
+        <w:rPr>
+          <w:sz w:val="28"/>
+          <w:szCs w:val="28"/>
+        </w:rPr>
+      </w:pPr>
+      <w:r>
+        <w:rPr>
+          <w:b/>
           <w:bCs/>
           <w:sz w:val="28"/>
           <w:szCs w:val="28"/>
@@ -30411,7 +30416,7 @@
           <w:sz w:val="28"/>
           <w:szCs w:val="28"/>
         </w:rPr>
-        <w:t xml:space="preserve"> Чистая архитектура. Искусство разработки программного обеспечения. / Р. Мартин. — </w:t>
+        <w:t xml:space="preserve"> Чистая архитектура. Искусство разработки программного обеспечения / Р. Мартин. — Санкт-</w:t>
       </w:r>
       <w:proofErr w:type="gramStart"/>
       <w:r>
@@ -30419,7 +30424,7 @@
           <w:sz w:val="28"/>
           <w:szCs w:val="28"/>
         </w:rPr>
-        <w:t>СПб.:</w:t>
+        <w:t>Петербург :</w:t>
       </w:r>
       <w:proofErr w:type="gramEnd"/>
       <w:r>
@@ -30427,7 +30432,7 @@
           <w:sz w:val="28"/>
           <w:szCs w:val="28"/>
         </w:rPr>
-        <w:t xml:space="preserve"> Питер, 2023. — 352 c.</w:t>
+        <w:t xml:space="preserve"> Питер, 2023. — 352 с.</w:t>
       </w:r>
     </w:p>
     <w:p>
@@ -30435,19 +30440,19 @@
         <w:pStyle w:val="a6"/>
         <w:numPr>
           <w:ilvl w:val="0"/>
-          <w:numId w:val="29"/>
+          <w:numId w:val="46"/>
         </w:numPr>
         <w:spacing w:before="0" w:beforeAutospacing="0" w:after="0" w:afterAutospacing="0" w:line="360" w:lineRule="auto"/>
         <w:ind w:left="0" w:firstLine="709"/>
-        <w:jc w:val="both"/>
-        <w:rPr>
-          <w:sz w:val="28"/>
-          <w:szCs w:val="28"/>
-        </w:rPr>
-      </w:pPr>
-      <w:proofErr w:type="spellStart"/>
-      <w:r>
-        <w:rPr>
+        <w:rPr>
+          <w:sz w:val="28"/>
+          <w:szCs w:val="28"/>
+        </w:rPr>
+      </w:pPr>
+      <w:proofErr w:type="spellStart"/>
+      <w:r>
+        <w:rPr>
+          <w:b/>
           <w:bCs/>
           <w:sz w:val="28"/>
           <w:szCs w:val="28"/>
@@ -30457,6 +30462,7 @@
       <w:proofErr w:type="spellEnd"/>
       <w:r>
         <w:rPr>
+          <w:b/>
           <w:bCs/>
           <w:sz w:val="28"/>
           <w:szCs w:val="28"/>
@@ -30484,7 +30490,7 @@
           <w:sz w:val="28"/>
           <w:szCs w:val="28"/>
         </w:rPr>
-        <w:t xml:space="preserve"> в действии. / К. </w:t>
+        <w:t xml:space="preserve"> в действии / К. </w:t>
       </w:r>
       <w:proofErr w:type="spellStart"/>
       <w:r>
@@ -30500,7 +30506,7 @@
           <w:sz w:val="28"/>
           <w:szCs w:val="28"/>
         </w:rPr>
-        <w:t xml:space="preserve">. — 6-е изд. — </w:t>
+        <w:t>. — 6-е изд. — Санкт-</w:t>
       </w:r>
       <w:proofErr w:type="gramStart"/>
       <w:r>
@@ -30508,7 +30514,7 @@
           <w:sz w:val="28"/>
           <w:szCs w:val="28"/>
         </w:rPr>
-        <w:t>СПб.:</w:t>
+        <w:t>Петербург :</w:t>
       </w:r>
       <w:proofErr w:type="gramEnd"/>
       <w:r>
@@ -30516,7 +30522,7 @@
           <w:sz w:val="28"/>
           <w:szCs w:val="28"/>
         </w:rPr>
-        <w:t xml:space="preserve"> Питер, 2024. — 624 c.</w:t>
+        <w:t xml:space="preserve"> Питер, 2024. — 624 с.</w:t>
       </w:r>
     </w:p>
     <w:p>
@@ -30524,19 +30530,19 @@
         <w:pStyle w:val="a6"/>
         <w:numPr>
           <w:ilvl w:val="0"/>
-          <w:numId w:val="29"/>
+          <w:numId w:val="46"/>
         </w:numPr>
         <w:spacing w:before="0" w:beforeAutospacing="0" w:after="0" w:afterAutospacing="0" w:line="360" w:lineRule="auto"/>
         <w:ind w:left="0" w:firstLine="709"/>
-        <w:jc w:val="both"/>
-        <w:rPr>
-          <w:sz w:val="28"/>
-          <w:szCs w:val="28"/>
-        </w:rPr>
-      </w:pPr>
-      <w:proofErr w:type="spellStart"/>
-      <w:r>
-        <w:rPr>
+        <w:rPr>
+          <w:sz w:val="28"/>
+          <w:szCs w:val="28"/>
+        </w:rPr>
+      </w:pPr>
+      <w:proofErr w:type="spellStart"/>
+      <w:r>
+        <w:rPr>
+          <w:b/>
           <w:bCs/>
           <w:sz w:val="28"/>
           <w:szCs w:val="28"/>
@@ -30546,6 +30552,7 @@
       <w:proofErr w:type="spellEnd"/>
       <w:r>
         <w:rPr>
+          <w:b/>
           <w:bCs/>
           <w:sz w:val="28"/>
           <w:szCs w:val="28"/>
@@ -30557,7 +30564,7 @@
           <w:sz w:val="28"/>
           <w:szCs w:val="28"/>
         </w:rPr>
-        <w:t xml:space="preserve"> Шаблоны корпоративных программных приложений. / М. </w:t>
+        <w:t xml:space="preserve"> Шаблоны корпоративных программных приложений / М. </w:t>
       </w:r>
       <w:proofErr w:type="spellStart"/>
       <w:r>
@@ -30573,7 +30580,23 @@
           <w:sz w:val="28"/>
           <w:szCs w:val="28"/>
         </w:rPr>
-        <w:t>. — М.: Вильямс, 2022. — 544 c.</w:t>
+        <w:t xml:space="preserve">. — </w:t>
+      </w:r>
+      <w:proofErr w:type="gramStart"/>
+      <w:r>
+        <w:rPr>
+          <w:sz w:val="28"/>
+          <w:szCs w:val="28"/>
+        </w:rPr>
+        <w:t>Москва :</w:t>
+      </w:r>
+      <w:proofErr w:type="gramEnd"/>
+      <w:r>
+        <w:rPr>
+          <w:sz w:val="28"/>
+          <w:szCs w:val="28"/>
+        </w:rPr>
+        <w:t xml:space="preserve"> Вильямс, 2022. — 544 с.</w:t>
       </w:r>
     </w:p>
     <w:p>
@@ -30581,192 +30604,337 @@
         <w:pStyle w:val="a6"/>
         <w:numPr>
           <w:ilvl w:val="0"/>
-          <w:numId w:val="29"/>
+          <w:numId w:val="46"/>
         </w:numPr>
         <w:spacing w:before="0" w:beforeAutospacing="0" w:after="0" w:afterAutospacing="0" w:line="360" w:lineRule="auto"/>
         <w:ind w:left="0" w:firstLine="709"/>
-        <w:jc w:val="both"/>
-        <w:rPr>
-          <w:sz w:val="28"/>
-          <w:szCs w:val="28"/>
-        </w:rPr>
-      </w:pPr>
-      <w:r>
-        <w:rPr>
+        <w:rPr>
+          <w:sz w:val="28"/>
+          <w:szCs w:val="28"/>
+        </w:rPr>
+      </w:pPr>
+      <w:proofErr w:type="spellStart"/>
+      <w:r>
+        <w:rPr>
+          <w:b/>
           <w:bCs/>
           <w:sz w:val="28"/>
           <w:szCs w:val="28"/>
         </w:rPr>
-        <w:t xml:space="preserve">Документация </w:t>
-      </w:r>
-      <w:proofErr w:type="spellStart"/>
-      <w:r>
-        <w:rPr>
+        <w:t>Spring</w:t>
+      </w:r>
+      <w:proofErr w:type="spellEnd"/>
+      <w:r>
+        <w:rPr>
+          <w:b/>
           <w:bCs/>
           <w:sz w:val="28"/>
           <w:szCs w:val="28"/>
         </w:rPr>
-        <w:t>Spring</w:t>
-      </w:r>
-      <w:proofErr w:type="spellEnd"/>
-      <w:r>
-        <w:rPr>
+        <w:t xml:space="preserve"> </w:t>
+      </w:r>
+      <w:proofErr w:type="spellStart"/>
+      <w:r>
+        <w:rPr>
+          <w:b/>
           <w:bCs/>
           <w:sz w:val="28"/>
           <w:szCs w:val="28"/>
         </w:rPr>
+        <w:t>Boot</w:t>
+      </w:r>
+      <w:proofErr w:type="spellEnd"/>
+      <w:r>
+        <w:rPr>
+          <w:b/>
+          <w:bCs/>
+          <w:sz w:val="28"/>
+          <w:szCs w:val="28"/>
+        </w:rPr>
         <w:t xml:space="preserve"> </w:t>
       </w:r>
       <w:proofErr w:type="spellStart"/>
       <w:r>
         <w:rPr>
+          <w:b/>
           <w:bCs/>
           <w:sz w:val="28"/>
           <w:szCs w:val="28"/>
         </w:rPr>
-        <w:t>Boot</w:t>
-      </w:r>
-      <w:proofErr w:type="spellEnd"/>
-      <w:r>
-        <w:rPr>
+        <w:t>Reference</w:t>
+      </w:r>
+      <w:proofErr w:type="spellEnd"/>
+      <w:r>
+        <w:rPr>
+          <w:b/>
           <w:bCs/>
           <w:sz w:val="28"/>
           <w:szCs w:val="28"/>
         </w:rPr>
-        <w:t>.</w:t>
-      </w:r>
-      <w:r>
-        <w:rPr>
-          <w:sz w:val="28"/>
-          <w:szCs w:val="28"/>
-        </w:rPr>
-        <w:t xml:space="preserve"> [Электронный ресурс]. — Режим доступа: </w:t>
+        <w:t xml:space="preserve"> </w:t>
+      </w:r>
+      <w:proofErr w:type="spellStart"/>
+      <w:r>
+        <w:rPr>
+          <w:b/>
+          <w:bCs/>
+          <w:sz w:val="28"/>
+          <w:szCs w:val="28"/>
+        </w:rPr>
+        <w:t>Documentation</w:t>
+      </w:r>
+      <w:proofErr w:type="spellEnd"/>
+      <w:r>
+        <w:rPr>
+          <w:sz w:val="28"/>
+          <w:szCs w:val="28"/>
+        </w:rPr>
+        <w:t xml:space="preserve"> [Электронный ресурс] // </w:t>
+      </w:r>
+      <w:proofErr w:type="gramStart"/>
+      <w:r>
+        <w:rPr>
+          <w:sz w:val="28"/>
+          <w:szCs w:val="28"/>
+        </w:rPr>
+        <w:t>Spring.io :</w:t>
+      </w:r>
+      <w:proofErr w:type="gramEnd"/>
+      <w:r>
+        <w:rPr>
+          <w:sz w:val="28"/>
+          <w:szCs w:val="28"/>
+        </w:rPr>
+        <w:t xml:space="preserve"> официальный сайт. — URL: </w:t>
       </w:r>
       <w:hyperlink r:id="rId11" w:tgtFrame="_blank" w:history="1">
         <w:r>
           <w:rPr>
             <w:rStyle w:val="a3"/>
-            <w:color w:val="auto"/>
+            <w:rFonts w:eastAsiaTheme="majorEastAsia"/>
             <w:sz w:val="28"/>
             <w:szCs w:val="28"/>
           </w:rPr>
-          <w:t>https://docs.spring.io/spring-boot/docs/current/reference/html/</w:t>
+          <w:t>https://docs.spring.io/spring-</w:t>
+        </w:r>
+        <w:bookmarkStart w:id="74" w:name="_GoBack"/>
+        <w:bookmarkEnd w:id="74"/>
+        <w:r>
+          <w:rPr>
+            <w:rStyle w:val="a3"/>
+            <w:rFonts w:eastAsiaTheme="majorEastAsia"/>
+            <w:sz w:val="28"/>
+            <w:szCs w:val="28"/>
+          </w:rPr>
+          <w:t>boot/docs/current/reference/html/</w:t>
         </w:r>
       </w:hyperlink>
+      <w:r>
+        <w:rPr>
+          <w:sz w:val="28"/>
+          <w:szCs w:val="28"/>
+        </w:rPr>
+        <w:t xml:space="preserve"> (дата обращения: 23.06.2026).</w:t>
+      </w:r>
     </w:p>
     <w:p>
       <w:pPr>
         <w:pStyle w:val="a6"/>
         <w:numPr>
           <w:ilvl w:val="0"/>
-          <w:numId w:val="29"/>
+          <w:numId w:val="46"/>
         </w:numPr>
         <w:spacing w:before="0" w:beforeAutospacing="0" w:after="0" w:afterAutospacing="0" w:line="360" w:lineRule="auto"/>
         <w:ind w:left="0" w:firstLine="709"/>
-        <w:jc w:val="both"/>
-        <w:rPr>
-          <w:sz w:val="28"/>
-          <w:szCs w:val="28"/>
-        </w:rPr>
-      </w:pPr>
-      <w:r>
-        <w:rPr>
+        <w:rPr>
+          <w:sz w:val="28"/>
+          <w:szCs w:val="28"/>
+        </w:rPr>
+      </w:pPr>
+      <w:proofErr w:type="spellStart"/>
+      <w:r>
+        <w:rPr>
+          <w:b/>
           <w:bCs/>
           <w:sz w:val="28"/>
           <w:szCs w:val="28"/>
         </w:rPr>
-        <w:t xml:space="preserve">Спецификация языка </w:t>
-      </w:r>
-      <w:proofErr w:type="spellStart"/>
-      <w:r>
-        <w:rPr>
+        <w:t>Java</w:t>
+      </w:r>
+      <w:proofErr w:type="spellEnd"/>
+      <w:r>
+        <w:rPr>
+          <w:b/>
           <w:bCs/>
           <w:sz w:val="28"/>
           <w:szCs w:val="28"/>
         </w:rPr>
-        <w:t>Java</w:t>
-      </w:r>
-      <w:proofErr w:type="spellEnd"/>
-      <w:r>
-        <w:rPr>
+        <w:t xml:space="preserve"> </w:t>
+      </w:r>
+      <w:proofErr w:type="spellStart"/>
+      <w:r>
+        <w:rPr>
+          <w:b/>
           <w:bCs/>
           <w:sz w:val="28"/>
           <w:szCs w:val="28"/>
         </w:rPr>
-        <w:t xml:space="preserve"> 21.</w:t>
-      </w:r>
-      <w:r>
-        <w:rPr>
-          <w:sz w:val="28"/>
-          <w:szCs w:val="28"/>
-        </w:rPr>
-        <w:t xml:space="preserve"> [Электронный ресурс]. — Режим доступа: </w:t>
+        <w:t>Language</w:t>
+      </w:r>
+      <w:proofErr w:type="spellEnd"/>
+      <w:r>
+        <w:rPr>
+          <w:b/>
+          <w:bCs/>
+          <w:sz w:val="28"/>
+          <w:szCs w:val="28"/>
+        </w:rPr>
+        <w:t xml:space="preserve"> </w:t>
+      </w:r>
+      <w:proofErr w:type="spellStart"/>
+      <w:r>
+        <w:rPr>
+          <w:b/>
+          <w:bCs/>
+          <w:sz w:val="28"/>
+          <w:szCs w:val="28"/>
+        </w:rPr>
+        <w:t>Specification</w:t>
+      </w:r>
+      <w:proofErr w:type="spellEnd"/>
+      <w:r>
+        <w:rPr>
+          <w:sz w:val="28"/>
+          <w:szCs w:val="28"/>
+        </w:rPr>
+        <w:t xml:space="preserve"> [Электронный ресурс] // </w:t>
+      </w:r>
+      <w:proofErr w:type="spellStart"/>
+      <w:proofErr w:type="gramStart"/>
+      <w:r>
+        <w:rPr>
+          <w:sz w:val="28"/>
+          <w:szCs w:val="28"/>
+        </w:rPr>
+        <w:t>Oracle</w:t>
+      </w:r>
+      <w:proofErr w:type="spellEnd"/>
+      <w:r>
+        <w:rPr>
+          <w:sz w:val="28"/>
+          <w:szCs w:val="28"/>
+        </w:rPr>
+        <w:t xml:space="preserve"> :</w:t>
+      </w:r>
+      <w:proofErr w:type="gramEnd"/>
+      <w:r>
+        <w:rPr>
+          <w:sz w:val="28"/>
+          <w:szCs w:val="28"/>
+        </w:rPr>
+        <w:t xml:space="preserve"> официальный сайт. — URL: </w:t>
       </w:r>
       <w:hyperlink r:id="rId12" w:tgtFrame="_blank" w:history="1">
         <w:r>
           <w:rPr>
             <w:rStyle w:val="a3"/>
-            <w:color w:val="auto"/>
+            <w:rFonts w:eastAsiaTheme="majorEastAsia"/>
             <w:sz w:val="28"/>
             <w:szCs w:val="28"/>
           </w:rPr>
           <w:t>https://docs.oracle.com/javase/specs/</w:t>
         </w:r>
       </w:hyperlink>
+      <w:r>
+        <w:rPr>
+          <w:sz w:val="28"/>
+          <w:szCs w:val="28"/>
+        </w:rPr>
+        <w:t xml:space="preserve"> (дата обращения: 23.06.2026).</w:t>
+      </w:r>
     </w:p>
     <w:p>
       <w:pPr>
         <w:pStyle w:val="a6"/>
         <w:numPr>
           <w:ilvl w:val="0"/>
-          <w:numId w:val="29"/>
+          <w:numId w:val="46"/>
         </w:numPr>
         <w:spacing w:before="0" w:beforeAutospacing="0" w:after="0" w:afterAutospacing="0" w:line="360" w:lineRule="auto"/>
         <w:ind w:left="0" w:firstLine="709"/>
-        <w:jc w:val="both"/>
-        <w:rPr>
-          <w:sz w:val="28"/>
-          <w:szCs w:val="28"/>
-        </w:rPr>
-      </w:pPr>
-      <w:r>
-        <w:rPr>
+        <w:rPr>
+          <w:sz w:val="28"/>
+          <w:szCs w:val="28"/>
+        </w:rPr>
+      </w:pPr>
+      <w:proofErr w:type="spellStart"/>
+      <w:r>
+        <w:rPr>
+          <w:b/>
           <w:bCs/>
           <w:sz w:val="28"/>
           <w:szCs w:val="28"/>
         </w:rPr>
-        <w:t xml:space="preserve">Официальное руководство </w:t>
-      </w:r>
-      <w:proofErr w:type="spellStart"/>
-      <w:r>
-        <w:rPr>
+        <w:t>PostgreSQL</w:t>
+      </w:r>
+      <w:proofErr w:type="spellEnd"/>
+      <w:r>
+        <w:rPr>
+          <w:b/>
           <w:bCs/>
           <w:sz w:val="28"/>
           <w:szCs w:val="28"/>
         </w:rPr>
+        <w:t xml:space="preserve"> </w:t>
+      </w:r>
+      <w:proofErr w:type="spellStart"/>
+      <w:r>
+        <w:rPr>
+          <w:b/>
+          <w:bCs/>
+          <w:sz w:val="28"/>
+          <w:szCs w:val="28"/>
+        </w:rPr>
+        <w:t>Documentation</w:t>
+      </w:r>
+      <w:proofErr w:type="spellEnd"/>
+      <w:r>
+        <w:rPr>
+          <w:sz w:val="28"/>
+          <w:szCs w:val="28"/>
+        </w:rPr>
+        <w:t xml:space="preserve"> [Электронный ресурс] // </w:t>
+      </w:r>
+      <w:proofErr w:type="spellStart"/>
+      <w:proofErr w:type="gramStart"/>
+      <w:r>
+        <w:rPr>
+          <w:sz w:val="28"/>
+          <w:szCs w:val="28"/>
+        </w:rPr>
         <w:t>PostgreSQL</w:t>
       </w:r>
       <w:proofErr w:type="spellEnd"/>
       <w:r>
         <w:rPr>
-          <w:bCs/>
-          <w:sz w:val="28"/>
-          <w:szCs w:val="28"/>
-        </w:rPr>
-        <w:t>.</w:t>
-      </w:r>
-      <w:r>
-        <w:rPr>
-          <w:sz w:val="28"/>
-          <w:szCs w:val="28"/>
-        </w:rPr>
-        <w:t xml:space="preserve"> [Электронный ресурс]. — Режим доступа: </w:t>
+          <w:sz w:val="28"/>
+          <w:szCs w:val="28"/>
+        </w:rPr>
+        <w:t xml:space="preserve"> :</w:t>
+      </w:r>
+      <w:proofErr w:type="gramEnd"/>
+      <w:r>
+        <w:rPr>
+          <w:sz w:val="28"/>
+          <w:szCs w:val="28"/>
+        </w:rPr>
+        <w:t xml:space="preserve"> официальный сайт. — URL: </w:t>
       </w:r>
       <w:hyperlink r:id="rId13" w:tgtFrame="_blank" w:history="1">
         <w:r>
           <w:rPr>
             <w:rStyle w:val="a3"/>
-            <w:color w:val="auto"/>
+            <w:rFonts w:eastAsiaTheme="majorEastAsia"/>
             <w:sz w:val="28"/>
             <w:szCs w:val="28"/>
           </w:rPr>
@@ -30786,89 +30954,146 @@
         <w:pStyle w:val="a6"/>
         <w:numPr>
           <w:ilvl w:val="0"/>
-          <w:numId w:val="29"/>
+          <w:numId w:val="46"/>
         </w:numPr>
         <w:spacing w:before="0" w:beforeAutospacing="0" w:after="0" w:afterAutospacing="0" w:line="360" w:lineRule="auto"/>
         <w:ind w:left="0" w:firstLine="709"/>
-        <w:jc w:val="both"/>
-        <w:rPr>
-          <w:sz w:val="28"/>
-          <w:szCs w:val="28"/>
-        </w:rPr>
-      </w:pPr>
-      <w:r>
-        <w:rPr>
+        <w:rPr>
+          <w:sz w:val="28"/>
+          <w:szCs w:val="28"/>
+        </w:rPr>
+      </w:pPr>
+      <w:proofErr w:type="spellStart"/>
+      <w:r>
+        <w:rPr>
+          <w:b/>
           <w:bCs/>
           <w:sz w:val="28"/>
           <w:szCs w:val="28"/>
         </w:rPr>
-        <w:t xml:space="preserve">Документация </w:t>
-      </w:r>
-      <w:proofErr w:type="spellStart"/>
-      <w:r>
-        <w:rPr>
+        <w:t>Docker</w:t>
+      </w:r>
+      <w:proofErr w:type="spellEnd"/>
+      <w:r>
+        <w:rPr>
+          <w:b/>
           <w:bCs/>
           <w:sz w:val="28"/>
           <w:szCs w:val="28"/>
         </w:rPr>
+        <w:t xml:space="preserve"> </w:t>
+      </w:r>
+      <w:proofErr w:type="spellStart"/>
+      <w:r>
+        <w:rPr>
+          <w:b/>
+          <w:bCs/>
+          <w:sz w:val="28"/>
+          <w:szCs w:val="28"/>
+        </w:rPr>
+        <w:t>Documentation</w:t>
+      </w:r>
+      <w:proofErr w:type="spellEnd"/>
+      <w:r>
+        <w:rPr>
+          <w:sz w:val="28"/>
+          <w:szCs w:val="28"/>
+        </w:rPr>
+        <w:t xml:space="preserve"> [Электронный ресурс] // </w:t>
+      </w:r>
+      <w:proofErr w:type="spellStart"/>
+      <w:proofErr w:type="gramStart"/>
+      <w:r>
+        <w:rPr>
+          <w:sz w:val="28"/>
+          <w:szCs w:val="28"/>
+        </w:rPr>
         <w:t>Docker</w:t>
       </w:r>
       <w:proofErr w:type="spellEnd"/>
       <w:r>
         <w:rPr>
-          <w:bCs/>
-          <w:sz w:val="28"/>
-          <w:szCs w:val="28"/>
-        </w:rPr>
-        <w:t>.</w:t>
-      </w:r>
-      <w:r>
-        <w:rPr>
-          <w:sz w:val="28"/>
-          <w:szCs w:val="28"/>
-        </w:rPr>
-        <w:t xml:space="preserve"> [Электронный ресурс]. — Режим доступа: </w:t>
+          <w:sz w:val="28"/>
+          <w:szCs w:val="28"/>
+        </w:rPr>
+        <w:t xml:space="preserve"> :</w:t>
+      </w:r>
+      <w:proofErr w:type="gramEnd"/>
+      <w:r>
+        <w:rPr>
+          <w:sz w:val="28"/>
+          <w:szCs w:val="28"/>
+        </w:rPr>
+        <w:t xml:space="preserve"> официальный сайт. — URL: </w:t>
       </w:r>
       <w:hyperlink r:id="rId14" w:tgtFrame="_blank" w:history="1">
         <w:r>
           <w:rPr>
             <w:rStyle w:val="a3"/>
-            <w:color w:val="auto"/>
+            <w:rFonts w:eastAsiaTheme="majorEastAsia"/>
             <w:sz w:val="28"/>
             <w:szCs w:val="28"/>
           </w:rPr>
           <w:t>https://docs.docker.com/</w:t>
         </w:r>
       </w:hyperlink>
+      <w:r>
+        <w:rPr>
+          <w:sz w:val="28"/>
+          <w:szCs w:val="28"/>
+        </w:rPr>
+        <w:t xml:space="preserve"> (дата обращения: 23.06.2026).</w:t>
+      </w:r>
     </w:p>
     <w:p>
       <w:pPr>
         <w:pStyle w:val="a6"/>
         <w:numPr>
           <w:ilvl w:val="0"/>
-          <w:numId w:val="29"/>
+          <w:numId w:val="46"/>
         </w:numPr>
         <w:spacing w:before="0" w:beforeAutospacing="0" w:after="0" w:afterAutospacing="0" w:line="360" w:lineRule="auto"/>
-        <w:ind w:hanging="11"/>
-        <w:jc w:val="both"/>
-        <w:rPr>
+        <w:ind w:left="0" w:firstLine="709"/>
+        <w:rPr>
+          <w:sz w:val="28"/>
+          <w:szCs w:val="28"/>
+        </w:rPr>
+      </w:pPr>
+      <w:r>
+        <w:rPr>
+          <w:b/>
           <w:bCs/>
           <w:sz w:val="28"/>
           <w:szCs w:val="28"/>
         </w:rPr>
-      </w:pPr>
-      <w:r>
-        <w:rPr>
-          <w:bCs/>
-          <w:sz w:val="28"/>
-          <w:szCs w:val="28"/>
-        </w:rPr>
-        <w:t xml:space="preserve">Система автоматизации учета приюта «Доброе сердце» [Электронный ресурс]: </w:t>
-      </w:r>
-      <w:proofErr w:type="spellStart"/>
-      <w:r>
-        <w:rPr>
-          <w:bCs/>
+        <w:t>Система автоматизации учета приюта «Доброе сердце»</w:t>
+      </w:r>
+      <w:r>
+        <w:rPr>
+          <w:sz w:val="28"/>
+          <w:szCs w:val="28"/>
+        </w:rPr>
+        <w:t xml:space="preserve"> [Электронный ресурс</w:t>
+      </w:r>
+      <w:proofErr w:type="gramStart"/>
+      <w:r>
+        <w:rPr>
+          <w:sz w:val="28"/>
+          <w:szCs w:val="28"/>
+        </w:rPr>
+        <w:t>] :</w:t>
+      </w:r>
+      <w:proofErr w:type="gramEnd"/>
+      <w:r>
+        <w:rPr>
+          <w:sz w:val="28"/>
+          <w:szCs w:val="28"/>
+        </w:rPr>
+        <w:t xml:space="preserve"> </w:t>
+      </w:r>
+      <w:proofErr w:type="spellStart"/>
+      <w:r>
+        <w:rPr>
           <w:sz w:val="28"/>
           <w:szCs w:val="28"/>
         </w:rPr>
@@ -30877,7 +31102,6 @@
       <w:proofErr w:type="spellEnd"/>
       <w:r>
         <w:rPr>
-          <w:bCs/>
           <w:sz w:val="28"/>
           <w:szCs w:val="28"/>
         </w:rPr>
@@ -30886,7 +31110,6 @@
       <w:proofErr w:type="spellStart"/>
       <w:r>
         <w:rPr>
-          <w:bCs/>
           <w:sz w:val="28"/>
           <w:szCs w:val="28"/>
         </w:rPr>
@@ -30895,23 +31118,45 @@
       <w:proofErr w:type="spellEnd"/>
       <w:r>
         <w:rPr>
-          <w:bCs/>
-          <w:sz w:val="28"/>
-          <w:szCs w:val="28"/>
-        </w:rPr>
-        <w:t xml:space="preserve">. — Режим доступа: </w:t>
-      </w:r>
-      <w:hyperlink r:id="rId15" w:history="1">
+          <w:sz w:val="28"/>
+          <w:szCs w:val="28"/>
+        </w:rPr>
+        <w:t xml:space="preserve"> / </w:t>
+      </w:r>
+      <w:proofErr w:type="spellStart"/>
+      <w:r>
+        <w:rPr>
+          <w:sz w:val="28"/>
+          <w:szCs w:val="28"/>
+        </w:rPr>
+        <w:t>Pharrower</w:t>
+      </w:r>
+      <w:proofErr w:type="spellEnd"/>
+      <w:r>
+        <w:rPr>
+          <w:sz w:val="28"/>
+          <w:szCs w:val="28"/>
+        </w:rPr>
+        <w:t xml:space="preserve">. — URL: </w:t>
+      </w:r>
+      <w:hyperlink r:id="rId15" w:tgtFrame="_blank" w:history="1">
         <w:r>
           <w:rPr>
             <w:rStyle w:val="a3"/>
-            <w:bCs/>
+            <w:rFonts w:eastAsiaTheme="majorEastAsia"/>
             <w:sz w:val="28"/>
             <w:szCs w:val="28"/>
           </w:rPr>
           <w:t>https://github.com/Pharrower/Aldabaeva_Web-development_2026</w:t>
         </w:r>
       </w:hyperlink>
+      <w:r>
+        <w:rPr>
+          <w:sz w:val="28"/>
+          <w:szCs w:val="28"/>
+        </w:rPr>
+        <w:t xml:space="preserve"> (дата обращения: 23.06.2026).</w:t>
+      </w:r>
     </w:p>
     <w:p>
       <w:pPr>
@@ -47280,6 +47525,7 @@
         <w:docPartUnique/>
       </w:docPartObj>
     </w:sdtPr>
+    <w:sdtEndPr/>
     <w:sdtContent>
       <w:p>
         <w:pPr>
@@ -47299,7 +47545,7 @@
           <w:rPr>
             <w:noProof/>
           </w:rPr>
-          <w:t>5</w:t>
+          <w:t>40</w:t>
         </w:r>
         <w:r>
           <w:fldChar w:fldCharType="end"/>
@@ -52881,6 +53127,92 @@
     </w:lvl>
   </w:abstractNum>
   <w:abstractNum w:abstractNumId="41" w15:restartNumberingAfterBreak="0">
+    <w:nsid w:val="787F695E"/>
+    <w:multiLevelType w:val="hybridMultilevel"/>
+    <w:tmpl w:val="F10CF730"/>
+    <w:lvl w:ilvl="0" w:tplc="0419000F">
+      <w:start w:val="1"/>
+      <w:numFmt w:val="decimal"/>
+      <w:lvlText w:val="%1."/>
+      <w:lvlJc w:val="left"/>
+      <w:pPr>
+        <w:ind w:left="720" w:hanging="360"/>
+      </w:pPr>
+    </w:lvl>
+    <w:lvl w:ilvl="1" w:tplc="04190019" w:tentative="1">
+      <w:start w:val="1"/>
+      <w:numFmt w:val="lowerLetter"/>
+      <w:lvlText w:val="%2."/>
+      <w:lvlJc w:val="left"/>
+      <w:pPr>
+        <w:ind w:left="1440" w:hanging="360"/>
+      </w:pPr>
+    </w:lvl>
+    <w:lvl w:ilvl="2" w:tplc="0419001B" w:tentative="1">
+      <w:start w:val="1"/>
+      <w:numFmt w:val="lowerRoman"/>
+      <w:lvlText w:val="%3."/>
+      <w:lvlJc w:val="right"/>
+      <w:pPr>
+        <w:ind w:left="2160" w:hanging="180"/>
+      </w:pPr>
+    </w:lvl>
+    <w:lvl w:ilvl="3" w:tplc="0419000F" w:tentative="1">
+      <w:start w:val="1"/>
+      <w:numFmt w:val="decimal"/>
+      <w:lvlText w:val="%4."/>
+      <w:lvlJc w:val="left"/>
+      <w:pPr>
+        <w:ind w:left="2880" w:hanging="360"/>
+      </w:pPr>
+    </w:lvl>
+    <w:lvl w:ilvl="4" w:tplc="04190019" w:tentative="1">
+      <w:start w:val="1"/>
+      <w:numFmt w:val="lowerLetter"/>
+      <w:lvlText w:val="%5."/>
+      <w:lvlJc w:val="left"/>
+      <w:pPr>
+        <w:ind w:left="3600" w:hanging="360"/>
+      </w:pPr>
+    </w:lvl>
+    <w:lvl w:ilvl="5" w:tplc="0419001B" w:tentative="1">
+      <w:start w:val="1"/>
+      <w:numFmt w:val="lowerRoman"/>
+      <w:lvlText w:val="%6."/>
+      <w:lvlJc w:val="right"/>
+      <w:pPr>
+        <w:ind w:left="4320" w:hanging="180"/>
+      </w:pPr>
+    </w:lvl>
+    <w:lvl w:ilvl="6" w:tplc="0419000F" w:tentative="1">
+      <w:start w:val="1"/>
+      <w:numFmt w:val="decimal"/>
+      <w:lvlText w:val="%7."/>
+      <w:lvlJc w:val="left"/>
+      <w:pPr>
+        <w:ind w:left="5040" w:hanging="360"/>
+      </w:pPr>
+    </w:lvl>
+    <w:lvl w:ilvl="7" w:tplc="04190019" w:tentative="1">
+      <w:start w:val="1"/>
+      <w:numFmt w:val="lowerLetter"/>
+      <w:lvlText w:val="%8."/>
+      <w:lvlJc w:val="left"/>
+      <w:pPr>
+        <w:ind w:left="5760" w:hanging="360"/>
+      </w:pPr>
+    </w:lvl>
+    <w:lvl w:ilvl="8" w:tplc="0419001B" w:tentative="1">
+      <w:start w:val="1"/>
+      <w:numFmt w:val="lowerRoman"/>
+      <w:lvlText w:val="%9."/>
+      <w:lvlJc w:val="right"/>
+      <w:pPr>
+        <w:ind w:left="6480" w:hanging="180"/>
+      </w:pPr>
+    </w:lvl>
+  </w:abstractNum>
+  <w:abstractNum w:abstractNumId="42" w15:restartNumberingAfterBreak="0">
     <w:nsid w:val="78DA0A66"/>
     <w:multiLevelType w:val="multilevel"/>
     <w:tmpl w:val="2C344748"/>
@@ -53029,7 +53361,7 @@
       </w:rPr>
     </w:lvl>
   </w:abstractNum>
-  <w:abstractNum w:abstractNumId="42" w15:restartNumberingAfterBreak="0">
+  <w:abstractNum w:abstractNumId="43" w15:restartNumberingAfterBreak="0">
     <w:nsid w:val="79D66641"/>
     <w:multiLevelType w:val="multilevel"/>
     <w:tmpl w:val="22243B16"/>
@@ -53142,7 +53474,7 @@
       </w:pPr>
     </w:lvl>
   </w:abstractNum>
-  <w:abstractNum w:abstractNumId="43" w15:restartNumberingAfterBreak="0">
+  <w:abstractNum w:abstractNumId="44" w15:restartNumberingAfterBreak="0">
     <w:nsid w:val="7D47539B"/>
     <w:multiLevelType w:val="multilevel"/>
     <w:tmpl w:val="53B0E2B8"/>
@@ -53379,7 +53711,7 @@
     <w:abstractNumId w:val="17"/>
   </w:num>
   <w:num w:numId="12">
-    <w:abstractNumId w:val="42"/>
+    <w:abstractNumId w:val="43"/>
   </w:num>
   <w:num w:numId="13">
     <w:abstractNumId w:val="3"/>
@@ -53442,7 +53774,7 @@
     <w:abstractNumId w:val="33"/>
   </w:num>
   <w:num w:numId="33">
-    <w:abstractNumId w:val="43"/>
+    <w:abstractNumId w:val="44"/>
   </w:num>
   <w:num w:numId="34">
     <w:abstractNumId w:val="30"/>
@@ -53469,13 +53801,19 @@
     <w:abstractNumId w:val="32"/>
   </w:num>
   <w:num w:numId="42">
-    <w:abstractNumId w:val="41"/>
+    <w:abstractNumId w:val="42"/>
   </w:num>
   <w:num w:numId="43">
     <w:abstractNumId w:val="35"/>
   </w:num>
   <w:num w:numId="44">
     <w:abstractNumId w:val="15"/>
+  </w:num>
+  <w:num w:numId="45">
+    <w:abstractNumId w:val="7"/>
+  </w:num>
+  <w:num w:numId="46">
+    <w:abstractNumId w:val="41"/>
   </w:num>
 </w:numbering>
 </file>
